--- a/IBL.docx
+++ b/IBL.docx
@@ -212,6 +212,66 @@
     <w:p>
       <w:pPr>
         <w:pStyle w:val="ListParagraph"/>
+        <w:spacing w:line="240" w:lineRule="auto"/>
+        <w:ind w:left="360"/>
+        <w:jc w:val="both"/>
+      </w:pPr>
+      <w:r>
+        <w:rPr>
+          <w:noProof/>
+        </w:rPr>
+        <w:drawing>
+          <wp:inline distT="0" distB="0" distL="0" distR="0" wp14:anchorId="67EE8AB0" wp14:editId="503E6C53">
+            <wp:extent cx="4696480" cy="6639852"/>
+            <wp:effectExtent l="0" t="0" r="8890" b="8890"/>
+            <wp:docPr id="946781639" name="Picture 1" descr="The image illustrates a diagram on Inquiry-Based Learning (IBL), highlighting its key features such as questioning, evidence gathering, explanation, and reflection, with a focus on the roles of teachers and students in the learning process.&#10;&#10;AI-generated content may be incorrect."/>
+            <wp:cNvGraphicFramePr>
+              <a:graphicFrameLocks xmlns:a="http://schemas.openxmlformats.org/drawingml/2006/main" noChangeAspect="1"/>
+            </wp:cNvGraphicFramePr>
+            <a:graphic xmlns:a="http://schemas.openxmlformats.org/drawingml/2006/main">
+              <a:graphicData uri="http://schemas.openxmlformats.org/drawingml/2006/picture">
+                <pic:pic xmlns:pic="http://schemas.openxmlformats.org/drawingml/2006/picture">
+                  <pic:nvPicPr>
+                    <pic:cNvPr id="946781639" name="Picture 1" descr="The image illustrates a diagram on Inquiry-Based Learning (IBL), highlighting its key features such as questioning, evidence gathering, explanation, and reflection, with a focus on the roles of teachers and students in the learning process.&#10;&#10;AI-generated content may be incorrect."/>
+                    <pic:cNvPicPr/>
+                  </pic:nvPicPr>
+                  <pic:blipFill>
+                    <a:blip r:embed="rId11">
+                      <a:extLst>
+                        <a:ext uri="{28A0092B-C50C-407E-A947-70E740481C1C}">
+                          <a14:useLocalDpi xmlns:a14="http://schemas.microsoft.com/office/drawing/2010/main" val="0"/>
+                        </a:ext>
+                      </a:extLst>
+                    </a:blip>
+                    <a:stretch>
+                      <a:fillRect/>
+                    </a:stretch>
+                  </pic:blipFill>
+                  <pic:spPr>
+                    <a:xfrm>
+                      <a:off x="0" y="0"/>
+                      <a:ext cx="4696480" cy="6639852"/>
+                    </a:xfrm>
+                    <a:prstGeom prst="rect">
+                      <a:avLst/>
+                    </a:prstGeom>
+                  </pic:spPr>
+                </pic:pic>
+              </a:graphicData>
+            </a:graphic>
+          </wp:inline>
+        </w:drawing>
+      </w:r>
+    </w:p>
+    <w:p>
+      <w:pPr>
+        <w:spacing w:line="240" w:lineRule="auto"/>
+        <w:jc w:val="both"/>
+      </w:pPr>
+    </w:p>
+    <w:p>
+      <w:pPr>
+        <w:pStyle w:val="ListParagraph"/>
         <w:numPr>
           <w:ilvl w:val="0"/>
           <w:numId w:val="3"/>
@@ -291,6 +351,7 @@
           <w:b/>
           <w:bCs/>
         </w:rPr>
+        <w:lastRenderedPageBreak/>
         <w:t>Learners formulate explanations from evidence</w:t>
       </w:r>
       <w:r>
@@ -653,7 +714,7 @@
     <w:p>
       <w:pPr>
         <w:sectPr>
-          <w:footerReference w:type="default" r:id="rId11"/>
+          <w:footerReference w:type="default" r:id="rId12"/>
           <w:pgSz w:w="11906" w:h="16838"/>
           <w:pgMar w:top="720" w:right="720" w:bottom="720" w:left="720" w:header="708" w:footer="708" w:gutter="0"/>
           <w:cols w:space="708"/>
@@ -7696,10 +7757,26 @@
 </file>
 
 <file path=customXml/item1.xml><?xml version="1.0" encoding="utf-8"?>
-<b:Sources xmlns:b="http://schemas.openxmlformats.org/officeDocument/2006/bibliography" xmlns="http://schemas.openxmlformats.org/officeDocument/2006/bibliography" SelectedStyle="\APASixthEditionOfficeOnline.xsl" StyleName="APA" Version="6"/>
+<p:properties xmlns:p="http://schemas.microsoft.com/office/2006/metadata/properties" xmlns:xsi="http://www.w3.org/2001/XMLSchema-instance" xmlns:pc="http://schemas.microsoft.com/office/infopath/2007/PartnerControls">
+  <documentManagement>
+    <TaxCatchAll xmlns="023b6993-7b2a-47fc-abda-801f9cfc4a22" xsi:nil="true"/>
+    <lcf76f155ced4ddcb4097134ff3c332f xmlns="8e7907c9-d300-453a-973f-22b249258053">
+      <Terms xmlns="http://schemas.microsoft.com/office/infopath/2007/PartnerControls"/>
+    </lcf76f155ced4ddcb4097134ff3c332f>
+  </documentManagement>
+</p:properties>
 </file>
 
 <file path=customXml/item2.xml><?xml version="1.0" encoding="utf-8"?>
+<?mso-contentType ?>
+<FormTemplates xmlns="http://schemas.microsoft.com/sharepoint/v3/contenttype/forms">
+  <Display>DocumentLibraryForm</Display>
+  <Edit>DocumentLibraryForm</Edit>
+  <New>DocumentLibraryForm</New>
+</FormTemplates>
+</file>
+
+<file path=customXml/item3.xml><?xml version="1.0" encoding="utf-8"?>
 <ct:contentTypeSchema xmlns:ct="http://schemas.microsoft.com/office/2006/metadata/contentType" xmlns:ma="http://schemas.microsoft.com/office/2006/metadata/properties/metaAttributes" ct:_="" ma:_="" ma:contentTypeName="Document" ma:contentTypeID="0x010100AC396C50D41E3A4091F741143D4A7CC7" ma:contentTypeVersion="18" ma:contentTypeDescription="Create a new document." ma:contentTypeScope="" ma:versionID="f378cebc068dfd670ebd76e205da12b1">
   <xsd:schema xmlns:xsd="http://www.w3.org/2001/XMLSchema" xmlns:xs="http://www.w3.org/2001/XMLSchema" xmlns:p="http://schemas.microsoft.com/office/2006/metadata/properties" xmlns:ns2="8e7907c9-d300-453a-973f-22b249258053" xmlns:ns3="023b6993-7b2a-47fc-abda-801f9cfc4a22" targetNamespace="http://schemas.microsoft.com/office/2006/metadata/properties" ma:root="true" ma:fieldsID="2f4f494262955d3b6ca69ec50711387d" ns2:_="" ns3:_="">
     <xsd:import namespace="8e7907c9-d300-453a-973f-22b249258053"/>
@@ -7954,35 +8031,30 @@
 </ct:contentTypeSchema>
 </file>
 
-<file path=customXml/item3.xml><?xml version="1.0" encoding="utf-8"?>
-<?mso-contentType ?>
-<FormTemplates xmlns="http://schemas.microsoft.com/sharepoint/v3/contenttype/forms">
-  <Display>DocumentLibraryForm</Display>
-  <Edit>DocumentLibraryForm</Edit>
-  <New>DocumentLibraryForm</New>
-</FormTemplates>
-</file>
-
 <file path=customXml/item4.xml><?xml version="1.0" encoding="utf-8"?>
-<p:properties xmlns:p="http://schemas.microsoft.com/office/2006/metadata/properties" xmlns:xsi="http://www.w3.org/2001/XMLSchema-instance" xmlns:pc="http://schemas.microsoft.com/office/infopath/2007/PartnerControls">
-  <documentManagement>
-    <TaxCatchAll xmlns="023b6993-7b2a-47fc-abda-801f9cfc4a22" xsi:nil="true"/>
-    <lcf76f155ced4ddcb4097134ff3c332f xmlns="8e7907c9-d300-453a-973f-22b249258053">
-      <Terms xmlns="http://schemas.microsoft.com/office/infopath/2007/PartnerControls"/>
-    </lcf76f155ced4ddcb4097134ff3c332f>
-  </documentManagement>
-</p:properties>
+<b:Sources xmlns:b="http://schemas.openxmlformats.org/officeDocument/2006/bibliography" xmlns="http://schemas.openxmlformats.org/officeDocument/2006/bibliography" SelectedStyle="\APASixthEditionOfficeOnline.xsl" StyleName="APA" Version="6"/>
 </file>
 
 <file path=customXml/itemProps1.xml><?xml version="1.0" encoding="utf-8"?>
-<ds:datastoreItem xmlns:ds="http://schemas.openxmlformats.org/officeDocument/2006/customXml" ds:itemID="{D5F75A63-D568-4C10-A4C9-C5458562EBEE}">
+<ds:datastoreItem xmlns:ds="http://schemas.openxmlformats.org/officeDocument/2006/customXml" ds:itemID="{1890BF3E-2BB0-4699-ACB7-204C5D59217A}">
   <ds:schemaRefs>
-    <ds:schemaRef ds:uri="http://schemas.openxmlformats.org/officeDocument/2006/bibliography"/>
+    <ds:schemaRef ds:uri="http://schemas.microsoft.com/office/2006/metadata/properties"/>
+    <ds:schemaRef ds:uri="http://schemas.microsoft.com/office/infopath/2007/PartnerControls"/>
+    <ds:schemaRef ds:uri="023b6993-7b2a-47fc-abda-801f9cfc4a22"/>
+    <ds:schemaRef ds:uri="8e7907c9-d300-453a-973f-22b249258053"/>
   </ds:schemaRefs>
 </ds:datastoreItem>
 </file>
 
 <file path=customXml/itemProps2.xml><?xml version="1.0" encoding="utf-8"?>
+<ds:datastoreItem xmlns:ds="http://schemas.openxmlformats.org/officeDocument/2006/customXml" ds:itemID="{7617CAF8-389E-41BF-8601-F61DA77694D5}">
+  <ds:schemaRefs>
+    <ds:schemaRef ds:uri="http://schemas.microsoft.com/sharepoint/v3/contenttype/forms"/>
+  </ds:schemaRefs>
+</ds:datastoreItem>
+</file>
+
+<file path=customXml/itemProps3.xml><?xml version="1.0" encoding="utf-8"?>
 <ds:datastoreItem xmlns:ds="http://schemas.openxmlformats.org/officeDocument/2006/customXml" ds:itemID="{07038C64-CB7E-44D0-8F16-E5C18212BB7E}">
   <ds:schemaRefs>
     <ds:schemaRef ds:uri="http://schemas.microsoft.com/office/2006/metadata/contentType"/>
@@ -8001,21 +8073,10 @@
 </ds:datastoreItem>
 </file>
 
-<file path=customXml/itemProps3.xml><?xml version="1.0" encoding="utf-8"?>
-<ds:datastoreItem xmlns:ds="http://schemas.openxmlformats.org/officeDocument/2006/customXml" ds:itemID="{7617CAF8-389E-41BF-8601-F61DA77694D5}">
+<file path=customXml/itemProps4.xml><?xml version="1.0" encoding="utf-8"?>
+<ds:datastoreItem xmlns:ds="http://schemas.openxmlformats.org/officeDocument/2006/customXml" ds:itemID="{D5F75A63-D568-4C10-A4C9-C5458562EBEE}">
   <ds:schemaRefs>
-    <ds:schemaRef ds:uri="http://schemas.microsoft.com/sharepoint/v3/contenttype/forms"/>
-  </ds:schemaRefs>
-</ds:datastoreItem>
-</file>
-
-<file path=customXml/itemProps4.xml><?xml version="1.0" encoding="utf-8"?>
-<ds:datastoreItem xmlns:ds="http://schemas.openxmlformats.org/officeDocument/2006/customXml" ds:itemID="{1890BF3E-2BB0-4699-ACB7-204C5D59217A}">
-  <ds:schemaRefs>
-    <ds:schemaRef ds:uri="http://schemas.microsoft.com/office/2006/metadata/properties"/>
-    <ds:schemaRef ds:uri="http://schemas.microsoft.com/office/infopath/2007/PartnerControls"/>
-    <ds:schemaRef ds:uri="023b6993-7b2a-47fc-abda-801f9cfc4a22"/>
-    <ds:schemaRef ds:uri="8e7907c9-d300-453a-973f-22b249258053"/>
+    <ds:schemaRef ds:uri="http://schemas.openxmlformats.org/officeDocument/2006/bibliography"/>
   </ds:schemaRefs>
 </ds:datastoreItem>
 </file>
--- a/IBL.docx
+++ b/IBL.docx
@@ -167,64 +167,21 @@
     </w:p>
     <w:p>
       <w:pPr>
-        <w:pStyle w:val="ListParagraph"/>
-        <w:numPr>
-          <w:ilvl w:val="0"/>
-          <w:numId w:val="3"/>
-        </w:numPr>
         <w:spacing w:line="240" w:lineRule="auto"/>
         <w:jc w:val="both"/>
       </w:pPr>
-      <w:r>
-        <w:rPr>
-          <w:b/>
-          <w:bCs/>
-        </w:rPr>
-        <w:t>Inquiry-Based Learning (IBL)</w:t>
-      </w:r>
-      <w:r>
-        <w:t xml:space="preserve"> is a </w:t>
-      </w:r>
-      <w:r>
-        <w:rPr>
-          <w:b/>
-          <w:bCs/>
-        </w:rPr>
-        <w:t>constructivist approach</w:t>
-      </w:r>
-      <w:r>
-        <w:t xml:space="preserve"> to teaching and learning where students explore problems, issues, phenomena, or ideas through a process guided by </w:t>
-      </w:r>
-      <w:r>
-        <w:rPr>
-          <w:b/>
-          <w:bCs/>
-        </w:rPr>
-        <w:t>driving questions</w:t>
-      </w:r>
-      <w:r>
-        <w:t>.</w:t>
-      </w:r>
       <w:r>
         <w:br/>
       </w:r>
-    </w:p>
-    <w:p>
-      <w:pPr>
-        <w:pStyle w:val="ListParagraph"/>
-        <w:spacing w:line="240" w:lineRule="auto"/>
-        <w:ind w:left="360"/>
-        <w:jc w:val="both"/>
-      </w:pPr>
       <w:r>
         <w:rPr>
           <w:noProof/>
         </w:rPr>
         <w:drawing>
-          <wp:inline distT="0" distB="0" distL="0" distR="0" wp14:anchorId="67EE8AB0" wp14:editId="503E6C53">
-            <wp:extent cx="4696480" cy="6639852"/>
-            <wp:effectExtent l="0" t="0" r="8890" b="8890"/>
-            <wp:docPr id="946781639" name="Picture 1" descr="The image illustrates a diagram on Inquiry-Based Learning (IBL), highlighting its key features such as questioning, evidence gathering, explanation, and reflection, with a focus on the roles of teachers and students in the learning process.&#10;&#10;AI-generated content may be incorrect."/>
+          <wp:inline distT="0" distB="0" distL="0" distR="0" wp14:anchorId="7ECAF595" wp14:editId="36BC6E50">
+            <wp:extent cx="4800600" cy="7200900"/>
+            <wp:effectExtent l="0" t="0" r="0" b="0"/>
+            <wp:docPr id="1398669200" name="Picture 1" descr="An image illustrates the Inquiry-Based Learning (IBL) process, featuring key components such as engaging with scientific questions, hands-on exploration, data analysis, and knowledge synthesis, all guided by a structured framework.&#10;&#10;AI-generated content may be incorrect."/>
             <wp:cNvGraphicFramePr>
               <a:graphicFrameLocks xmlns:a="http://schemas.openxmlformats.org/drawingml/2006/main" noChangeAspect="1"/>
             </wp:cNvGraphicFramePr>
@@ -232,7 +189,7 @@
               <a:graphicData uri="http://schemas.openxmlformats.org/drawingml/2006/picture">
                 <pic:pic xmlns:pic="http://schemas.openxmlformats.org/drawingml/2006/picture">
                   <pic:nvPicPr>
-                    <pic:cNvPr id="946781639" name="Picture 1" descr="The image illustrates a diagram on Inquiry-Based Learning (IBL), highlighting its key features such as questioning, evidence gathering, explanation, and reflection, with a focus on the roles of teachers and students in the learning process.&#10;&#10;AI-generated content may be incorrect."/>
+                    <pic:cNvPr id="1398669200" name="Picture 1" descr="An image illustrates the Inquiry-Based Learning (IBL) process, featuring key components such as engaging with scientific questions, hands-on exploration, data analysis, and knowledge synthesis, all guided by a structured framework.&#10;&#10;AI-generated content may be incorrect."/>
                     <pic:cNvPicPr/>
                   </pic:nvPicPr>
                   <pic:blipFill>
@@ -250,7 +207,7 @@
                   <pic:spPr>
                     <a:xfrm>
                       <a:off x="0" y="0"/>
-                      <a:ext cx="4696480" cy="6639852"/>
+                      <a:ext cx="4801061" cy="7201592"/>
                     </a:xfrm>
                     <a:prstGeom prst="rect">
                       <a:avLst/>
@@ -262,453 +219,6 @@
           </wp:inline>
         </w:drawing>
       </w:r>
-    </w:p>
-    <w:p>
-      <w:pPr>
-        <w:spacing w:line="240" w:lineRule="auto"/>
-        <w:jc w:val="both"/>
-      </w:pPr>
-    </w:p>
-    <w:p>
-      <w:pPr>
-        <w:pStyle w:val="ListParagraph"/>
-        <w:numPr>
-          <w:ilvl w:val="0"/>
-          <w:numId w:val="3"/>
-        </w:numPr>
-        <w:spacing w:after="0" w:line="240" w:lineRule="auto"/>
-        <w:jc w:val="both"/>
-      </w:pPr>
-      <w:r>
-        <w:t>IBL is characterised by 5 essential features:</w:t>
-      </w:r>
-    </w:p>
-    <w:p>
-      <w:pPr>
-        <w:pStyle w:val="ListParagraph"/>
-        <w:numPr>
-          <w:ilvl w:val="1"/>
-          <w:numId w:val="3"/>
-        </w:numPr>
-        <w:spacing w:after="0" w:line="240" w:lineRule="auto"/>
-        <w:ind w:left="714" w:hanging="357"/>
-        <w:jc w:val="both"/>
-      </w:pPr>
-      <w:r>
-        <w:rPr>
-          <w:b/>
-          <w:bCs/>
-        </w:rPr>
-        <w:t xml:space="preserve">Learners are engaged by scientifically oriented questions. </w:t>
-      </w:r>
-      <w:r>
-        <w:t xml:space="preserve">These questions </w:t>
-      </w:r>
-      <w:proofErr w:type="spellStart"/>
-      <w:r>
-        <w:t>center</w:t>
-      </w:r>
-      <w:proofErr w:type="spellEnd"/>
-      <w:r>
-        <w:t xml:space="preserve"> on objects, organisms, and events in the natural world. They are also questions that lend themselves to empirical investigation and lead to gathering and using data to develop explanations for scientific phenomena.</w:t>
-      </w:r>
-    </w:p>
-    <w:p>
-      <w:pPr>
-        <w:pStyle w:val="ListParagraph"/>
-        <w:numPr>
-          <w:ilvl w:val="1"/>
-          <w:numId w:val="3"/>
-        </w:numPr>
-        <w:spacing w:after="0" w:line="240" w:lineRule="auto"/>
-        <w:ind w:left="714" w:hanging="357"/>
-        <w:jc w:val="both"/>
-      </w:pPr>
-      <w:r>
-        <w:rPr>
-          <w:b/>
-          <w:bCs/>
-        </w:rPr>
-        <w:t>Learners give priority to evidence</w:t>
-      </w:r>
-      <w:r>
-        <w:t>, allowing them to develop and evaluate explanations that address scientifically oriented questions</w:t>
-      </w:r>
-    </w:p>
-    <w:p>
-      <w:pPr>
-        <w:pStyle w:val="ListParagraph"/>
-        <w:numPr>
-          <w:ilvl w:val="1"/>
-          <w:numId w:val="3"/>
-        </w:numPr>
-        <w:spacing w:after="0" w:line="240" w:lineRule="auto"/>
-        <w:ind w:left="714" w:hanging="357"/>
-        <w:jc w:val="both"/>
-      </w:pPr>
-      <w:r>
-        <w:rPr>
-          <w:b/>
-          <w:bCs/>
-        </w:rPr>
-        <w:lastRenderedPageBreak/>
-        <w:t>Learners formulate explanations from evidence</w:t>
-      </w:r>
-      <w:r>
-        <w:t xml:space="preserve"> to address scientifically oriented questions. </w:t>
-      </w:r>
-    </w:p>
-    <w:p>
-      <w:pPr>
-        <w:pStyle w:val="ListParagraph"/>
-        <w:numPr>
-          <w:ilvl w:val="1"/>
-          <w:numId w:val="3"/>
-        </w:numPr>
-        <w:spacing w:after="0" w:line="240" w:lineRule="auto"/>
-        <w:ind w:left="714" w:hanging="357"/>
-        <w:jc w:val="both"/>
-      </w:pPr>
-      <w:r>
-        <w:rPr>
-          <w:b/>
-          <w:bCs/>
-        </w:rPr>
-        <w:t xml:space="preserve">Learners evaluate their explanations </w:t>
-      </w:r>
-      <w:proofErr w:type="gramStart"/>
-      <w:r>
-        <w:rPr>
-          <w:b/>
-          <w:bCs/>
-        </w:rPr>
-        <w:t>in light of</w:t>
-      </w:r>
-      <w:proofErr w:type="gramEnd"/>
-      <w:r>
-        <w:rPr>
-          <w:b/>
-          <w:bCs/>
-        </w:rPr>
-        <w:t xml:space="preserve"> al</w:t>
-      </w:r>
-      <w:r>
-        <w:rPr>
-          <w:b/>
-          <w:bCs/>
-        </w:rPr>
-        <w:t>ternative explanations, particularly those reflecting scientific understanding</w:t>
-      </w:r>
-    </w:p>
-    <w:p>
-      <w:pPr>
-        <w:pStyle w:val="ListParagraph"/>
-        <w:numPr>
-          <w:ilvl w:val="1"/>
-          <w:numId w:val="3"/>
-        </w:numPr>
-        <w:spacing w:after="0" w:line="240" w:lineRule="auto"/>
-        <w:ind w:left="714" w:hanging="357"/>
-        <w:jc w:val="both"/>
-      </w:pPr>
-      <w:r>
-        <w:rPr>
-          <w:b/>
-          <w:bCs/>
-        </w:rPr>
-        <w:t>Learners communicate and justify their proposed explanations</w:t>
-      </w:r>
-    </w:p>
-    <w:p>
-      <w:pPr>
-        <w:pStyle w:val="ListParagraph"/>
-        <w:numPr>
-          <w:ilvl w:val="0"/>
-          <w:numId w:val="3"/>
-        </w:numPr>
-        <w:spacing w:after="0" w:line="240" w:lineRule="auto"/>
-        <w:jc w:val="both"/>
-      </w:pPr>
-      <w:r>
-        <w:t xml:space="preserve">It is not necessary for </w:t>
-      </w:r>
-      <w:r>
-        <w:t xml:space="preserve">all 5 essential features to be present in a single </w:t>
-      </w:r>
-      <w:r>
-        <w:t>learning experience.</w:t>
-      </w:r>
-    </w:p>
-    <w:p>
-      <w:pPr>
-        <w:pStyle w:val="ListParagraph"/>
-        <w:numPr>
-          <w:ilvl w:val="0"/>
-          <w:numId w:val="3"/>
-        </w:numPr>
-        <w:spacing w:after="0" w:line="240" w:lineRule="auto"/>
-        <w:jc w:val="both"/>
-      </w:pPr>
-      <w:proofErr w:type="gramStart"/>
-      <w:r>
-        <w:t>A number of</w:t>
-      </w:r>
-      <w:proofErr w:type="gramEnd"/>
-      <w:r>
-        <w:t xml:space="preserve"> different instructional models have been developed that support teachers in organising and sequencing inquiry-based learning experiences. All of these can incorporate the essential features of inquiry. There are common components shared by the instructional models</w:t>
-      </w:r>
-      <w:r>
-        <w:t>:</w:t>
-      </w:r>
-    </w:p>
-    <w:p>
-      <w:pPr>
-        <w:pStyle w:val="ListParagraph"/>
-        <w:spacing w:after="0" w:line="240" w:lineRule="auto"/>
-        <w:ind w:left="360"/>
-        <w:jc w:val="both"/>
-        <w:rPr>
-          <w:sz w:val="24"/>
-          <w:szCs w:val="24"/>
-        </w:rPr>
-      </w:pPr>
-    </w:p>
-    <w:tbl>
-      <w:tblPr>
-        <w:tblStyle w:val="TableGrid"/>
-        <w:tblW w:w="0" w:type="auto"/>
-        <w:tblLook w:val="04A0" w:firstRow="1" w:lastRow="0" w:firstColumn="1" w:lastColumn="0" w:noHBand="0" w:noVBand="1"/>
-      </w:tblPr>
-      <w:tblGrid>
-        <w:gridCol w:w="1404"/>
-        <w:gridCol w:w="9052"/>
-      </w:tblGrid>
-      <w:tr>
-        <w:tc>
-          <w:tcPr>
-            <w:tcW w:w="1129" w:type="dxa"/>
-            <w:shd w:val="clear" w:color="auto" w:fill="CAEDFB" w:themeFill="accent4" w:themeFillTint="33"/>
-          </w:tcPr>
-          <w:p>
-            <w:pPr>
-              <w:spacing w:line="240" w:lineRule="auto"/>
-              <w:jc w:val="both"/>
-              <w:rPr>
-                <w:b/>
-                <w:bCs/>
-              </w:rPr>
-            </w:pPr>
-            <w:r>
-              <w:rPr>
-                <w:b/>
-                <w:bCs/>
-              </w:rPr>
-              <w:t>Component</w:t>
-            </w:r>
-          </w:p>
-        </w:tc>
-        <w:tc>
-          <w:tcPr>
-            <w:tcW w:w="9327" w:type="dxa"/>
-            <w:shd w:val="clear" w:color="auto" w:fill="CAEDFB" w:themeFill="accent4" w:themeFillTint="33"/>
-          </w:tcPr>
-          <w:p>
-            <w:pPr>
-              <w:spacing w:line="240" w:lineRule="auto"/>
-              <w:jc w:val="both"/>
-              <w:rPr>
-                <w:b/>
-                <w:bCs/>
-              </w:rPr>
-            </w:pPr>
-            <w:r>
-              <w:rPr>
-                <w:b/>
-                <w:bCs/>
-              </w:rPr>
-              <w:t>Activity</w:t>
-            </w:r>
-          </w:p>
-        </w:tc>
-      </w:tr>
-      <w:tr>
-        <w:tc>
-          <w:tcPr>
-            <w:tcW w:w="1129" w:type="dxa"/>
-          </w:tcPr>
-          <w:p>
-            <w:pPr>
-              <w:spacing w:line="240" w:lineRule="auto"/>
-              <w:jc w:val="center"/>
-            </w:pPr>
-            <w:r>
-              <w:t>1</w:t>
-            </w:r>
-          </w:p>
-        </w:tc>
-        <w:tc>
-          <w:tcPr>
-            <w:tcW w:w="9327" w:type="dxa"/>
-          </w:tcPr>
-          <w:p>
-            <w:pPr>
-              <w:spacing w:line="240" w:lineRule="auto"/>
-              <w:jc w:val="both"/>
-            </w:pPr>
-            <w:r>
-              <w:t>Students engage with a scientific question, event, or phenomenon. This connects with what they already know, creates dissonance with their own ideas, and/or motivates them to learn more.</w:t>
-            </w:r>
-          </w:p>
-        </w:tc>
-      </w:tr>
-      <w:tr>
-        <w:tc>
-          <w:tcPr>
-            <w:tcW w:w="1129" w:type="dxa"/>
-          </w:tcPr>
-          <w:p>
-            <w:pPr>
-              <w:spacing w:line="240" w:lineRule="auto"/>
-              <w:jc w:val="center"/>
-            </w:pPr>
-            <w:r>
-              <w:t>2</w:t>
-            </w:r>
-          </w:p>
-        </w:tc>
-        <w:tc>
-          <w:tcPr>
-            <w:tcW w:w="9327" w:type="dxa"/>
-          </w:tcPr>
-          <w:p>
-            <w:pPr>
-              <w:spacing w:line="240" w:lineRule="auto"/>
-              <w:jc w:val="both"/>
-            </w:pPr>
-            <w:r>
-              <w:t>Students explore ideas though hands-on experiences, formulate and test hypotheses, solve problems, and create explanations for what they observe.</w:t>
-            </w:r>
-          </w:p>
-        </w:tc>
-      </w:tr>
-      <w:tr>
-        <w:tc>
-          <w:tcPr>
-            <w:tcW w:w="1129" w:type="dxa"/>
-          </w:tcPr>
-          <w:p>
-            <w:pPr>
-              <w:spacing w:line="240" w:lineRule="auto"/>
-              <w:jc w:val="center"/>
-            </w:pPr>
-            <w:r>
-              <w:t>3</w:t>
-            </w:r>
-          </w:p>
-        </w:tc>
-        <w:tc>
-          <w:tcPr>
-            <w:tcW w:w="9327" w:type="dxa"/>
-          </w:tcPr>
-          <w:p>
-            <w:pPr>
-              <w:spacing w:line="240" w:lineRule="auto"/>
-              <w:jc w:val="both"/>
-            </w:pPr>
-            <w:r>
-              <w:t xml:space="preserve">Students </w:t>
-            </w:r>
-            <w:proofErr w:type="spellStart"/>
-            <w:r>
-              <w:t>analyze</w:t>
-            </w:r>
-            <w:proofErr w:type="spellEnd"/>
-            <w:r>
-              <w:t xml:space="preserve"> and interpret data, synthesize their ideas, build models, and clarify concepts and explanations with teachers and other sources of scientific knowledge.</w:t>
-            </w:r>
-          </w:p>
-        </w:tc>
-      </w:tr>
-      <w:tr>
-        <w:tc>
-          <w:tcPr>
-            <w:tcW w:w="1129" w:type="dxa"/>
-          </w:tcPr>
-          <w:p>
-            <w:pPr>
-              <w:spacing w:line="240" w:lineRule="auto"/>
-              <w:jc w:val="center"/>
-            </w:pPr>
-            <w:r>
-              <w:t>4</w:t>
-            </w:r>
-          </w:p>
-        </w:tc>
-        <w:tc>
-          <w:tcPr>
-            <w:tcW w:w="9327" w:type="dxa"/>
-          </w:tcPr>
-          <w:p>
-            <w:pPr>
-              <w:spacing w:line="240" w:lineRule="auto"/>
-              <w:jc w:val="both"/>
-            </w:pPr>
-            <w:r>
-              <w:t>Students extend their new understanding and abilities and apply what they have learned to new situations.</w:t>
-            </w:r>
-          </w:p>
-        </w:tc>
-      </w:tr>
-      <w:tr>
-        <w:tc>
-          <w:tcPr>
-            <w:tcW w:w="1129" w:type="dxa"/>
-          </w:tcPr>
-          <w:p>
-            <w:pPr>
-              <w:spacing w:line="240" w:lineRule="auto"/>
-              <w:jc w:val="center"/>
-            </w:pPr>
-            <w:r>
-              <w:t>5</w:t>
-            </w:r>
-          </w:p>
-        </w:tc>
-        <w:tc>
-          <w:tcPr>
-            <w:tcW w:w="9327" w:type="dxa"/>
-          </w:tcPr>
-          <w:p>
-            <w:pPr>
-              <w:spacing w:line="240" w:lineRule="auto"/>
-              <w:jc w:val="both"/>
-            </w:pPr>
-            <w:r>
-              <w:t>Students, with their teachers, review and assess what they have learned and how they have learned it.</w:t>
-            </w:r>
-          </w:p>
-        </w:tc>
-      </w:tr>
-    </w:tbl>
-    <w:p>
-      <w:pPr>
-        <w:spacing w:after="0" w:line="240" w:lineRule="auto"/>
-        <w:jc w:val="both"/>
-        <w:rPr>
-          <w:sz w:val="24"/>
-          <w:szCs w:val="24"/>
-        </w:rPr>
-      </w:pPr>
-    </w:p>
-    <w:p>
-      <w:pPr>
-        <w:pStyle w:val="Heading2"/>
-        <w:spacing w:before="0" w:after="0" w:line="240" w:lineRule="auto"/>
-        <w:rPr>
-          <w:sz w:val="24"/>
-          <w:szCs w:val="24"/>
-        </w:rPr>
-      </w:pPr>
     </w:p>
     <w:p/>
     <w:p>

--- a/IBL.docx
+++ b/IBL.docx
@@ -2078,6 +2078,70 @@
         <w:t>To develop students’ inquiry capabilities progressively, learning experiences should vary in their level of openness. Across their science learning journey, students should have opportunities to engage in a range of inquiry experiences—from confirmation and structured inquiry to guided and open inquiry—as they build the knowledge, skills, and dispositions needed to inquire independently.</w:t>
       </w:r>
     </w:p>
+    <w:p>
+      <w:pPr>
+        <w:spacing w:line="278" w:lineRule="auto"/>
+        <w:rPr>
+          <w:lang w:val="en-SG"/>
+        </w:rPr>
+      </w:pPr>
+      <w:r>
+        <w:rPr>
+          <w:lang w:val="en-SG"/>
+        </w:rPr>
+        <w:br w:type="page"/>
+      </w:r>
+    </w:p>
+    <w:p>
+      <w:pPr>
+        <w:pStyle w:val="ListParagraph"/>
+        <w:ind w:left="360"/>
+        <w:rPr>
+          <w:lang w:val="en-SG"/>
+        </w:rPr>
+      </w:pPr>
+      <w:r>
+        <w:rPr>
+          <w:lang w:val="en-SG"/>
+        </w:rPr>
+        <w:lastRenderedPageBreak/>
+        <w:drawing>
+          <wp:inline distT="0" distB="0" distL="0" distR="0" wp14:anchorId="08246386" wp14:editId="71403F9E">
+            <wp:extent cx="6959958" cy="6197919"/>
+            <wp:effectExtent l="0" t="0" r="0" b="0"/>
+            <wp:docPr id="606142135" name="Picture 1" descr="The image depicts a structured framework for inquiry-based learning, outlining the roles of teacher guidance and student autonomy in question formulation, data collection, and evidence analysis.&#10;&#10;AI-generated content may be incorrect."/>
+            <wp:cNvGraphicFramePr>
+              <a:graphicFrameLocks xmlns:a="http://schemas.openxmlformats.org/drawingml/2006/main" noChangeAspect="1"/>
+            </wp:cNvGraphicFramePr>
+            <a:graphic xmlns:a="http://schemas.openxmlformats.org/drawingml/2006/main">
+              <a:graphicData uri="http://schemas.openxmlformats.org/drawingml/2006/picture">
+                <pic:pic xmlns:pic="http://schemas.openxmlformats.org/drawingml/2006/picture">
+                  <pic:nvPicPr>
+                    <pic:cNvPr id="606142135" name="Picture 1" descr="The image depicts a structured framework for inquiry-based learning, outlining the roles of teacher guidance and student autonomy in question formulation, data collection, and evidence analysis.&#10;&#10;AI-generated content may be incorrect."/>
+                    <pic:cNvPicPr/>
+                  </pic:nvPicPr>
+                  <pic:blipFill>
+                    <a:blip r:embed="rId13"/>
+                    <a:stretch>
+                      <a:fillRect/>
+                    </a:stretch>
+                  </pic:blipFill>
+                  <pic:spPr>
+                    <a:xfrm>
+                      <a:off x="0" y="0"/>
+                      <a:ext cx="6959958" cy="6197919"/>
+                    </a:xfrm>
+                    <a:prstGeom prst="rect">
+                      <a:avLst/>
+                    </a:prstGeom>
+                  </pic:spPr>
+                </pic:pic>
+              </a:graphicData>
+            </a:graphic>
+          </wp:inline>
+        </w:drawing>
+      </w:r>
+    </w:p>
     <w:tbl>
       <w:tblPr>
         <w:tblStyle w:val="TableGrid"/>
@@ -2119,6 +2183,7 @@
                 <w:bCs/>
                 <w:lang w:val="en-SG"/>
               </w:rPr>
+              <w:lastRenderedPageBreak/>
               <w:t>Essential features of science as inquiry</w:t>
             </w:r>
           </w:p>
@@ -2852,7 +2917,6 @@
                 <w:bCs/>
                 <w:lang w:val="en-SG"/>
               </w:rPr>
-              <w:lastRenderedPageBreak/>
               <w:t>Explanation</w:t>
             </w:r>
           </w:p>
@@ -3263,7 +3327,14 @@
               <w:rPr>
                 <w:lang w:val="en-SG"/>
               </w:rPr>
-              <w:t>ncourages critical evaluation and comparison of multiple sources and explanations, while students establish connections independently.</w:t>
+              <w:t xml:space="preserve">ncourages critical evaluation and comparison of multiple sources and explanations, while </w:t>
+            </w:r>
+            <w:r>
+              <w:rPr>
+                <w:lang w:val="en-SG"/>
+              </w:rPr>
+              <w:lastRenderedPageBreak/>
+              <w:t>students establish connections independently.</w:t>
             </w:r>
           </w:p>
         </w:tc>
@@ -7267,26 +7338,6 @@
 </file>
 
 <file path=customXml/item1.xml><?xml version="1.0" encoding="utf-8"?>
-<p:properties xmlns:p="http://schemas.microsoft.com/office/2006/metadata/properties" xmlns:xsi="http://www.w3.org/2001/XMLSchema-instance" xmlns:pc="http://schemas.microsoft.com/office/infopath/2007/PartnerControls">
-  <documentManagement>
-    <TaxCatchAll xmlns="023b6993-7b2a-47fc-abda-801f9cfc4a22" xsi:nil="true"/>
-    <lcf76f155ced4ddcb4097134ff3c332f xmlns="8e7907c9-d300-453a-973f-22b249258053">
-      <Terms xmlns="http://schemas.microsoft.com/office/infopath/2007/PartnerControls"/>
-    </lcf76f155ced4ddcb4097134ff3c332f>
-  </documentManagement>
-</p:properties>
-</file>
-
-<file path=customXml/item2.xml><?xml version="1.0" encoding="utf-8"?>
-<?mso-contentType ?>
-<FormTemplates xmlns="http://schemas.microsoft.com/sharepoint/v3/contenttype/forms">
-  <Display>DocumentLibraryForm</Display>
-  <Edit>DocumentLibraryForm</Edit>
-  <New>DocumentLibraryForm</New>
-</FormTemplates>
-</file>
-
-<file path=customXml/item3.xml><?xml version="1.0" encoding="utf-8"?>
 <ct:contentTypeSchema xmlns:ct="http://schemas.microsoft.com/office/2006/metadata/contentType" xmlns:ma="http://schemas.microsoft.com/office/2006/metadata/properties/metaAttributes" ct:_="" ma:_="" ma:contentTypeName="Document" ma:contentTypeID="0x010100AC396C50D41E3A4091F741143D4A7CC7" ma:contentTypeVersion="18" ma:contentTypeDescription="Create a new document." ma:contentTypeScope="" ma:versionID="f378cebc068dfd670ebd76e205da12b1">
   <xsd:schema xmlns:xsd="http://www.w3.org/2001/XMLSchema" xmlns:xs="http://www.w3.org/2001/XMLSchema" xmlns:p="http://schemas.microsoft.com/office/2006/metadata/properties" xmlns:ns2="8e7907c9-d300-453a-973f-22b249258053" xmlns:ns3="023b6993-7b2a-47fc-abda-801f9cfc4a22" targetNamespace="http://schemas.microsoft.com/office/2006/metadata/properties" ma:root="true" ma:fieldsID="2f4f494262955d3b6ca69ec50711387d" ns2:_="" ns3:_="">
     <xsd:import namespace="8e7907c9-d300-453a-973f-22b249258053"/>
@@ -7541,30 +7592,31 @@
 </ct:contentTypeSchema>
 </file>
 
+<file path=customXml/item2.xml><?xml version="1.0" encoding="utf-8"?>
+<?mso-contentType ?>
+<FormTemplates xmlns="http://schemas.microsoft.com/sharepoint/v3/contenttype/forms">
+  <Display>DocumentLibraryForm</Display>
+  <Edit>DocumentLibraryForm</Edit>
+  <New>DocumentLibraryForm</New>
+</FormTemplates>
+</file>
+
+<file path=customXml/item3.xml><?xml version="1.0" encoding="utf-8"?>
+<p:properties xmlns:p="http://schemas.microsoft.com/office/2006/metadata/properties" xmlns:xsi="http://www.w3.org/2001/XMLSchema-instance" xmlns:pc="http://schemas.microsoft.com/office/infopath/2007/PartnerControls">
+  <documentManagement>
+    <TaxCatchAll xmlns="023b6993-7b2a-47fc-abda-801f9cfc4a22" xsi:nil="true"/>
+    <lcf76f155ced4ddcb4097134ff3c332f xmlns="8e7907c9-d300-453a-973f-22b249258053">
+      <Terms xmlns="http://schemas.microsoft.com/office/infopath/2007/PartnerControls"/>
+    </lcf76f155ced4ddcb4097134ff3c332f>
+  </documentManagement>
+</p:properties>
+</file>
+
 <file path=customXml/item4.xml><?xml version="1.0" encoding="utf-8"?>
 <b:Sources xmlns:b="http://schemas.openxmlformats.org/officeDocument/2006/bibliography" xmlns="http://schemas.openxmlformats.org/officeDocument/2006/bibliography" SelectedStyle="\APASixthEditionOfficeOnline.xsl" StyleName="APA" Version="6"/>
 </file>
 
 <file path=customXml/itemProps1.xml><?xml version="1.0" encoding="utf-8"?>
-<ds:datastoreItem xmlns:ds="http://schemas.openxmlformats.org/officeDocument/2006/customXml" ds:itemID="{1890BF3E-2BB0-4699-ACB7-204C5D59217A}">
-  <ds:schemaRefs>
-    <ds:schemaRef ds:uri="http://schemas.microsoft.com/office/2006/metadata/properties"/>
-    <ds:schemaRef ds:uri="http://schemas.microsoft.com/office/infopath/2007/PartnerControls"/>
-    <ds:schemaRef ds:uri="023b6993-7b2a-47fc-abda-801f9cfc4a22"/>
-    <ds:schemaRef ds:uri="8e7907c9-d300-453a-973f-22b249258053"/>
-  </ds:schemaRefs>
-</ds:datastoreItem>
-</file>
-
-<file path=customXml/itemProps2.xml><?xml version="1.0" encoding="utf-8"?>
-<ds:datastoreItem xmlns:ds="http://schemas.openxmlformats.org/officeDocument/2006/customXml" ds:itemID="{7617CAF8-389E-41BF-8601-F61DA77694D5}">
-  <ds:schemaRefs>
-    <ds:schemaRef ds:uri="http://schemas.microsoft.com/sharepoint/v3/contenttype/forms"/>
-  </ds:schemaRefs>
-</ds:datastoreItem>
-</file>
-
-<file path=customXml/itemProps3.xml><?xml version="1.0" encoding="utf-8"?>
 <ds:datastoreItem xmlns:ds="http://schemas.openxmlformats.org/officeDocument/2006/customXml" ds:itemID="{07038C64-CB7E-44D0-8F16-E5C18212BB7E}">
   <ds:schemaRefs>
     <ds:schemaRef ds:uri="http://schemas.microsoft.com/office/2006/metadata/contentType"/>
@@ -7583,6 +7635,25 @@
 </ds:datastoreItem>
 </file>
 
+<file path=customXml/itemProps2.xml><?xml version="1.0" encoding="utf-8"?>
+<ds:datastoreItem xmlns:ds="http://schemas.openxmlformats.org/officeDocument/2006/customXml" ds:itemID="{7617CAF8-389E-41BF-8601-F61DA77694D5}">
+  <ds:schemaRefs>
+    <ds:schemaRef ds:uri="http://schemas.microsoft.com/sharepoint/v3/contenttype/forms"/>
+  </ds:schemaRefs>
+</ds:datastoreItem>
+</file>
+
+<file path=customXml/itemProps3.xml><?xml version="1.0" encoding="utf-8"?>
+<ds:datastoreItem xmlns:ds="http://schemas.openxmlformats.org/officeDocument/2006/customXml" ds:itemID="{1890BF3E-2BB0-4699-ACB7-204C5D59217A}">
+  <ds:schemaRefs>
+    <ds:schemaRef ds:uri="http://schemas.microsoft.com/office/2006/metadata/properties"/>
+    <ds:schemaRef ds:uri="http://schemas.microsoft.com/office/infopath/2007/PartnerControls"/>
+    <ds:schemaRef ds:uri="023b6993-7b2a-47fc-abda-801f9cfc4a22"/>
+    <ds:schemaRef ds:uri="8e7907c9-d300-453a-973f-22b249258053"/>
+  </ds:schemaRefs>
+</ds:datastoreItem>
+</file>
+
 <file path=customXml/itemProps4.xml><?xml version="1.0" encoding="utf-8"?>
 <ds:datastoreItem xmlns:ds="http://schemas.openxmlformats.org/officeDocument/2006/customXml" ds:itemID="{D5F75A63-D568-4C10-A4C9-C5458562EBEE}">
   <ds:schemaRefs>

--- a/IBL.docx
+++ b/IBL.docx
@@ -2102,6 +2102,7 @@
       </w:pPr>
       <w:r>
         <w:rPr>
+          <w:noProof/>
           <w:lang w:val="en-SG"/>
         </w:rPr>
         <w:lastRenderedPageBreak/>
@@ -2142,1630 +2143,6 @@
         </w:drawing>
       </w:r>
     </w:p>
-    <w:tbl>
-      <w:tblPr>
-        <w:tblStyle w:val="TableGrid"/>
-        <w:tblW w:w="0" w:type="auto"/>
-        <w:tblLook w:val="04A0" w:firstRow="1" w:lastRow="0" w:firstColumn="1" w:lastColumn="0" w:noHBand="0" w:noVBand="1"/>
-      </w:tblPr>
-      <w:tblGrid>
-        <w:gridCol w:w="3000"/>
-        <w:gridCol w:w="1124"/>
-        <w:gridCol w:w="2779"/>
-        <w:gridCol w:w="2950"/>
-        <w:gridCol w:w="2651"/>
-        <w:gridCol w:w="2874"/>
-      </w:tblGrid>
-      <w:tr>
-        <w:tc>
-          <w:tcPr>
-            <w:tcW w:w="2869" w:type="dxa"/>
-            <w:vMerge w:val="restart"/>
-            <w:tcBorders>
-              <w:top w:val="single" w:sz="8" w:space="0" w:color="auto"/>
-              <w:left w:val="single" w:sz="8" w:space="0" w:color="auto"/>
-              <w:right w:val="single" w:sz="8" w:space="0" w:color="auto"/>
-            </w:tcBorders>
-            <w:vAlign w:val="center"/>
-          </w:tcPr>
-          <w:p>
-            <w:pPr>
-              <w:jc w:val="center"/>
-              <w:rPr>
-                <w:b/>
-                <w:bCs/>
-                <w:lang w:val="en-SG"/>
-              </w:rPr>
-            </w:pPr>
-            <w:r>
-              <w:rPr>
-                <w:b/>
-                <w:bCs/>
-                <w:lang w:val="en-SG"/>
-              </w:rPr>
-              <w:lastRenderedPageBreak/>
-              <w:t>Essential features of science as inquiry</w:t>
-            </w:r>
-          </w:p>
-          <w:p>
-            <w:pPr>
-              <w:rPr>
-                <w:b/>
-                <w:bCs/>
-                <w:lang w:val="en-SG"/>
-              </w:rPr>
-            </w:pPr>
-          </w:p>
-        </w:tc>
-        <w:tc>
-          <w:tcPr>
-            <w:tcW w:w="12509" w:type="dxa"/>
-            <w:gridSpan w:val="5"/>
-            <w:tcBorders>
-              <w:top w:val="single" w:sz="8" w:space="0" w:color="auto"/>
-              <w:left w:val="single" w:sz="8" w:space="0" w:color="auto"/>
-              <w:right w:val="single" w:sz="8" w:space="0" w:color="auto"/>
-            </w:tcBorders>
-          </w:tcPr>
-          <w:p>
-            <w:pPr>
-              <w:rPr>
-                <w:b/>
-                <w:bCs/>
-                <w:lang w:val="en-SG"/>
-              </w:rPr>
-            </w:pPr>
-          </w:p>
-          <w:p>
-            <w:pPr>
-              <w:rPr>
-                <w:b/>
-                <w:bCs/>
-                <w:lang w:val="en-SG"/>
-              </w:rPr>
-            </w:pPr>
-            <w:r>
-              <w:rPr>
-                <w:b/>
-                <w:bCs/>
-                <w:lang w:val="en-SG"/>
-              </w:rPr>
-              <w:sym w:font="Wingdings" w:char="F0DF"/>
-            </w:r>
-            <w:r>
-              <w:rPr>
-                <w:b/>
-                <w:bCs/>
-                <w:lang w:val="en-SG"/>
-              </w:rPr>
-              <w:t xml:space="preserve">   More                                                                Extent of Guidance from Teacher or Material                                                                         Less </w:t>
-            </w:r>
-            <w:r>
-              <w:rPr>
-                <w:b/>
-                <w:bCs/>
-                <w:lang w:val="en-SG"/>
-              </w:rPr>
-              <w:sym w:font="Wingdings" w:char="F0E0"/>
-            </w:r>
-          </w:p>
-        </w:tc>
-      </w:tr>
-      <w:tr>
-        <w:tc>
-          <w:tcPr>
-            <w:tcW w:w="2869" w:type="dxa"/>
-            <w:vMerge/>
-            <w:tcBorders>
-              <w:left w:val="single" w:sz="8" w:space="0" w:color="auto"/>
-              <w:right w:val="single" w:sz="8" w:space="0" w:color="auto"/>
-            </w:tcBorders>
-            <w:vAlign w:val="center"/>
-          </w:tcPr>
-          <w:p>
-            <w:pPr>
-              <w:rPr>
-                <w:b/>
-                <w:bCs/>
-                <w:lang w:val="en-SG"/>
-              </w:rPr>
-            </w:pPr>
-          </w:p>
-        </w:tc>
-        <w:tc>
-          <w:tcPr>
-            <w:tcW w:w="12509" w:type="dxa"/>
-            <w:gridSpan w:val="5"/>
-            <w:tcBorders>
-              <w:left w:val="single" w:sz="8" w:space="0" w:color="auto"/>
-              <w:right w:val="single" w:sz="8" w:space="0" w:color="auto"/>
-            </w:tcBorders>
-          </w:tcPr>
-          <w:p>
-            <w:pPr>
-              <w:rPr>
-                <w:b/>
-                <w:bCs/>
-                <w:lang w:val="en-SG"/>
-              </w:rPr>
-            </w:pPr>
-          </w:p>
-          <w:p>
-            <w:pPr>
-              <w:rPr>
-                <w:b/>
-                <w:bCs/>
-                <w:lang w:val="en-SG"/>
-              </w:rPr>
-            </w:pPr>
-            <w:r>
-              <w:rPr>
-                <w:b/>
-                <w:bCs/>
-                <w:lang w:val="en-SG"/>
-              </w:rPr>
-              <w:sym w:font="Wingdings" w:char="F0DF"/>
-            </w:r>
-            <w:r>
-              <w:rPr>
-                <w:b/>
-                <w:bCs/>
-                <w:lang w:val="en-SG"/>
-              </w:rPr>
-              <w:t xml:space="preserve">   Less                                                                           Extent of Student Self-Direction                                                                                          </w:t>
-            </w:r>
-            <w:r>
-              <w:rPr>
-                <w:b/>
-                <w:bCs/>
-                <w:lang w:val="en-SG"/>
-              </w:rPr>
-              <w:t xml:space="preserve">More </w:t>
-            </w:r>
-            <w:r>
-              <w:rPr>
-                <w:b/>
-                <w:bCs/>
-                <w:lang w:val="en-SG"/>
-              </w:rPr>
-              <w:sym w:font="Wingdings" w:char="F0E0"/>
-            </w:r>
-          </w:p>
-        </w:tc>
-      </w:tr>
-      <w:tr>
-        <w:tc>
-          <w:tcPr>
-            <w:tcW w:w="2869" w:type="dxa"/>
-            <w:vMerge w:val="restart"/>
-          </w:tcPr>
-          <w:p>
-            <w:pPr>
-              <w:pStyle w:val="ListParagraph"/>
-              <w:numPr>
-                <w:ilvl w:val="0"/>
-                <w:numId w:val="17"/>
-              </w:numPr>
-              <w:spacing w:line="240" w:lineRule="auto"/>
-              <w:rPr>
-                <w:b/>
-                <w:bCs/>
-                <w:lang w:val="en-SG"/>
-              </w:rPr>
-            </w:pPr>
-            <w:r>
-              <w:rPr>
-                <w:b/>
-                <w:bCs/>
-                <w:lang w:val="en-SG"/>
-              </w:rPr>
-              <w:t>Question</w:t>
-            </w:r>
-          </w:p>
-        </w:tc>
-        <w:tc>
-          <w:tcPr>
-            <w:tcW w:w="1124" w:type="dxa"/>
-            <w:shd w:val="clear" w:color="auto" w:fill="F2CEED" w:themeFill="accent5" w:themeFillTint="33"/>
-          </w:tcPr>
-          <w:p>
-            <w:pPr>
-              <w:rPr>
-                <w:b/>
-                <w:bCs/>
-                <w:lang w:val="en-SG"/>
-              </w:rPr>
-            </w:pPr>
-            <w:r>
-              <w:rPr>
-                <w:b/>
-                <w:bCs/>
-                <w:lang w:val="en-SG"/>
-              </w:rPr>
-              <w:t>Teacher</w:t>
-            </w:r>
-          </w:p>
-        </w:tc>
-        <w:tc>
-          <w:tcPr>
-            <w:tcW w:w="2801" w:type="dxa"/>
-            <w:shd w:val="clear" w:color="auto" w:fill="F2CEED" w:themeFill="accent5" w:themeFillTint="33"/>
-          </w:tcPr>
-          <w:p>
-            <w:pPr>
-              <w:rPr>
-                <w:lang w:val="en-SG"/>
-              </w:rPr>
-            </w:pPr>
-            <w:r>
-              <w:rPr>
-                <w:lang w:val="en-SG"/>
-              </w:rPr>
-              <w:t>P</w:t>
-            </w:r>
-            <w:r>
-              <w:rPr>
-                <w:lang w:val="en-SG"/>
-              </w:rPr>
-              <w:t>rovides the question to be investigated and defines the focus of inquiry.</w:t>
-            </w:r>
-          </w:p>
-        </w:tc>
-        <w:tc>
-          <w:tcPr>
-            <w:tcW w:w="2992" w:type="dxa"/>
-            <w:shd w:val="clear" w:color="auto" w:fill="F2CEED" w:themeFill="accent5" w:themeFillTint="33"/>
-          </w:tcPr>
-          <w:p>
-            <w:pPr>
-              <w:rPr>
-                <w:lang w:val="en-SG"/>
-              </w:rPr>
-            </w:pPr>
-            <w:r>
-              <w:rPr>
-                <w:lang w:val="en-SG"/>
-              </w:rPr>
-              <w:t>P</w:t>
-            </w:r>
-            <w:r>
-              <w:rPr>
-                <w:lang w:val="en-SG"/>
-              </w:rPr>
-              <w:t>rovides the question and supports students in clarifying its meaning and scope.</w:t>
-            </w:r>
-          </w:p>
-        </w:tc>
-        <w:tc>
-          <w:tcPr>
-            <w:tcW w:w="2678" w:type="dxa"/>
-            <w:shd w:val="clear" w:color="auto" w:fill="F2CEED" w:themeFill="accent5" w:themeFillTint="33"/>
-          </w:tcPr>
-          <w:p>
-            <w:pPr>
-              <w:rPr>
-                <w:lang w:val="en-SG"/>
-              </w:rPr>
-            </w:pPr>
-            <w:r>
-              <w:rPr>
-                <w:lang w:val="en-SG"/>
-              </w:rPr>
-              <w:t>P</w:t>
-            </w:r>
-            <w:r>
-              <w:rPr>
-                <w:lang w:val="en-SG"/>
-              </w:rPr>
-              <w:t>rovides a set of investigable questions and supports students in selecting one for investigation.</w:t>
-            </w:r>
-          </w:p>
-        </w:tc>
-        <w:tc>
-          <w:tcPr>
-            <w:tcW w:w="2914" w:type="dxa"/>
-            <w:shd w:val="clear" w:color="auto" w:fill="F2CEED" w:themeFill="accent5" w:themeFillTint="33"/>
-          </w:tcPr>
-          <w:p>
-            <w:pPr>
-              <w:rPr>
-                <w:lang w:val="en-SG"/>
-              </w:rPr>
-            </w:pPr>
-            <w:r>
-              <w:rPr>
-                <w:lang w:val="en-SG"/>
-              </w:rPr>
-              <w:t>P</w:t>
-            </w:r>
-            <w:r>
-              <w:rPr>
-                <w:lang w:val="en-SG"/>
-              </w:rPr>
-              <w:t>rovides a phenomenon, context, or problem that stimulates students to generate their own investigable questions.</w:t>
-            </w:r>
-          </w:p>
-        </w:tc>
-      </w:tr>
-      <w:tr>
-        <w:tc>
-          <w:tcPr>
-            <w:tcW w:w="2869" w:type="dxa"/>
-            <w:vMerge/>
-          </w:tcPr>
-          <w:p>
-            <w:pPr>
-              <w:pStyle w:val="ListParagraph"/>
-              <w:spacing w:line="240" w:lineRule="auto"/>
-              <w:ind w:left="360"/>
-              <w:rPr>
-                <w:b/>
-                <w:bCs/>
-                <w:lang w:val="en-SG"/>
-              </w:rPr>
-            </w:pPr>
-          </w:p>
-        </w:tc>
-        <w:tc>
-          <w:tcPr>
-            <w:tcW w:w="1124" w:type="dxa"/>
-            <w:shd w:val="clear" w:color="auto" w:fill="CAEDFB" w:themeFill="accent4" w:themeFillTint="33"/>
-          </w:tcPr>
-          <w:p>
-            <w:pPr>
-              <w:rPr>
-                <w:b/>
-                <w:bCs/>
-                <w:lang w:val="en-SG"/>
-              </w:rPr>
-            </w:pPr>
-            <w:r>
-              <w:rPr>
-                <w:b/>
-                <w:bCs/>
-                <w:lang w:val="en-SG"/>
-              </w:rPr>
-              <w:t>Students</w:t>
-            </w:r>
-          </w:p>
-        </w:tc>
-        <w:tc>
-          <w:tcPr>
-            <w:tcW w:w="2801" w:type="dxa"/>
-            <w:shd w:val="clear" w:color="auto" w:fill="CAEDFB" w:themeFill="accent4" w:themeFillTint="33"/>
-          </w:tcPr>
-          <w:p>
-            <w:pPr>
-              <w:rPr>
-                <w:b/>
-                <w:bCs/>
-                <w:lang w:val="en-SG"/>
-              </w:rPr>
-            </w:pPr>
-            <w:r>
-              <w:rPr>
-                <w:lang w:val="en-SG"/>
-              </w:rPr>
-              <w:t>Accept given question and work on it</w:t>
-            </w:r>
-          </w:p>
-        </w:tc>
-        <w:tc>
-          <w:tcPr>
-            <w:tcW w:w="2992" w:type="dxa"/>
-            <w:shd w:val="clear" w:color="auto" w:fill="CAEDFB" w:themeFill="accent4" w:themeFillTint="33"/>
-          </w:tcPr>
-          <w:p>
-            <w:pPr>
-              <w:rPr>
-                <w:b/>
-                <w:bCs/>
-                <w:lang w:val="en-SG"/>
-              </w:rPr>
-            </w:pPr>
-            <w:r>
-              <w:rPr>
-                <w:lang w:val="en-SG"/>
-              </w:rPr>
-              <w:t>Sharpen or clarify question provided</w:t>
-            </w:r>
-          </w:p>
-        </w:tc>
-        <w:tc>
-          <w:tcPr>
-            <w:tcW w:w="2678" w:type="dxa"/>
-            <w:shd w:val="clear" w:color="auto" w:fill="CAEDFB" w:themeFill="accent4" w:themeFillTint="33"/>
-          </w:tcPr>
-          <w:p>
-            <w:pPr>
-              <w:rPr>
-                <w:b/>
-                <w:bCs/>
-                <w:lang w:val="en-SG"/>
-              </w:rPr>
-            </w:pPr>
-            <w:r>
-              <w:rPr>
-                <w:lang w:val="en-SG"/>
-              </w:rPr>
-              <w:t>Select among questions for investigation</w:t>
-            </w:r>
-          </w:p>
-        </w:tc>
-        <w:tc>
-          <w:tcPr>
-            <w:tcW w:w="2914" w:type="dxa"/>
-            <w:shd w:val="clear" w:color="auto" w:fill="CAEDFB" w:themeFill="accent4" w:themeFillTint="33"/>
-          </w:tcPr>
-          <w:p>
-            <w:pPr>
-              <w:rPr>
-                <w:b/>
-                <w:bCs/>
-                <w:lang w:val="en-SG"/>
-              </w:rPr>
-            </w:pPr>
-            <w:r>
-              <w:rPr>
-                <w:lang w:val="en-SG"/>
-              </w:rPr>
-              <w:t>Pose an investigable question</w:t>
-            </w:r>
-          </w:p>
-        </w:tc>
-      </w:tr>
-      <w:tr>
-        <w:tc>
-          <w:tcPr>
-            <w:tcW w:w="2869" w:type="dxa"/>
-            <w:vMerge w:val="restart"/>
-          </w:tcPr>
-          <w:p>
-            <w:pPr>
-              <w:pStyle w:val="ListParagraph"/>
-              <w:numPr>
-                <w:ilvl w:val="0"/>
-                <w:numId w:val="17"/>
-              </w:numPr>
-              <w:spacing w:line="240" w:lineRule="auto"/>
-              <w:rPr>
-                <w:b/>
-                <w:bCs/>
-                <w:lang w:val="en-SG"/>
-              </w:rPr>
-            </w:pPr>
-            <w:r>
-              <w:rPr>
-                <w:b/>
-                <w:bCs/>
-                <w:lang w:val="en-SG"/>
-              </w:rPr>
-              <w:t>Evidence</w:t>
-            </w:r>
-          </w:p>
-        </w:tc>
-        <w:tc>
-          <w:tcPr>
-            <w:tcW w:w="1124" w:type="dxa"/>
-            <w:shd w:val="clear" w:color="auto" w:fill="F2CEED" w:themeFill="accent5" w:themeFillTint="33"/>
-          </w:tcPr>
-          <w:p>
-            <w:pPr>
-              <w:rPr>
-                <w:b/>
-                <w:bCs/>
-                <w:lang w:val="en-SG"/>
-              </w:rPr>
-            </w:pPr>
-            <w:r>
-              <w:rPr>
-                <w:b/>
-                <w:bCs/>
-                <w:lang w:val="en-SG"/>
-              </w:rPr>
-              <w:t xml:space="preserve">Teacher </w:t>
-            </w:r>
-          </w:p>
-        </w:tc>
-        <w:tc>
-          <w:tcPr>
-            <w:tcW w:w="2801" w:type="dxa"/>
-            <w:shd w:val="clear" w:color="auto" w:fill="F2CEED" w:themeFill="accent5" w:themeFillTint="33"/>
-          </w:tcPr>
-          <w:p>
-            <w:pPr>
-              <w:rPr>
-                <w:lang w:val="en-SG"/>
-              </w:rPr>
-            </w:pPr>
-            <w:r>
-              <w:rPr>
-                <w:lang w:val="en-SG"/>
-              </w:rPr>
-              <w:t>P</w:t>
-            </w:r>
-            <w:r>
-              <w:rPr>
-                <w:lang w:val="en-SG"/>
-              </w:rPr>
-              <w:t>rovides data and specifies procedures for analysis.</w:t>
-            </w:r>
-          </w:p>
-        </w:tc>
-        <w:tc>
-          <w:tcPr>
-            <w:tcW w:w="2992" w:type="dxa"/>
-            <w:shd w:val="clear" w:color="auto" w:fill="F2CEED" w:themeFill="accent5" w:themeFillTint="33"/>
-          </w:tcPr>
-          <w:p>
-            <w:pPr>
-              <w:rPr>
-                <w:lang w:val="en-SG"/>
-              </w:rPr>
-            </w:pPr>
-            <w:r>
-              <w:rPr>
-                <w:lang w:val="en-SG"/>
-              </w:rPr>
-              <w:t>P</w:t>
-            </w:r>
-            <w:r>
-              <w:rPr>
-                <w:lang w:val="en-SG"/>
-              </w:rPr>
-              <w:t>rovides data and guides students in analysing it.</w:t>
-            </w:r>
-          </w:p>
-        </w:tc>
-        <w:tc>
-          <w:tcPr>
-            <w:tcW w:w="2678" w:type="dxa"/>
-            <w:shd w:val="clear" w:color="auto" w:fill="F2CEED" w:themeFill="accent5" w:themeFillTint="33"/>
-          </w:tcPr>
-          <w:p>
-            <w:pPr>
-              <w:rPr>
-                <w:lang w:val="en-SG"/>
-              </w:rPr>
-            </w:pPr>
-            <w:r>
-              <w:rPr>
-                <w:lang w:val="en-SG"/>
-              </w:rPr>
-              <w:t>D</w:t>
-            </w:r>
-            <w:r>
-              <w:rPr>
-                <w:lang w:val="en-SG"/>
-              </w:rPr>
-              <w:t>irects students to collect specific data and provides guidance on methods and tools.</w:t>
-            </w:r>
-          </w:p>
-        </w:tc>
-        <w:tc>
-          <w:tcPr>
-            <w:tcW w:w="2914" w:type="dxa"/>
-            <w:shd w:val="clear" w:color="auto" w:fill="F2CEED" w:themeFill="accent5" w:themeFillTint="33"/>
-          </w:tcPr>
-          <w:p>
-            <w:pPr>
-              <w:rPr>
-                <w:lang w:val="en-SG"/>
-              </w:rPr>
-            </w:pPr>
-            <w:r>
-              <w:rPr>
-                <w:lang w:val="en-SG"/>
-              </w:rPr>
-              <w:t>S</w:t>
-            </w:r>
-            <w:r>
-              <w:rPr>
-                <w:lang w:val="en-SG"/>
-              </w:rPr>
-              <w:t>upports investigation planning, provides resources and ensures safety, while students determine what evidence is needed.</w:t>
-            </w:r>
-          </w:p>
-        </w:tc>
-      </w:tr>
-      <w:tr>
-        <w:tc>
-          <w:tcPr>
-            <w:tcW w:w="2869" w:type="dxa"/>
-            <w:vMerge/>
-          </w:tcPr>
-          <w:p>
-            <w:pPr>
-              <w:pStyle w:val="ListParagraph"/>
-              <w:spacing w:line="240" w:lineRule="auto"/>
-              <w:ind w:left="360"/>
-              <w:rPr>
-                <w:b/>
-                <w:bCs/>
-                <w:lang w:val="en-SG"/>
-              </w:rPr>
-            </w:pPr>
-          </w:p>
-        </w:tc>
-        <w:tc>
-          <w:tcPr>
-            <w:tcW w:w="1124" w:type="dxa"/>
-            <w:shd w:val="clear" w:color="auto" w:fill="CAEDFB" w:themeFill="accent4" w:themeFillTint="33"/>
-          </w:tcPr>
-          <w:p>
-            <w:pPr>
-              <w:rPr>
-                <w:b/>
-                <w:bCs/>
-                <w:lang w:val="en-SG"/>
-              </w:rPr>
-            </w:pPr>
-            <w:r>
-              <w:rPr>
-                <w:b/>
-                <w:bCs/>
-                <w:lang w:val="en-SG"/>
-              </w:rPr>
-              <w:t>Students</w:t>
-            </w:r>
-          </w:p>
-        </w:tc>
-        <w:tc>
-          <w:tcPr>
-            <w:tcW w:w="2801" w:type="dxa"/>
-            <w:shd w:val="clear" w:color="auto" w:fill="CAEDFB" w:themeFill="accent4" w:themeFillTint="33"/>
-          </w:tcPr>
-          <w:p>
-            <w:pPr>
-              <w:rPr>
-                <w:b/>
-                <w:bCs/>
-                <w:lang w:val="en-SG"/>
-              </w:rPr>
-            </w:pPr>
-            <w:r>
-              <w:rPr>
-                <w:lang w:val="en-SG"/>
-              </w:rPr>
-              <w:t>Are given data and told how to analyse</w:t>
-            </w:r>
-          </w:p>
-        </w:tc>
-        <w:tc>
-          <w:tcPr>
-            <w:tcW w:w="2992" w:type="dxa"/>
-            <w:shd w:val="clear" w:color="auto" w:fill="CAEDFB" w:themeFill="accent4" w:themeFillTint="33"/>
-          </w:tcPr>
-          <w:p>
-            <w:pPr>
-              <w:rPr>
-                <w:b/>
-                <w:bCs/>
-                <w:lang w:val="en-SG"/>
-              </w:rPr>
-            </w:pPr>
-            <w:r>
-              <w:rPr>
-                <w:lang w:val="en-SG"/>
-              </w:rPr>
-              <w:t>Are given data and asked to analyse</w:t>
-            </w:r>
-          </w:p>
-        </w:tc>
-        <w:tc>
-          <w:tcPr>
-            <w:tcW w:w="2678" w:type="dxa"/>
-            <w:shd w:val="clear" w:color="auto" w:fill="CAEDFB" w:themeFill="accent4" w:themeFillTint="33"/>
-          </w:tcPr>
-          <w:p>
-            <w:pPr>
-              <w:rPr>
-                <w:lang w:val="en-SG"/>
-              </w:rPr>
-            </w:pPr>
-            <w:r>
-              <w:rPr>
-                <w:lang w:val="en-SG"/>
-              </w:rPr>
-              <w:t xml:space="preserve">Are directed to collect certain data </w:t>
-            </w:r>
-          </w:p>
-        </w:tc>
-        <w:tc>
-          <w:tcPr>
-            <w:tcW w:w="2914" w:type="dxa"/>
-            <w:shd w:val="clear" w:color="auto" w:fill="CAEDFB" w:themeFill="accent4" w:themeFillTint="33"/>
-          </w:tcPr>
-          <w:p>
-            <w:pPr>
-              <w:rPr>
-                <w:lang w:val="en-SG"/>
-              </w:rPr>
-            </w:pPr>
-            <w:r>
-              <w:rPr>
-                <w:lang w:val="en-SG"/>
-              </w:rPr>
-              <w:t>Determine what constitutes evidence and collects it</w:t>
-            </w:r>
-          </w:p>
-        </w:tc>
-      </w:tr>
-      <w:tr>
-        <w:tc>
-          <w:tcPr>
-            <w:tcW w:w="2869" w:type="dxa"/>
-            <w:vMerge w:val="restart"/>
-          </w:tcPr>
-          <w:p>
-            <w:pPr>
-              <w:pStyle w:val="ListParagraph"/>
-              <w:numPr>
-                <w:ilvl w:val="0"/>
-                <w:numId w:val="17"/>
-              </w:numPr>
-              <w:spacing w:line="240" w:lineRule="auto"/>
-              <w:rPr>
-                <w:b/>
-                <w:bCs/>
-                <w:lang w:val="en-SG"/>
-              </w:rPr>
-            </w:pPr>
-            <w:r>
-              <w:rPr>
-                <w:b/>
-                <w:bCs/>
-                <w:lang w:val="en-SG"/>
-              </w:rPr>
-              <w:t>Explanation</w:t>
-            </w:r>
-          </w:p>
-        </w:tc>
-        <w:tc>
-          <w:tcPr>
-            <w:tcW w:w="1124" w:type="dxa"/>
-            <w:shd w:val="clear" w:color="auto" w:fill="F2CEED" w:themeFill="accent5" w:themeFillTint="33"/>
-          </w:tcPr>
-          <w:p>
-            <w:pPr>
-              <w:rPr>
-                <w:b/>
-                <w:bCs/>
-                <w:lang w:val="en-SG"/>
-              </w:rPr>
-            </w:pPr>
-            <w:r>
-              <w:rPr>
-                <w:b/>
-                <w:bCs/>
-                <w:lang w:val="en-SG"/>
-              </w:rPr>
-              <w:t>Teacher</w:t>
-            </w:r>
-          </w:p>
-        </w:tc>
-        <w:tc>
-          <w:tcPr>
-            <w:tcW w:w="2801" w:type="dxa"/>
-            <w:shd w:val="clear" w:color="auto" w:fill="F2CEED" w:themeFill="accent5" w:themeFillTint="33"/>
-          </w:tcPr>
-          <w:p>
-            <w:pPr>
-              <w:rPr>
-                <w:lang w:val="en-SG"/>
-              </w:rPr>
-            </w:pPr>
-            <w:r>
-              <w:rPr>
-                <w:lang w:val="en-SG"/>
-              </w:rPr>
-              <w:t>P</w:t>
-            </w:r>
-            <w:r>
-              <w:rPr>
-                <w:lang w:val="en-SG"/>
-              </w:rPr>
-              <w:t xml:space="preserve">rovides </w:t>
-            </w:r>
-            <w:r>
-              <w:rPr>
-                <w:lang w:val="en-SG"/>
-              </w:rPr>
-              <w:t xml:space="preserve">the </w:t>
-            </w:r>
-            <w:r>
-              <w:rPr>
-                <w:lang w:val="en-SG"/>
-              </w:rPr>
-              <w:t>explanation and helps students connect evidence to the explanation.</w:t>
-            </w:r>
-          </w:p>
-        </w:tc>
-        <w:tc>
-          <w:tcPr>
-            <w:tcW w:w="2992" w:type="dxa"/>
-            <w:shd w:val="clear" w:color="auto" w:fill="F2CEED" w:themeFill="accent5" w:themeFillTint="33"/>
-          </w:tcPr>
-          <w:p>
-            <w:pPr>
-              <w:rPr>
-                <w:lang w:val="en-SG"/>
-              </w:rPr>
-            </w:pPr>
-            <w:r>
-              <w:rPr>
-                <w:lang w:val="en-SG"/>
-              </w:rPr>
-              <w:t>P</w:t>
-            </w:r>
-            <w:r>
-              <w:rPr>
-                <w:lang w:val="en-SG"/>
-              </w:rPr>
-              <w:t>rovides possible ways to use evidence in constructing explanations.</w:t>
-            </w:r>
-          </w:p>
-        </w:tc>
-        <w:tc>
-          <w:tcPr>
-            <w:tcW w:w="2678" w:type="dxa"/>
-            <w:shd w:val="clear" w:color="auto" w:fill="F2CEED" w:themeFill="accent5" w:themeFillTint="33"/>
-            <w:vAlign w:val="bottom"/>
-          </w:tcPr>
-          <w:p>
-            <w:pPr>
-              <w:rPr>
-                <w:lang w:val="en-SG"/>
-              </w:rPr>
-            </w:pPr>
-            <w:r>
-              <w:rPr>
-                <w:lang w:val="en-SG"/>
-              </w:rPr>
-              <w:t>G</w:t>
-            </w:r>
-            <w:r>
-              <w:rPr>
-                <w:lang w:val="en-SG"/>
-              </w:rPr>
-              <w:t>uides students in the process of constructing explanations from evidence through questioning and scaffolding.</w:t>
-            </w:r>
-          </w:p>
-        </w:tc>
-        <w:tc>
-          <w:tcPr>
-            <w:tcW w:w="2914" w:type="dxa"/>
-            <w:shd w:val="clear" w:color="auto" w:fill="F2CEED" w:themeFill="accent5" w:themeFillTint="33"/>
-          </w:tcPr>
-          <w:p>
-            <w:pPr>
-              <w:rPr>
-                <w:lang w:val="en-SG"/>
-              </w:rPr>
-            </w:pPr>
-            <w:r>
-              <w:rPr>
-                <w:lang w:val="en-SG"/>
-              </w:rPr>
-              <w:t>F</w:t>
-            </w:r>
-            <w:r>
-              <w:rPr>
-                <w:lang w:val="en-SG"/>
-              </w:rPr>
-              <w:t>acilitates reflection and critique, allowing students to independently formulate explanations from evidence.</w:t>
-            </w:r>
-          </w:p>
-        </w:tc>
-      </w:tr>
-      <w:tr>
-        <w:tc>
-          <w:tcPr>
-            <w:tcW w:w="2869" w:type="dxa"/>
-            <w:vMerge/>
-          </w:tcPr>
-          <w:p>
-            <w:pPr>
-              <w:pStyle w:val="ListParagraph"/>
-              <w:spacing w:line="240" w:lineRule="auto"/>
-              <w:ind w:left="360"/>
-              <w:rPr>
-                <w:b/>
-                <w:bCs/>
-                <w:lang w:val="en-SG"/>
-              </w:rPr>
-            </w:pPr>
-          </w:p>
-        </w:tc>
-        <w:tc>
-          <w:tcPr>
-            <w:tcW w:w="1124" w:type="dxa"/>
-            <w:shd w:val="clear" w:color="auto" w:fill="CAEDFB" w:themeFill="accent4" w:themeFillTint="33"/>
-          </w:tcPr>
-          <w:p>
-            <w:pPr>
-              <w:rPr>
-                <w:b/>
-                <w:bCs/>
-                <w:lang w:val="en-SG"/>
-              </w:rPr>
-            </w:pPr>
-            <w:r>
-              <w:rPr>
-                <w:b/>
-                <w:bCs/>
-                <w:lang w:val="en-SG"/>
-              </w:rPr>
-              <w:t>Students</w:t>
-            </w:r>
-          </w:p>
-        </w:tc>
-        <w:tc>
-          <w:tcPr>
-            <w:tcW w:w="2801" w:type="dxa"/>
-            <w:shd w:val="clear" w:color="auto" w:fill="CAEDFB" w:themeFill="accent4" w:themeFillTint="33"/>
-          </w:tcPr>
-          <w:p>
-            <w:pPr>
-              <w:rPr>
-                <w:lang w:val="en-SG"/>
-              </w:rPr>
-            </w:pPr>
-            <w:r>
-              <w:rPr>
-                <w:lang w:val="en-SG"/>
-              </w:rPr>
-              <w:t xml:space="preserve">Construct explanation with evidence provided </w:t>
-            </w:r>
-          </w:p>
-        </w:tc>
-        <w:tc>
-          <w:tcPr>
-            <w:tcW w:w="2992" w:type="dxa"/>
-            <w:shd w:val="clear" w:color="auto" w:fill="CAEDFB" w:themeFill="accent4" w:themeFillTint="33"/>
-          </w:tcPr>
-          <w:p>
-            <w:pPr>
-              <w:rPr>
-                <w:lang w:val="en-SG"/>
-              </w:rPr>
-            </w:pPr>
-            <w:r>
-              <w:rPr>
-                <w:lang w:val="en-SG"/>
-              </w:rPr>
-              <w:t>Construct explanation supported by possible ways to formulate explanation</w:t>
-            </w:r>
-          </w:p>
-        </w:tc>
-        <w:tc>
-          <w:tcPr>
-            <w:tcW w:w="2678" w:type="dxa"/>
-            <w:shd w:val="clear" w:color="auto" w:fill="CAEDFB" w:themeFill="accent4" w:themeFillTint="33"/>
-          </w:tcPr>
-          <w:p>
-            <w:pPr>
-              <w:rPr>
-                <w:lang w:val="en-SG"/>
-              </w:rPr>
-            </w:pPr>
-            <w:r>
-              <w:rPr>
-                <w:lang w:val="en-SG"/>
-              </w:rPr>
-              <w:t>Construction explanation from evidence with guidance in the process</w:t>
-            </w:r>
-          </w:p>
-        </w:tc>
-        <w:tc>
-          <w:tcPr>
-            <w:tcW w:w="2914" w:type="dxa"/>
-            <w:shd w:val="clear" w:color="auto" w:fill="CAEDFB" w:themeFill="accent4" w:themeFillTint="33"/>
-          </w:tcPr>
-          <w:p>
-            <w:pPr>
-              <w:rPr>
-                <w:lang w:val="en-SG"/>
-              </w:rPr>
-            </w:pPr>
-            <w:r>
-              <w:rPr>
-                <w:lang w:val="en-SG"/>
-              </w:rPr>
-              <w:t xml:space="preserve">Formulate their own explanation after summarising evidence </w:t>
-            </w:r>
-          </w:p>
-        </w:tc>
-      </w:tr>
-      <w:tr>
-        <w:tc>
-          <w:tcPr>
-            <w:tcW w:w="2869" w:type="dxa"/>
-            <w:vMerge w:val="restart"/>
-          </w:tcPr>
-          <w:p>
-            <w:pPr>
-              <w:pStyle w:val="ListParagraph"/>
-              <w:numPr>
-                <w:ilvl w:val="0"/>
-                <w:numId w:val="17"/>
-              </w:numPr>
-              <w:spacing w:line="240" w:lineRule="auto"/>
-              <w:rPr>
-                <w:b/>
-                <w:bCs/>
-                <w:lang w:val="en-SG"/>
-              </w:rPr>
-            </w:pPr>
-            <w:r>
-              <w:rPr>
-                <w:b/>
-                <w:bCs/>
-                <w:lang w:val="en-SG"/>
-              </w:rPr>
-              <w:t>Evaluation/Connections</w:t>
-            </w:r>
-          </w:p>
-        </w:tc>
-        <w:tc>
-          <w:tcPr>
-            <w:tcW w:w="1124" w:type="dxa"/>
-            <w:shd w:val="clear" w:color="auto" w:fill="F2CEED" w:themeFill="accent5" w:themeFillTint="33"/>
-          </w:tcPr>
-          <w:p>
-            <w:pPr>
-              <w:rPr>
-                <w:b/>
-                <w:bCs/>
-                <w:lang w:val="en-SG"/>
-              </w:rPr>
-            </w:pPr>
-            <w:r>
-              <w:rPr>
-                <w:b/>
-                <w:bCs/>
-                <w:lang w:val="en-SG"/>
-              </w:rPr>
-              <w:t>Teacher</w:t>
-            </w:r>
-          </w:p>
-        </w:tc>
-        <w:tc>
-          <w:tcPr>
-            <w:tcW w:w="2801" w:type="dxa"/>
-            <w:shd w:val="clear" w:color="auto" w:fill="F2CEED" w:themeFill="accent5" w:themeFillTint="33"/>
-          </w:tcPr>
-          <w:p>
-            <w:pPr>
-              <w:rPr>
-                <w:lang w:val="en-SG"/>
-              </w:rPr>
-            </w:pPr>
-            <w:r>
-              <w:rPr>
-                <w:lang w:val="en-SG"/>
-              </w:rPr>
-              <w:t>P</w:t>
-            </w:r>
-            <w:r>
-              <w:rPr>
-                <w:lang w:val="en-SG"/>
-              </w:rPr>
-              <w:t>rovides scientific explanations and connections against which students compare their ideas.</w:t>
-            </w:r>
-          </w:p>
-        </w:tc>
-        <w:tc>
-          <w:tcPr>
-            <w:tcW w:w="2992" w:type="dxa"/>
-            <w:shd w:val="clear" w:color="auto" w:fill="F2CEED" w:themeFill="accent5" w:themeFillTint="33"/>
-          </w:tcPr>
-          <w:p>
-            <w:pPr>
-              <w:rPr>
-                <w:lang w:val="en-SG"/>
-              </w:rPr>
-            </w:pPr>
-            <w:r>
-              <w:rPr>
-                <w:lang w:val="en-SG"/>
-              </w:rPr>
-              <w:t>S</w:t>
-            </w:r>
-            <w:r>
-              <w:rPr>
-                <w:lang w:val="en-SG"/>
-              </w:rPr>
-              <w:t>uggests possible connections and alternative explanations for consideration.</w:t>
-            </w:r>
-          </w:p>
-        </w:tc>
-        <w:tc>
-          <w:tcPr>
-            <w:tcW w:w="2678" w:type="dxa"/>
-            <w:shd w:val="clear" w:color="auto" w:fill="F2CEED" w:themeFill="accent5" w:themeFillTint="33"/>
-          </w:tcPr>
-          <w:p>
-            <w:pPr>
-              <w:rPr>
-                <w:lang w:val="en-SG"/>
-              </w:rPr>
-            </w:pPr>
-            <w:r>
-              <w:rPr>
-                <w:lang w:val="en-SG"/>
-              </w:rPr>
-              <w:t>D</w:t>
-            </w:r>
-            <w:r>
-              <w:rPr>
-                <w:lang w:val="en-SG"/>
-              </w:rPr>
-              <w:t>irects students to relevant scientific sources, models, and knowledge for evaluating explanations.</w:t>
-            </w:r>
-          </w:p>
-        </w:tc>
-        <w:tc>
-          <w:tcPr>
-            <w:tcW w:w="2914" w:type="dxa"/>
-            <w:shd w:val="clear" w:color="auto" w:fill="F2CEED" w:themeFill="accent5" w:themeFillTint="33"/>
-            <w:vAlign w:val="bottom"/>
-          </w:tcPr>
-          <w:p>
-            <w:pPr>
-              <w:rPr>
-                <w:lang w:val="en-SG"/>
-              </w:rPr>
-            </w:pPr>
-            <w:r>
-              <w:rPr>
-                <w:lang w:val="en-SG"/>
-              </w:rPr>
-              <w:t>E</w:t>
-            </w:r>
-            <w:r>
-              <w:rPr>
-                <w:lang w:val="en-SG"/>
-              </w:rPr>
-              <w:t xml:space="preserve">ncourages critical evaluation and comparison of multiple sources and explanations, while </w:t>
-            </w:r>
-            <w:r>
-              <w:rPr>
-                <w:lang w:val="en-SG"/>
-              </w:rPr>
-              <w:lastRenderedPageBreak/>
-              <w:t>students establish connections independently.</w:t>
-            </w:r>
-          </w:p>
-        </w:tc>
-      </w:tr>
-      <w:tr>
-        <w:tc>
-          <w:tcPr>
-            <w:tcW w:w="2869" w:type="dxa"/>
-            <w:vMerge/>
-          </w:tcPr>
-          <w:p>
-            <w:pPr>
-              <w:pStyle w:val="ListParagraph"/>
-              <w:spacing w:line="240" w:lineRule="auto"/>
-              <w:ind w:left="360"/>
-              <w:rPr>
-                <w:b/>
-                <w:bCs/>
-                <w:lang w:val="en-SG"/>
-              </w:rPr>
-            </w:pPr>
-          </w:p>
-        </w:tc>
-        <w:tc>
-          <w:tcPr>
-            <w:tcW w:w="1124" w:type="dxa"/>
-            <w:shd w:val="clear" w:color="auto" w:fill="CAEDFB" w:themeFill="accent4" w:themeFillTint="33"/>
-          </w:tcPr>
-          <w:p>
-            <w:pPr>
-              <w:rPr>
-                <w:b/>
-                <w:bCs/>
-                <w:lang w:val="en-SG"/>
-              </w:rPr>
-            </w:pPr>
-            <w:r>
-              <w:rPr>
-                <w:b/>
-                <w:bCs/>
-                <w:lang w:val="en-SG"/>
-              </w:rPr>
-              <w:t>Students</w:t>
-            </w:r>
-          </w:p>
-        </w:tc>
-        <w:tc>
-          <w:tcPr>
-            <w:tcW w:w="2801" w:type="dxa"/>
-            <w:shd w:val="clear" w:color="auto" w:fill="CAEDFB" w:themeFill="accent4" w:themeFillTint="33"/>
-          </w:tcPr>
-          <w:p>
-            <w:pPr>
-              <w:rPr>
-                <w:lang w:val="en-SG"/>
-              </w:rPr>
-            </w:pPr>
-            <w:r>
-              <w:rPr>
-                <w:lang w:val="en-SG"/>
-              </w:rPr>
-              <w:t>Evaluate explanations with provided connections</w:t>
-            </w:r>
-          </w:p>
-        </w:tc>
-        <w:tc>
-          <w:tcPr>
-            <w:tcW w:w="2992" w:type="dxa"/>
-            <w:shd w:val="clear" w:color="auto" w:fill="CAEDFB" w:themeFill="accent4" w:themeFillTint="33"/>
-          </w:tcPr>
-          <w:p>
-            <w:pPr>
-              <w:rPr>
-                <w:lang w:val="en-SG"/>
-              </w:rPr>
-            </w:pPr>
-            <w:r>
-              <w:rPr>
-                <w:lang w:val="en-SG"/>
-              </w:rPr>
-              <w:t>Evaluate explanations with possible connections</w:t>
-            </w:r>
-          </w:p>
-        </w:tc>
-        <w:tc>
-          <w:tcPr>
-            <w:tcW w:w="2678" w:type="dxa"/>
-            <w:shd w:val="clear" w:color="auto" w:fill="CAEDFB" w:themeFill="accent4" w:themeFillTint="33"/>
-          </w:tcPr>
-          <w:p>
-            <w:pPr>
-              <w:rPr>
-                <w:lang w:val="en-SG"/>
-              </w:rPr>
-            </w:pPr>
-            <w:r>
-              <w:rPr>
-                <w:lang w:val="en-SG"/>
-              </w:rPr>
-              <w:t>Evaluate explanations with directed sources of knowledge</w:t>
-            </w:r>
-          </w:p>
-        </w:tc>
-        <w:tc>
-          <w:tcPr>
-            <w:tcW w:w="2914" w:type="dxa"/>
-            <w:shd w:val="clear" w:color="auto" w:fill="CAEDFB" w:themeFill="accent4" w:themeFillTint="33"/>
-          </w:tcPr>
-          <w:p>
-            <w:pPr>
-              <w:rPr>
-                <w:lang w:val="en-SG"/>
-              </w:rPr>
-            </w:pPr>
-            <w:r>
-              <w:rPr>
-                <w:lang w:val="en-SG"/>
-              </w:rPr>
-              <w:t>Examine other resources and form links to explanations</w:t>
-            </w:r>
-          </w:p>
-        </w:tc>
-      </w:tr>
-      <w:tr>
-        <w:tc>
-          <w:tcPr>
-            <w:tcW w:w="2869" w:type="dxa"/>
-            <w:vMerge w:val="restart"/>
-          </w:tcPr>
-          <w:p>
-            <w:pPr>
-              <w:pStyle w:val="ListParagraph"/>
-              <w:numPr>
-                <w:ilvl w:val="0"/>
-                <w:numId w:val="17"/>
-              </w:numPr>
-              <w:spacing w:line="240" w:lineRule="auto"/>
-              <w:rPr>
-                <w:b/>
-                <w:bCs/>
-                <w:lang w:val="en-SG"/>
-              </w:rPr>
-            </w:pPr>
-            <w:r>
-              <w:rPr>
-                <w:b/>
-                <w:bCs/>
-                <w:lang w:val="en-SG"/>
-              </w:rPr>
-              <w:t>Communication</w:t>
-            </w:r>
-          </w:p>
-        </w:tc>
-        <w:tc>
-          <w:tcPr>
-            <w:tcW w:w="1124" w:type="dxa"/>
-            <w:shd w:val="clear" w:color="auto" w:fill="F2CEED" w:themeFill="accent5" w:themeFillTint="33"/>
-          </w:tcPr>
-          <w:p>
-            <w:pPr>
-              <w:rPr>
-                <w:b/>
-                <w:bCs/>
-                <w:lang w:val="en-SG"/>
-              </w:rPr>
-            </w:pPr>
-            <w:r>
-              <w:rPr>
-                <w:b/>
-                <w:bCs/>
-                <w:lang w:val="en-SG"/>
-              </w:rPr>
-              <w:t>Teacher</w:t>
-            </w:r>
-          </w:p>
-        </w:tc>
-        <w:tc>
-          <w:tcPr>
-            <w:tcW w:w="2801" w:type="dxa"/>
-            <w:shd w:val="clear" w:color="auto" w:fill="F2CEED" w:themeFill="accent5" w:themeFillTint="33"/>
-          </w:tcPr>
-          <w:p>
-            <w:pPr>
-              <w:rPr>
-                <w:lang w:val="en-SG"/>
-              </w:rPr>
-            </w:pPr>
-            <w:r>
-              <w:rPr>
-                <w:lang w:val="en-SG"/>
-              </w:rPr>
-              <w:t>P</w:t>
-            </w:r>
-            <w:r>
-              <w:rPr>
-                <w:lang w:val="en-SG"/>
-              </w:rPr>
-              <w:t xml:space="preserve">rovides </w:t>
-            </w:r>
-            <w:r>
-              <w:rPr>
-                <w:lang w:val="en-SG"/>
-              </w:rPr>
-              <w:t xml:space="preserve">steps and procedures for </w:t>
-            </w:r>
-            <w:r>
-              <w:rPr>
-                <w:lang w:val="en-SG"/>
-              </w:rPr>
-              <w:t>communication</w:t>
-            </w:r>
-          </w:p>
-        </w:tc>
-        <w:tc>
-          <w:tcPr>
-            <w:tcW w:w="2992" w:type="dxa"/>
-            <w:shd w:val="clear" w:color="auto" w:fill="F2CEED" w:themeFill="accent5" w:themeFillTint="33"/>
-          </w:tcPr>
-          <w:p>
-            <w:pPr>
-              <w:rPr>
-                <w:lang w:val="en-SG"/>
-              </w:rPr>
-            </w:pPr>
-            <w:r>
-              <w:rPr>
-                <w:lang w:val="en-SG"/>
-              </w:rPr>
-              <w:t>P</w:t>
-            </w:r>
-            <w:r>
-              <w:rPr>
-                <w:lang w:val="en-SG"/>
-              </w:rPr>
-              <w:t>rovides guidelines and criteria for communicating findings.</w:t>
-            </w:r>
-          </w:p>
-        </w:tc>
-        <w:tc>
-          <w:tcPr>
-            <w:tcW w:w="2678" w:type="dxa"/>
-            <w:shd w:val="clear" w:color="auto" w:fill="F2CEED" w:themeFill="accent5" w:themeFillTint="33"/>
-          </w:tcPr>
-          <w:p>
-            <w:pPr>
-              <w:rPr>
-                <w:lang w:val="en-SG"/>
-              </w:rPr>
-            </w:pPr>
-            <w:proofErr w:type="gramStart"/>
-            <w:r>
-              <w:rPr>
-                <w:lang w:val="en-SG"/>
-              </w:rPr>
-              <w:t>C</w:t>
-            </w:r>
-            <w:r>
-              <w:rPr>
-                <w:lang w:val="en-SG"/>
-              </w:rPr>
-              <w:t>oaches</w:t>
-            </w:r>
-            <w:proofErr w:type="gramEnd"/>
-            <w:r>
-              <w:rPr>
-                <w:lang w:val="en-SG"/>
-              </w:rPr>
-              <w:t xml:space="preserve"> students in scientific communication</w:t>
-            </w:r>
-          </w:p>
-        </w:tc>
-        <w:tc>
-          <w:tcPr>
-            <w:tcW w:w="2914" w:type="dxa"/>
-            <w:shd w:val="clear" w:color="auto" w:fill="F2CEED" w:themeFill="accent5" w:themeFillTint="33"/>
-          </w:tcPr>
-          <w:p>
-            <w:pPr>
-              <w:rPr>
-                <w:lang w:val="en-SG"/>
-              </w:rPr>
-            </w:pPr>
-            <w:r>
-              <w:rPr>
-                <w:lang w:val="en-SG"/>
-              </w:rPr>
-              <w:t>P</w:t>
-            </w:r>
-            <w:r>
-              <w:rPr>
-                <w:lang w:val="en-SG"/>
-              </w:rPr>
-              <w:t xml:space="preserve">rovides opportunities and audiences for </w:t>
-            </w:r>
-            <w:r>
-              <w:rPr>
-                <w:lang w:val="en-SG"/>
-              </w:rPr>
-              <w:t>communicating</w:t>
-            </w:r>
-          </w:p>
-        </w:tc>
-      </w:tr>
-      <w:tr>
-        <w:tc>
-          <w:tcPr>
-            <w:tcW w:w="2869" w:type="dxa"/>
-            <w:vMerge/>
-          </w:tcPr>
-          <w:p>
-            <w:pPr>
-              <w:pStyle w:val="ListParagraph"/>
-              <w:numPr>
-                <w:ilvl w:val="0"/>
-                <w:numId w:val="17"/>
-              </w:numPr>
-              <w:spacing w:line="240" w:lineRule="auto"/>
-              <w:rPr>
-                <w:lang w:val="en-SG"/>
-              </w:rPr>
-            </w:pPr>
-          </w:p>
-        </w:tc>
-        <w:tc>
-          <w:tcPr>
-            <w:tcW w:w="1124" w:type="dxa"/>
-            <w:shd w:val="clear" w:color="auto" w:fill="CAEDFB" w:themeFill="accent4" w:themeFillTint="33"/>
-          </w:tcPr>
-          <w:p>
-            <w:pPr>
-              <w:rPr>
-                <w:b/>
-                <w:bCs/>
-                <w:lang w:val="en-SG"/>
-              </w:rPr>
-            </w:pPr>
-            <w:r>
-              <w:rPr>
-                <w:b/>
-                <w:bCs/>
-                <w:lang w:val="en-SG"/>
-              </w:rPr>
-              <w:t>Students</w:t>
-            </w:r>
-          </w:p>
-        </w:tc>
-        <w:tc>
-          <w:tcPr>
-            <w:tcW w:w="2801" w:type="dxa"/>
-            <w:shd w:val="clear" w:color="auto" w:fill="CAEDFB" w:themeFill="accent4" w:themeFillTint="33"/>
-          </w:tcPr>
-          <w:p>
-            <w:pPr>
-              <w:rPr>
-                <w:lang w:val="en-SG"/>
-              </w:rPr>
-            </w:pPr>
-            <w:r>
-              <w:rPr>
-                <w:lang w:val="en-SG"/>
-              </w:rPr>
-              <w:t>Communicate and justify their explanations with given steps and procedures for communication</w:t>
-            </w:r>
-          </w:p>
-        </w:tc>
-        <w:tc>
-          <w:tcPr>
-            <w:tcW w:w="2992" w:type="dxa"/>
-            <w:shd w:val="clear" w:color="auto" w:fill="CAEDFB" w:themeFill="accent4" w:themeFillTint="33"/>
-          </w:tcPr>
-          <w:p>
-            <w:pPr>
-              <w:rPr>
-                <w:lang w:val="en-SG"/>
-              </w:rPr>
-            </w:pPr>
-            <w:r>
-              <w:rPr>
-                <w:lang w:val="en-SG"/>
-              </w:rPr>
-              <w:t>Communicate and justify their explanations supported by guidelines for communication</w:t>
-            </w:r>
-          </w:p>
-        </w:tc>
-        <w:tc>
-          <w:tcPr>
-            <w:tcW w:w="2678" w:type="dxa"/>
-            <w:shd w:val="clear" w:color="auto" w:fill="CAEDFB" w:themeFill="accent4" w:themeFillTint="33"/>
-          </w:tcPr>
-          <w:p>
-            <w:pPr>
-              <w:rPr>
-                <w:lang w:val="en-SG"/>
-              </w:rPr>
-            </w:pPr>
-            <w:r>
-              <w:rPr>
-                <w:lang w:val="en-SG"/>
-              </w:rPr>
-              <w:t>Communicate and justify their explanations supported by teachers’ coaching in the developing of communication</w:t>
-            </w:r>
-          </w:p>
-        </w:tc>
-        <w:tc>
-          <w:tcPr>
-            <w:tcW w:w="2914" w:type="dxa"/>
-            <w:shd w:val="clear" w:color="auto" w:fill="CAEDFB" w:themeFill="accent4" w:themeFillTint="33"/>
-          </w:tcPr>
-          <w:p>
-            <w:pPr>
-              <w:rPr>
-                <w:lang w:val="en-SG"/>
-              </w:rPr>
-            </w:pPr>
-            <w:r>
-              <w:rPr>
-                <w:lang w:val="en-SG"/>
-              </w:rPr>
-              <w:t>Form reasonable and logical argument to communicate explanations</w:t>
-            </w:r>
-          </w:p>
-        </w:tc>
-      </w:tr>
-    </w:tbl>
-    <w:p>
-      <w:pPr>
-        <w:rPr>
-          <w:lang w:val="en-SG"/>
-        </w:rPr>
-      </w:pPr>
-    </w:p>
     <w:p>
       <w:pPr>
         <w:rPr>
@@ -3776,6 +2153,7 @@
         <w:rPr>
           <w:u w:val="single"/>
         </w:rPr>
+        <w:lastRenderedPageBreak/>
         <w:t>References</w:t>
       </w:r>
     </w:p>
@@ -7338,6 +5716,30 @@
 </file>
 
 <file path=customXml/item1.xml><?xml version="1.0" encoding="utf-8"?>
+<b:Sources xmlns:b="http://schemas.openxmlformats.org/officeDocument/2006/bibliography" xmlns="http://schemas.openxmlformats.org/officeDocument/2006/bibliography" SelectedStyle="\APASixthEditionOfficeOnline.xsl" StyleName="APA" Version="6"/>
+</file>
+
+<file path=customXml/item2.xml><?xml version="1.0" encoding="utf-8"?>
+<p:properties xmlns:p="http://schemas.microsoft.com/office/2006/metadata/properties" xmlns:xsi="http://www.w3.org/2001/XMLSchema-instance" xmlns:pc="http://schemas.microsoft.com/office/infopath/2007/PartnerControls">
+  <documentManagement>
+    <TaxCatchAll xmlns="023b6993-7b2a-47fc-abda-801f9cfc4a22" xsi:nil="true"/>
+    <lcf76f155ced4ddcb4097134ff3c332f xmlns="8e7907c9-d300-453a-973f-22b249258053">
+      <Terms xmlns="http://schemas.microsoft.com/office/infopath/2007/PartnerControls"/>
+    </lcf76f155ced4ddcb4097134ff3c332f>
+  </documentManagement>
+</p:properties>
+</file>
+
+<file path=customXml/item3.xml><?xml version="1.0" encoding="utf-8"?>
+<?mso-contentType ?>
+<FormTemplates xmlns="http://schemas.microsoft.com/sharepoint/v3/contenttype/forms">
+  <Display>DocumentLibraryForm</Display>
+  <Edit>DocumentLibraryForm</Edit>
+  <New>DocumentLibraryForm</New>
+</FormTemplates>
+</file>
+
+<file path=customXml/item4.xml><?xml version="1.0" encoding="utf-8"?>
 <ct:contentTypeSchema xmlns:ct="http://schemas.microsoft.com/office/2006/metadata/contentType" xmlns:ma="http://schemas.microsoft.com/office/2006/metadata/properties/metaAttributes" ct:_="" ma:_="" ma:contentTypeName="Document" ma:contentTypeID="0x010100AC396C50D41E3A4091F741143D4A7CC7" ma:contentTypeVersion="18" ma:contentTypeDescription="Create a new document." ma:contentTypeScope="" ma:versionID="f378cebc068dfd670ebd76e205da12b1">
   <xsd:schema xmlns:xsd="http://www.w3.org/2001/XMLSchema" xmlns:xs="http://www.w3.org/2001/XMLSchema" xmlns:p="http://schemas.microsoft.com/office/2006/metadata/properties" xmlns:ns2="8e7907c9-d300-453a-973f-22b249258053" xmlns:ns3="023b6993-7b2a-47fc-abda-801f9cfc4a22" targetNamespace="http://schemas.microsoft.com/office/2006/metadata/properties" ma:root="true" ma:fieldsID="2f4f494262955d3b6ca69ec50711387d" ns2:_="" ns3:_="">
     <xsd:import namespace="8e7907c9-d300-453a-973f-22b249258053"/>
@@ -7592,31 +5994,34 @@
 </ct:contentTypeSchema>
 </file>
 
-<file path=customXml/item2.xml><?xml version="1.0" encoding="utf-8"?>
-<?mso-contentType ?>
-<FormTemplates xmlns="http://schemas.microsoft.com/sharepoint/v3/contenttype/forms">
-  <Display>DocumentLibraryForm</Display>
-  <Edit>DocumentLibraryForm</Edit>
-  <New>DocumentLibraryForm</New>
-</FormTemplates>
+<file path=customXml/itemProps1.xml><?xml version="1.0" encoding="utf-8"?>
+<ds:datastoreItem xmlns:ds="http://schemas.openxmlformats.org/officeDocument/2006/customXml" ds:itemID="{D5F75A63-D568-4C10-A4C9-C5458562EBEE}">
+  <ds:schemaRefs>
+    <ds:schemaRef ds:uri="http://schemas.openxmlformats.org/officeDocument/2006/bibliography"/>
+  </ds:schemaRefs>
+</ds:datastoreItem>
 </file>
 
-<file path=customXml/item3.xml><?xml version="1.0" encoding="utf-8"?>
-<p:properties xmlns:p="http://schemas.microsoft.com/office/2006/metadata/properties" xmlns:xsi="http://www.w3.org/2001/XMLSchema-instance" xmlns:pc="http://schemas.microsoft.com/office/infopath/2007/PartnerControls">
-  <documentManagement>
-    <TaxCatchAll xmlns="023b6993-7b2a-47fc-abda-801f9cfc4a22" xsi:nil="true"/>
-    <lcf76f155ced4ddcb4097134ff3c332f xmlns="8e7907c9-d300-453a-973f-22b249258053">
-      <Terms xmlns="http://schemas.microsoft.com/office/infopath/2007/PartnerControls"/>
-    </lcf76f155ced4ddcb4097134ff3c332f>
-  </documentManagement>
-</p:properties>
+<file path=customXml/itemProps2.xml><?xml version="1.0" encoding="utf-8"?>
+<ds:datastoreItem xmlns:ds="http://schemas.openxmlformats.org/officeDocument/2006/customXml" ds:itemID="{1890BF3E-2BB0-4699-ACB7-204C5D59217A}">
+  <ds:schemaRefs>
+    <ds:schemaRef ds:uri="http://schemas.microsoft.com/office/2006/metadata/properties"/>
+    <ds:schemaRef ds:uri="http://schemas.microsoft.com/office/infopath/2007/PartnerControls"/>
+    <ds:schemaRef ds:uri="023b6993-7b2a-47fc-abda-801f9cfc4a22"/>
+    <ds:schemaRef ds:uri="8e7907c9-d300-453a-973f-22b249258053"/>
+  </ds:schemaRefs>
+</ds:datastoreItem>
 </file>
 
-<file path=customXml/item4.xml><?xml version="1.0" encoding="utf-8"?>
-<b:Sources xmlns:b="http://schemas.openxmlformats.org/officeDocument/2006/bibliography" xmlns="http://schemas.openxmlformats.org/officeDocument/2006/bibliography" SelectedStyle="\APASixthEditionOfficeOnline.xsl" StyleName="APA" Version="6"/>
+<file path=customXml/itemProps3.xml><?xml version="1.0" encoding="utf-8"?>
+<ds:datastoreItem xmlns:ds="http://schemas.openxmlformats.org/officeDocument/2006/customXml" ds:itemID="{7617CAF8-389E-41BF-8601-F61DA77694D5}">
+  <ds:schemaRefs>
+    <ds:schemaRef ds:uri="http://schemas.microsoft.com/sharepoint/v3/contenttype/forms"/>
+  </ds:schemaRefs>
+</ds:datastoreItem>
 </file>
 
-<file path=customXml/itemProps1.xml><?xml version="1.0" encoding="utf-8"?>
+<file path=customXml/itemProps4.xml><?xml version="1.0" encoding="utf-8"?>
 <ds:datastoreItem xmlns:ds="http://schemas.openxmlformats.org/officeDocument/2006/customXml" ds:itemID="{07038C64-CB7E-44D0-8F16-E5C18212BB7E}">
   <ds:schemaRefs>
     <ds:schemaRef ds:uri="http://schemas.microsoft.com/office/2006/metadata/contentType"/>
@@ -7633,31 +6038,4 @@
     <ds:schemaRef ds:uri="http://schemas.microsoft.com/internal/obd"/>
   </ds:schemaRefs>
 </ds:datastoreItem>
-</file>
-
-<file path=customXml/itemProps2.xml><?xml version="1.0" encoding="utf-8"?>
-<ds:datastoreItem xmlns:ds="http://schemas.openxmlformats.org/officeDocument/2006/customXml" ds:itemID="{7617CAF8-389E-41BF-8601-F61DA77694D5}">
-  <ds:schemaRefs>
-    <ds:schemaRef ds:uri="http://schemas.microsoft.com/sharepoint/v3/contenttype/forms"/>
-  </ds:schemaRefs>
-</ds:datastoreItem>
-</file>
-
-<file path=customXml/itemProps3.xml><?xml version="1.0" encoding="utf-8"?>
-<ds:datastoreItem xmlns:ds="http://schemas.openxmlformats.org/officeDocument/2006/customXml" ds:itemID="{1890BF3E-2BB0-4699-ACB7-204C5D59217A}">
-  <ds:schemaRefs>
-    <ds:schemaRef ds:uri="http://schemas.microsoft.com/office/2006/metadata/properties"/>
-    <ds:schemaRef ds:uri="http://schemas.microsoft.com/office/infopath/2007/PartnerControls"/>
-    <ds:schemaRef ds:uri="023b6993-7b2a-47fc-abda-801f9cfc4a22"/>
-    <ds:schemaRef ds:uri="8e7907c9-d300-453a-973f-22b249258053"/>
-  </ds:schemaRefs>
-</ds:datastoreItem>
-</file>
-
-<file path=customXml/itemProps4.xml><?xml version="1.0" encoding="utf-8"?>
-<ds:datastoreItem xmlns:ds="http://schemas.openxmlformats.org/officeDocument/2006/customXml" ds:itemID="{D5F75A63-D568-4C10-A4C9-C5458562EBEE}">
-  <ds:schemaRefs>
-    <ds:schemaRef ds:uri="http://schemas.openxmlformats.org/officeDocument/2006/bibliography"/>
-  </ds:schemaRefs>
-</ds:datastoreItem>
 </file>
--- a/IBL.docx
+++ b/IBL.docx
@@ -167,21 +167,24 @@
     </w:p>
     <w:p>
       <w:pPr>
-        <w:spacing w:line="240" w:lineRule="auto"/>
-        <w:jc w:val="both"/>
-      </w:pPr>
-      <w:r>
-        <w:br/>
-      </w:r>
+        <w:pStyle w:val="Heading2"/>
+        <w:spacing w:before="0" w:after="0" w:line="240" w:lineRule="auto"/>
+        <w:rPr>
+          <w:sz w:val="24"/>
+          <w:szCs w:val="24"/>
+        </w:rPr>
+      </w:pPr>
+    </w:p>
+    <w:p>
       <w:r>
         <w:rPr>
           <w:noProof/>
         </w:rPr>
         <w:drawing>
-          <wp:inline distT="0" distB="0" distL="0" distR="0" wp14:anchorId="7ECAF595" wp14:editId="36BC6E50">
-            <wp:extent cx="4800600" cy="7200900"/>
+          <wp:inline distT="0" distB="0" distL="0" distR="0" wp14:anchorId="1479C03B" wp14:editId="56BD0A56">
+            <wp:extent cx="5627582" cy="8441373"/>
             <wp:effectExtent l="0" t="0" r="0" b="0"/>
-            <wp:docPr id="1398669200" name="Picture 1" descr="An image illustrates the Inquiry-Based Learning (IBL) process, featuring key components such as engaging with scientific questions, hands-on exploration, data analysis, and knowledge synthesis, all guided by a structured framework.&#10;&#10;AI-generated content may be incorrect."/>
+            <wp:docPr id="303554785" name="Picture 1"/>
             <wp:cNvGraphicFramePr>
               <a:graphicFrameLocks xmlns:a="http://schemas.openxmlformats.org/drawingml/2006/main" noChangeAspect="1"/>
             </wp:cNvGraphicFramePr>
@@ -189,7 +192,7 @@
               <a:graphicData uri="http://schemas.openxmlformats.org/drawingml/2006/picture">
                 <pic:pic xmlns:pic="http://schemas.openxmlformats.org/drawingml/2006/picture">
                   <pic:nvPicPr>
-                    <pic:cNvPr id="1398669200" name="Picture 1" descr="An image illustrates the Inquiry-Based Learning (IBL) process, featuring key components such as engaging with scientific questions, hands-on exploration, data analysis, and knowledge synthesis, all guided by a structured framework.&#10;&#10;AI-generated content may be incorrect."/>
+                    <pic:cNvPr id="303554785" name="Picture 303554785"/>
                     <pic:cNvPicPr/>
                   </pic:nvPicPr>
                   <pic:blipFill>
@@ -207,7 +210,7 @@
                   <pic:spPr>
                     <a:xfrm>
                       <a:off x="0" y="0"/>
-                      <a:ext cx="4801061" cy="7201592"/>
+                      <a:ext cx="5628130" cy="8442195"/>
                     </a:xfrm>
                     <a:prstGeom prst="rect">
                       <a:avLst/>
@@ -220,7 +223,6 @@
         </w:drawing>
       </w:r>
     </w:p>
-    <w:p/>
     <w:p>
       <w:pPr>
         <w:sectPr>
@@ -395,6 +397,11 @@
           </w:p>
           <w:p>
             <w:pPr>
+              <w:pStyle w:val="ListParagraph"/>
+              <w:numPr>
+                <w:ilvl w:val="0"/>
+                <w:numId w:val="10"/>
+              </w:numPr>
               <w:rPr>
                 <w:i/>
                 <w:iCs/>
@@ -832,6 +839,13 @@
             </w:pPr>
           </w:p>
           <w:p>
+            <w:pPr>
+              <w:pStyle w:val="ListParagraph"/>
+              <w:numPr>
+                <w:ilvl w:val="0"/>
+                <w:numId w:val="18"/>
+              </w:numPr>
+            </w:pPr>
             <w:r>
               <w:t>Learners give priority to evidence</w:t>
             </w:r>
@@ -1141,6 +1155,13 @@
           </w:p>
           <w:p/>
           <w:p>
+            <w:pPr>
+              <w:pStyle w:val="ListParagraph"/>
+              <w:numPr>
+                <w:ilvl w:val="0"/>
+                <w:numId w:val="6"/>
+              </w:numPr>
+            </w:pPr>
             <w:r>
               <w:t>Learners formulate explanations from evidence</w:t>
             </w:r>
@@ -1366,8 +1387,11 @@
           <w:p>
             <w:pPr>
               <w:pStyle w:val="ListParagraph"/>
+              <w:numPr>
+                <w:ilvl w:val="0"/>
+                <w:numId w:val="12"/>
+              </w:numPr>
               <w:spacing w:line="240" w:lineRule="auto"/>
-              <w:ind w:left="0"/>
             </w:pPr>
             <w:r>
               <w:t xml:space="preserve">Learners evaluate their explanations </w:t>
@@ -1612,6 +1636,13 @@
           </w:p>
           <w:p/>
           <w:p>
+            <w:pPr>
+              <w:pStyle w:val="ListParagraph"/>
+              <w:numPr>
+                <w:ilvl w:val="0"/>
+                <w:numId w:val="13"/>
+              </w:numPr>
+            </w:pPr>
             <w:r>
               <w:t>Learners communicate and justify their proposed explanations</w:t>
             </w:r>
@@ -2080,35 +2111,18 @@
     </w:p>
     <w:p>
       <w:pPr>
-        <w:spacing w:line="278" w:lineRule="auto"/>
         <w:rPr>
           <w:lang w:val="en-SG"/>
         </w:rPr>
       </w:pPr>
       <w:r>
         <w:rPr>
-          <w:lang w:val="en-SG"/>
-        </w:rPr>
-        <w:br w:type="page"/>
-      </w:r>
-    </w:p>
-    <w:p>
-      <w:pPr>
-        <w:pStyle w:val="ListParagraph"/>
-        <w:ind w:left="360"/>
-        <w:rPr>
-          <w:lang w:val="en-SG"/>
-        </w:rPr>
-      </w:pPr>
-      <w:r>
-        <w:rPr>
           <w:noProof/>
-          <w:lang w:val="en-SG"/>
         </w:rPr>
         <w:lastRenderedPageBreak/>
         <w:drawing>
-          <wp:inline distT="0" distB="0" distL="0" distR="0" wp14:anchorId="08246386" wp14:editId="71403F9E">
-            <wp:extent cx="6959958" cy="6197919"/>
+          <wp:inline distT="0" distB="0" distL="0" distR="0" wp14:anchorId="2DC1AD3D" wp14:editId="7A1FB7D3">
+            <wp:extent cx="6959600" cy="6197600"/>
             <wp:effectExtent l="0" t="0" r="0" b="0"/>
             <wp:docPr id="606142135" name="Picture 1" descr="The image depicts a structured framework for inquiry-based learning, outlining the roles of teacher guidance and student autonomy in question formulation, data collection, and evidence analysis.&#10;&#10;AI-generated content may be incorrect."/>
             <wp:cNvGraphicFramePr>
@@ -2119,7 +2133,9 @@
                 <pic:pic xmlns:pic="http://schemas.openxmlformats.org/drawingml/2006/picture">
                   <pic:nvPicPr>
                     <pic:cNvPr id="606142135" name="Picture 1" descr="The image depicts a structured framework for inquiry-based learning, outlining the roles of teacher guidance and student autonomy in question formulation, data collection, and evidence analysis.&#10;&#10;AI-generated content may be incorrect."/>
-                    <pic:cNvPicPr/>
+                    <pic:cNvPicPr>
+                      <a:picLocks noChangeAspect="1"/>
+                    </pic:cNvPicPr>
                   </pic:nvPicPr>
                   <pic:blipFill>
                     <a:blip r:embed="rId13"/>
@@ -2130,7 +2146,7 @@
                   <pic:spPr>
                     <a:xfrm>
                       <a:off x="0" y="0"/>
-                      <a:ext cx="6959958" cy="6197919"/>
+                      <a:ext cx="6959600" cy="6197600"/>
                     </a:xfrm>
                     <a:prstGeom prst="rect">
                       <a:avLst/>
@@ -2287,7 +2303,7 @@
   <w:abstractNum w:abstractNumId="0" w15:restartNumberingAfterBreak="0">
     <w:nsid w:val="13DD373B"/>
     <w:multiLevelType w:val="hybridMultilevel"/>
-    <w:tmpl w:val="60400EE0"/>
+    <w:tmpl w:val="FC1AFFCC"/>
     <w:lvl w:ilvl="0" w:tplc="48090001">
       <w:start w:val="1"/>
       <w:numFmt w:val="bullet"/>
@@ -2400,7 +2416,7 @@
   <w:abstractNum w:abstractNumId="1" w15:restartNumberingAfterBreak="0">
     <w:nsid w:val="17531368"/>
     <w:multiLevelType w:val="hybridMultilevel"/>
-    <w:tmpl w:val="C2888FAA"/>
+    <w:tmpl w:val="D0E09F20"/>
     <w:lvl w:ilvl="0" w:tplc="48090001">
       <w:start w:val="1"/>
       <w:numFmt w:val="bullet"/>
@@ -2511,6 +2527,119 @@
     </w:lvl>
   </w:abstractNum>
   <w:abstractNum w:abstractNumId="2" w15:restartNumberingAfterBreak="0">
+    <w:nsid w:val="198666FE"/>
+    <w:multiLevelType w:val="hybridMultilevel"/>
+    <w:tmpl w:val="D98A0386"/>
+    <w:lvl w:ilvl="0" w:tplc="48090001">
+      <w:start w:val="1"/>
+      <w:numFmt w:val="bullet"/>
+      <w:lvlText w:val=""/>
+      <w:lvlJc w:val="left"/>
+      <w:pPr>
+        <w:ind w:left="720" w:hanging="360"/>
+      </w:pPr>
+      <w:rPr>
+        <w:rFonts w:ascii="Symbol" w:hAnsi="Symbol" w:hint="default"/>
+      </w:rPr>
+    </w:lvl>
+    <w:lvl w:ilvl="1" w:tplc="48090003" w:tentative="1">
+      <w:start w:val="1"/>
+      <w:numFmt w:val="bullet"/>
+      <w:lvlText w:val="o"/>
+      <w:lvlJc w:val="left"/>
+      <w:pPr>
+        <w:ind w:left="1440" w:hanging="360"/>
+      </w:pPr>
+      <w:rPr>
+        <w:rFonts w:ascii="Courier New" w:hAnsi="Courier New" w:cs="Courier New" w:hint="default"/>
+      </w:rPr>
+    </w:lvl>
+    <w:lvl w:ilvl="2" w:tplc="48090005" w:tentative="1">
+      <w:start w:val="1"/>
+      <w:numFmt w:val="bullet"/>
+      <w:lvlText w:val=""/>
+      <w:lvlJc w:val="left"/>
+      <w:pPr>
+        <w:ind w:left="2160" w:hanging="360"/>
+      </w:pPr>
+      <w:rPr>
+        <w:rFonts w:ascii="Wingdings" w:hAnsi="Wingdings" w:hint="default"/>
+      </w:rPr>
+    </w:lvl>
+    <w:lvl w:ilvl="3" w:tplc="48090001" w:tentative="1">
+      <w:start w:val="1"/>
+      <w:numFmt w:val="bullet"/>
+      <w:lvlText w:val=""/>
+      <w:lvlJc w:val="left"/>
+      <w:pPr>
+        <w:ind w:left="2880" w:hanging="360"/>
+      </w:pPr>
+      <w:rPr>
+        <w:rFonts w:ascii="Symbol" w:hAnsi="Symbol" w:hint="default"/>
+      </w:rPr>
+    </w:lvl>
+    <w:lvl w:ilvl="4" w:tplc="48090003" w:tentative="1">
+      <w:start w:val="1"/>
+      <w:numFmt w:val="bullet"/>
+      <w:lvlText w:val="o"/>
+      <w:lvlJc w:val="left"/>
+      <w:pPr>
+        <w:ind w:left="3600" w:hanging="360"/>
+      </w:pPr>
+      <w:rPr>
+        <w:rFonts w:ascii="Courier New" w:hAnsi="Courier New" w:cs="Courier New" w:hint="default"/>
+      </w:rPr>
+    </w:lvl>
+    <w:lvl w:ilvl="5" w:tplc="48090005" w:tentative="1">
+      <w:start w:val="1"/>
+      <w:numFmt w:val="bullet"/>
+      <w:lvlText w:val=""/>
+      <w:lvlJc w:val="left"/>
+      <w:pPr>
+        <w:ind w:left="4320" w:hanging="360"/>
+      </w:pPr>
+      <w:rPr>
+        <w:rFonts w:ascii="Wingdings" w:hAnsi="Wingdings" w:hint="default"/>
+      </w:rPr>
+    </w:lvl>
+    <w:lvl w:ilvl="6" w:tplc="48090001" w:tentative="1">
+      <w:start w:val="1"/>
+      <w:numFmt w:val="bullet"/>
+      <w:lvlText w:val=""/>
+      <w:lvlJc w:val="left"/>
+      <w:pPr>
+        <w:ind w:left="5040" w:hanging="360"/>
+      </w:pPr>
+      <w:rPr>
+        <w:rFonts w:ascii="Symbol" w:hAnsi="Symbol" w:hint="default"/>
+      </w:rPr>
+    </w:lvl>
+    <w:lvl w:ilvl="7" w:tplc="48090003" w:tentative="1">
+      <w:start w:val="1"/>
+      <w:numFmt w:val="bullet"/>
+      <w:lvlText w:val="o"/>
+      <w:lvlJc w:val="left"/>
+      <w:pPr>
+        <w:ind w:left="5760" w:hanging="360"/>
+      </w:pPr>
+      <w:rPr>
+        <w:rFonts w:ascii="Courier New" w:hAnsi="Courier New" w:cs="Courier New" w:hint="default"/>
+      </w:rPr>
+    </w:lvl>
+    <w:lvl w:ilvl="8" w:tplc="48090005" w:tentative="1">
+      <w:start w:val="1"/>
+      <w:numFmt w:val="bullet"/>
+      <w:lvlText w:val=""/>
+      <w:lvlJc w:val="left"/>
+      <w:pPr>
+        <w:ind w:left="6480" w:hanging="360"/>
+      </w:pPr>
+      <w:rPr>
+        <w:rFonts w:ascii="Wingdings" w:hAnsi="Wingdings" w:hint="default"/>
+      </w:rPr>
+    </w:lvl>
+  </w:abstractNum>
+  <w:abstractNum w:abstractNumId="3" w15:restartNumberingAfterBreak="0">
     <w:nsid w:val="20995844"/>
     <w:multiLevelType w:val="hybridMultilevel"/>
     <w:tmpl w:val="61A8CBE2"/>
@@ -2600,7 +2729,7 @@
       </w:pPr>
     </w:lvl>
   </w:abstractNum>
-  <w:abstractNum w:abstractNumId="3" w15:restartNumberingAfterBreak="0">
+  <w:abstractNum w:abstractNumId="4" w15:restartNumberingAfterBreak="0">
     <w:nsid w:val="3072442E"/>
     <w:multiLevelType w:val="hybridMultilevel"/>
     <w:tmpl w:val="AA287082"/>
@@ -2713,7 +2842,7 @@
       </w:rPr>
     </w:lvl>
   </w:abstractNum>
-  <w:abstractNum w:abstractNumId="4" w15:restartNumberingAfterBreak="0">
+  <w:abstractNum w:abstractNumId="5" w15:restartNumberingAfterBreak="0">
     <w:nsid w:val="350B229D"/>
     <w:multiLevelType w:val="hybridMultilevel"/>
     <w:tmpl w:val="39864566"/>
@@ -2826,10 +2955,10 @@
       </w:rPr>
     </w:lvl>
   </w:abstractNum>
-  <w:abstractNum w:abstractNumId="5" w15:restartNumberingAfterBreak="0">
+  <w:abstractNum w:abstractNumId="6" w15:restartNumberingAfterBreak="0">
     <w:nsid w:val="39873C45"/>
     <w:multiLevelType w:val="hybridMultilevel"/>
-    <w:tmpl w:val="716EE99C"/>
+    <w:tmpl w:val="A78C361A"/>
     <w:lvl w:ilvl="0" w:tplc="48090001">
       <w:start w:val="1"/>
       <w:numFmt w:val="bullet"/>
@@ -2939,7 +3068,7 @@
       </w:rPr>
     </w:lvl>
   </w:abstractNum>
-  <w:abstractNum w:abstractNumId="6" w15:restartNumberingAfterBreak="0">
+  <w:abstractNum w:abstractNumId="7" w15:restartNumberingAfterBreak="0">
     <w:nsid w:val="4078785F"/>
     <w:multiLevelType w:val="hybridMultilevel"/>
     <w:tmpl w:val="66C86776"/>
@@ -3028,7 +3157,7 @@
       </w:pPr>
     </w:lvl>
   </w:abstractNum>
-  <w:abstractNum w:abstractNumId="7" w15:restartNumberingAfterBreak="0">
+  <w:abstractNum w:abstractNumId="8" w15:restartNumberingAfterBreak="0">
     <w:nsid w:val="4F1A4C17"/>
     <w:multiLevelType w:val="hybridMultilevel"/>
     <w:tmpl w:val="BF7A48AC"/>
@@ -3141,7 +3270,7 @@
       </w:rPr>
     </w:lvl>
   </w:abstractNum>
-  <w:abstractNum w:abstractNumId="8" w15:restartNumberingAfterBreak="0">
+  <w:abstractNum w:abstractNumId="9" w15:restartNumberingAfterBreak="0">
     <w:nsid w:val="50A4773A"/>
     <w:multiLevelType w:val="hybridMultilevel"/>
     <w:tmpl w:val="A710B23A"/>
@@ -3254,7 +3383,7 @@
       </w:rPr>
     </w:lvl>
   </w:abstractNum>
-  <w:abstractNum w:abstractNumId="9" w15:restartNumberingAfterBreak="0">
+  <w:abstractNum w:abstractNumId="10" w15:restartNumberingAfterBreak="0">
     <w:nsid w:val="584A4C79"/>
     <w:multiLevelType w:val="hybridMultilevel"/>
     <w:tmpl w:val="2AE2878C"/>
@@ -3367,7 +3496,7 @@
       </w:rPr>
     </w:lvl>
   </w:abstractNum>
-  <w:abstractNum w:abstractNumId="10" w15:restartNumberingAfterBreak="0">
+  <w:abstractNum w:abstractNumId="11" w15:restartNumberingAfterBreak="0">
     <w:nsid w:val="5BCE26F6"/>
     <w:multiLevelType w:val="hybridMultilevel"/>
     <w:tmpl w:val="559EFF1E"/>
@@ -3480,7 +3609,7 @@
       </w:rPr>
     </w:lvl>
   </w:abstractNum>
-  <w:abstractNum w:abstractNumId="11" w15:restartNumberingAfterBreak="0">
+  <w:abstractNum w:abstractNumId="12" w15:restartNumberingAfterBreak="0">
     <w:nsid w:val="5E620FB1"/>
     <w:multiLevelType w:val="hybridMultilevel"/>
     <w:tmpl w:val="54B627C8"/>
@@ -3593,7 +3722,7 @@
       </w:rPr>
     </w:lvl>
   </w:abstractNum>
-  <w:abstractNum w:abstractNumId="12" w15:restartNumberingAfterBreak="0">
+  <w:abstractNum w:abstractNumId="13" w15:restartNumberingAfterBreak="0">
     <w:nsid w:val="602D798C"/>
     <w:multiLevelType w:val="hybridMultilevel"/>
     <w:tmpl w:val="66345C6E"/>
@@ -3706,10 +3835,10 @@
       </w:rPr>
     </w:lvl>
   </w:abstractNum>
-  <w:abstractNum w:abstractNumId="13" w15:restartNumberingAfterBreak="0">
+  <w:abstractNum w:abstractNumId="14" w15:restartNumberingAfterBreak="0">
     <w:nsid w:val="68846772"/>
     <w:multiLevelType w:val="hybridMultilevel"/>
-    <w:tmpl w:val="B98A77BA"/>
+    <w:tmpl w:val="D3B2E46C"/>
     <w:lvl w:ilvl="0" w:tplc="48090001">
       <w:start w:val="1"/>
       <w:numFmt w:val="bullet"/>
@@ -3819,7 +3948,7 @@
       </w:rPr>
     </w:lvl>
   </w:abstractNum>
-  <w:abstractNum w:abstractNumId="14" w15:restartNumberingAfterBreak="0">
+  <w:abstractNum w:abstractNumId="15" w15:restartNumberingAfterBreak="0">
     <w:nsid w:val="68ED274A"/>
     <w:multiLevelType w:val="hybridMultilevel"/>
     <w:tmpl w:val="F5D6C902"/>
@@ -3932,7 +4061,7 @@
       </w:rPr>
     </w:lvl>
   </w:abstractNum>
-  <w:abstractNum w:abstractNumId="15" w15:restartNumberingAfterBreak="0">
+  <w:abstractNum w:abstractNumId="16" w15:restartNumberingAfterBreak="0">
     <w:nsid w:val="730B3A4F"/>
     <w:multiLevelType w:val="hybridMultilevel"/>
     <w:tmpl w:val="50B21B04"/>
@@ -4045,7 +4174,7 @@
       </w:rPr>
     </w:lvl>
   </w:abstractNum>
-  <w:abstractNum w:abstractNumId="16" w15:restartNumberingAfterBreak="0">
+  <w:abstractNum w:abstractNumId="17" w15:restartNumberingAfterBreak="0">
     <w:nsid w:val="75AD47B4"/>
     <w:multiLevelType w:val="hybridMultilevel"/>
     <w:tmpl w:val="1C98690C"/>
@@ -4135,55 +4264,58 @@
     </w:lvl>
   </w:abstractNum>
   <w:num w:numId="1" w16cid:durableId="2026979370">
+    <w:abstractNumId w:val="12"/>
+  </w:num>
+  <w:num w:numId="2" w16cid:durableId="770785175">
+    <w:abstractNumId w:val="5"/>
+  </w:num>
+  <w:num w:numId="3" w16cid:durableId="1061977798">
+    <w:abstractNumId w:val="9"/>
+  </w:num>
+  <w:num w:numId="4" w16cid:durableId="1312827630">
+    <w:abstractNumId w:val="16"/>
+  </w:num>
+  <w:num w:numId="5" w16cid:durableId="602884813">
+    <w:abstractNumId w:val="10"/>
+  </w:num>
+  <w:num w:numId="6" w16cid:durableId="918753925">
+    <w:abstractNumId w:val="6"/>
+  </w:num>
+  <w:num w:numId="7" w16cid:durableId="1542785829">
+    <w:abstractNumId w:val="8"/>
+  </w:num>
+  <w:num w:numId="8" w16cid:durableId="2083021308">
     <w:abstractNumId w:val="11"/>
   </w:num>
-  <w:num w:numId="2" w16cid:durableId="770785175">
-    <w:abstractNumId w:val="4"/>
-  </w:num>
-  <w:num w:numId="3" w16cid:durableId="1061977798">
-    <w:abstractNumId w:val="8"/>
-  </w:num>
-  <w:num w:numId="4" w16cid:durableId="1312827630">
-    <w:abstractNumId w:val="15"/>
-  </w:num>
-  <w:num w:numId="5" w16cid:durableId="602884813">
-    <w:abstractNumId w:val="9"/>
-  </w:num>
-  <w:num w:numId="6" w16cid:durableId="918753925">
-    <w:abstractNumId w:val="5"/>
-  </w:num>
-  <w:num w:numId="7" w16cid:durableId="1542785829">
-    <w:abstractNumId w:val="7"/>
-  </w:num>
-  <w:num w:numId="8" w16cid:durableId="2083021308">
-    <w:abstractNumId w:val="10"/>
-  </w:num>
   <w:num w:numId="9" w16cid:durableId="1875342482">
-    <w:abstractNumId w:val="12"/>
+    <w:abstractNumId w:val="13"/>
   </w:num>
   <w:num w:numId="10" w16cid:durableId="1182014796">
     <w:abstractNumId w:val="0"/>
   </w:num>
   <w:num w:numId="11" w16cid:durableId="996493592">
-    <w:abstractNumId w:val="14"/>
+    <w:abstractNumId w:val="15"/>
   </w:num>
   <w:num w:numId="12" w16cid:durableId="482697035">
     <w:abstractNumId w:val="1"/>
   </w:num>
   <w:num w:numId="13" w16cid:durableId="1939025064">
-    <w:abstractNumId w:val="13"/>
+    <w:abstractNumId w:val="14"/>
   </w:num>
   <w:num w:numId="14" w16cid:durableId="66077794">
+    <w:abstractNumId w:val="4"/>
+  </w:num>
+  <w:num w:numId="15" w16cid:durableId="755126080">
+    <w:abstractNumId w:val="17"/>
+  </w:num>
+  <w:num w:numId="16" w16cid:durableId="1838959815">
     <w:abstractNumId w:val="3"/>
   </w:num>
-  <w:num w:numId="15" w16cid:durableId="755126080">
-    <w:abstractNumId w:val="16"/>
+  <w:num w:numId="17" w16cid:durableId="1090005375">
+    <w:abstractNumId w:val="7"/>
   </w:num>
-  <w:num w:numId="16" w16cid:durableId="1838959815">
+  <w:num w:numId="18" w16cid:durableId="1287277263">
     <w:abstractNumId w:val="2"/>
-  </w:num>
-  <w:num w:numId="17" w16cid:durableId="1090005375">
-    <w:abstractNumId w:val="6"/>
   </w:num>
   <w:numIdMacAtCleanup w:val="17"/>
 </w:numbering>
@@ -5716,30 +5848,6 @@
 </file>
 
 <file path=customXml/item1.xml><?xml version="1.0" encoding="utf-8"?>
-<b:Sources xmlns:b="http://schemas.openxmlformats.org/officeDocument/2006/bibliography" xmlns="http://schemas.openxmlformats.org/officeDocument/2006/bibliography" SelectedStyle="\APASixthEditionOfficeOnline.xsl" StyleName="APA" Version="6"/>
-</file>
-
-<file path=customXml/item2.xml><?xml version="1.0" encoding="utf-8"?>
-<p:properties xmlns:p="http://schemas.microsoft.com/office/2006/metadata/properties" xmlns:xsi="http://www.w3.org/2001/XMLSchema-instance" xmlns:pc="http://schemas.microsoft.com/office/infopath/2007/PartnerControls">
-  <documentManagement>
-    <TaxCatchAll xmlns="023b6993-7b2a-47fc-abda-801f9cfc4a22" xsi:nil="true"/>
-    <lcf76f155ced4ddcb4097134ff3c332f xmlns="8e7907c9-d300-453a-973f-22b249258053">
-      <Terms xmlns="http://schemas.microsoft.com/office/infopath/2007/PartnerControls"/>
-    </lcf76f155ced4ddcb4097134ff3c332f>
-  </documentManagement>
-</p:properties>
-</file>
-
-<file path=customXml/item3.xml><?xml version="1.0" encoding="utf-8"?>
-<?mso-contentType ?>
-<FormTemplates xmlns="http://schemas.microsoft.com/sharepoint/v3/contenttype/forms">
-  <Display>DocumentLibraryForm</Display>
-  <Edit>DocumentLibraryForm</Edit>
-  <New>DocumentLibraryForm</New>
-</FormTemplates>
-</file>
-
-<file path=customXml/item4.xml><?xml version="1.0" encoding="utf-8"?>
 <ct:contentTypeSchema xmlns:ct="http://schemas.microsoft.com/office/2006/metadata/contentType" xmlns:ma="http://schemas.microsoft.com/office/2006/metadata/properties/metaAttributes" ct:_="" ma:_="" ma:contentTypeName="Document" ma:contentTypeID="0x010100AC396C50D41E3A4091F741143D4A7CC7" ma:contentTypeVersion="18" ma:contentTypeDescription="Create a new document." ma:contentTypeScope="" ma:versionID="f378cebc068dfd670ebd76e205da12b1">
   <xsd:schema xmlns:xsd="http://www.w3.org/2001/XMLSchema" xmlns:xs="http://www.w3.org/2001/XMLSchema" xmlns:p="http://schemas.microsoft.com/office/2006/metadata/properties" xmlns:ns2="8e7907c9-d300-453a-973f-22b249258053" xmlns:ns3="023b6993-7b2a-47fc-abda-801f9cfc4a22" targetNamespace="http://schemas.microsoft.com/office/2006/metadata/properties" ma:root="true" ma:fieldsID="2f4f494262955d3b6ca69ec50711387d" ns2:_="" ns3:_="">
     <xsd:import namespace="8e7907c9-d300-453a-973f-22b249258053"/>
@@ -5994,34 +6102,31 @@
 </ct:contentTypeSchema>
 </file>
 
-<file path=customXml/itemProps1.xml><?xml version="1.0" encoding="utf-8"?>
-<ds:datastoreItem xmlns:ds="http://schemas.openxmlformats.org/officeDocument/2006/customXml" ds:itemID="{D5F75A63-D568-4C10-A4C9-C5458562EBEE}">
-  <ds:schemaRefs>
-    <ds:schemaRef ds:uri="http://schemas.openxmlformats.org/officeDocument/2006/bibliography"/>
-  </ds:schemaRefs>
-</ds:datastoreItem>
+<file path=customXml/item2.xml><?xml version="1.0" encoding="utf-8"?>
+<?mso-contentType ?>
+<FormTemplates xmlns="http://schemas.microsoft.com/sharepoint/v3/contenttype/forms">
+  <Display>DocumentLibraryForm</Display>
+  <Edit>DocumentLibraryForm</Edit>
+  <New>DocumentLibraryForm</New>
+</FormTemplates>
 </file>
 
-<file path=customXml/itemProps2.xml><?xml version="1.0" encoding="utf-8"?>
-<ds:datastoreItem xmlns:ds="http://schemas.openxmlformats.org/officeDocument/2006/customXml" ds:itemID="{1890BF3E-2BB0-4699-ACB7-204C5D59217A}">
-  <ds:schemaRefs>
-    <ds:schemaRef ds:uri="http://schemas.microsoft.com/office/2006/metadata/properties"/>
-    <ds:schemaRef ds:uri="http://schemas.microsoft.com/office/infopath/2007/PartnerControls"/>
-    <ds:schemaRef ds:uri="023b6993-7b2a-47fc-abda-801f9cfc4a22"/>
-    <ds:schemaRef ds:uri="8e7907c9-d300-453a-973f-22b249258053"/>
-  </ds:schemaRefs>
-</ds:datastoreItem>
+<file path=customXml/item3.xml><?xml version="1.0" encoding="utf-8"?>
+<p:properties xmlns:p="http://schemas.microsoft.com/office/2006/metadata/properties" xmlns:xsi="http://www.w3.org/2001/XMLSchema-instance" xmlns:pc="http://schemas.microsoft.com/office/infopath/2007/PartnerControls">
+  <documentManagement>
+    <TaxCatchAll xmlns="023b6993-7b2a-47fc-abda-801f9cfc4a22" xsi:nil="true"/>
+    <lcf76f155ced4ddcb4097134ff3c332f xmlns="8e7907c9-d300-453a-973f-22b249258053">
+      <Terms xmlns="http://schemas.microsoft.com/office/infopath/2007/PartnerControls"/>
+    </lcf76f155ced4ddcb4097134ff3c332f>
+  </documentManagement>
+</p:properties>
 </file>
 
-<file path=customXml/itemProps3.xml><?xml version="1.0" encoding="utf-8"?>
-<ds:datastoreItem xmlns:ds="http://schemas.openxmlformats.org/officeDocument/2006/customXml" ds:itemID="{7617CAF8-389E-41BF-8601-F61DA77694D5}">
-  <ds:schemaRefs>
-    <ds:schemaRef ds:uri="http://schemas.microsoft.com/sharepoint/v3/contenttype/forms"/>
-  </ds:schemaRefs>
-</ds:datastoreItem>
+<file path=customXml/item4.xml><?xml version="1.0" encoding="utf-8"?>
+<b:Sources xmlns:b="http://schemas.openxmlformats.org/officeDocument/2006/bibliography" xmlns="http://schemas.openxmlformats.org/officeDocument/2006/bibliography" SelectedStyle="\APASixthEditionOfficeOnline.xsl" StyleName="APA" Version="6"/>
 </file>
 
-<file path=customXml/itemProps4.xml><?xml version="1.0" encoding="utf-8"?>
+<file path=customXml/itemProps1.xml><?xml version="1.0" encoding="utf-8"?>
 <ds:datastoreItem xmlns:ds="http://schemas.openxmlformats.org/officeDocument/2006/customXml" ds:itemID="{07038C64-CB7E-44D0-8F16-E5C18212BB7E}">
   <ds:schemaRefs>
     <ds:schemaRef ds:uri="http://schemas.microsoft.com/office/2006/metadata/contentType"/>
@@ -6038,4 +6143,31 @@
     <ds:schemaRef ds:uri="http://schemas.microsoft.com/internal/obd"/>
   </ds:schemaRefs>
 </ds:datastoreItem>
+</file>
+
+<file path=customXml/itemProps2.xml><?xml version="1.0" encoding="utf-8"?>
+<ds:datastoreItem xmlns:ds="http://schemas.openxmlformats.org/officeDocument/2006/customXml" ds:itemID="{7617CAF8-389E-41BF-8601-F61DA77694D5}">
+  <ds:schemaRefs>
+    <ds:schemaRef ds:uri="http://schemas.microsoft.com/sharepoint/v3/contenttype/forms"/>
+  </ds:schemaRefs>
+</ds:datastoreItem>
+</file>
+
+<file path=customXml/itemProps3.xml><?xml version="1.0" encoding="utf-8"?>
+<ds:datastoreItem xmlns:ds="http://schemas.openxmlformats.org/officeDocument/2006/customXml" ds:itemID="{1890BF3E-2BB0-4699-ACB7-204C5D59217A}">
+  <ds:schemaRefs>
+    <ds:schemaRef ds:uri="http://schemas.microsoft.com/office/2006/metadata/properties"/>
+    <ds:schemaRef ds:uri="http://schemas.microsoft.com/office/infopath/2007/PartnerControls"/>
+    <ds:schemaRef ds:uri="023b6993-7b2a-47fc-abda-801f9cfc4a22"/>
+    <ds:schemaRef ds:uri="8e7907c9-d300-453a-973f-22b249258053"/>
+  </ds:schemaRefs>
+</ds:datastoreItem>
+</file>
+
+<file path=customXml/itemProps4.xml><?xml version="1.0" encoding="utf-8"?>
+<ds:datastoreItem xmlns:ds="http://schemas.openxmlformats.org/officeDocument/2006/customXml" ds:itemID="{D5F75A63-D568-4C10-A4C9-C5458562EBEE}">
+  <ds:schemaRefs>
+    <ds:schemaRef ds:uri="http://schemas.openxmlformats.org/officeDocument/2006/bibliography"/>
+  </ds:schemaRefs>
+</ds:datastoreItem>
 </file>
--- a/IBL.docx
+++ b/IBL.docx
@@ -2161,16 +2161,11 @@
     </w:p>
     <w:p>
       <w:pPr>
-        <w:rPr>
-          <w:u w:val="single"/>
-        </w:rPr>
+        <w:pStyle w:val="Heading3"/>
       </w:pPr>
       <w:r>
-        <w:rPr>
-          <w:u w:val="single"/>
-        </w:rPr>
         <w:lastRenderedPageBreak/>
-        <w:t>References</w:t>
+        <w:t>Reference</w:t>
       </w:r>
     </w:p>
     <w:p>
@@ -2182,7 +2177,13 @@
         </w:numPr>
       </w:pPr>
       <w:r>
-        <w:t>National Academies of Sciences, Engineering, and Medicine. 2000. Inquiry and the National Science Education Standards: A Guide for Teaching and Learning. Washington, DC: The National Academies Press. https://doi.org/10.17226/9596.</w:t>
+        <w:t xml:space="preserve">National Academies of Sciences, </w:t>
+      </w:r>
+      <w:r>
+        <w:t>Engineering, and Medicine. 2000. Inquiry and the National Science Education Standards: A Guide for Teaching and Learning. Washington, DC: The National Academie</w:t>
+      </w:r>
+      <w:r>
+        <w:t>s Press. https://doi.org/10.17226/9596.</w:t>
       </w:r>
     </w:p>
     <w:sectPr>
@@ -4781,7 +4782,6 @@
     <w:next w:val="Normal"/>
     <w:link w:val="Heading3Char"/>
     <w:uiPriority w:val="9"/>
-    <w:semiHidden/>
     <w:unhideWhenUsed/>
     <w:qFormat/>
     <w:rsid w:val="005D3066"/>
@@ -4933,7 +4933,6 @@
   <w:style w:type="character" w:default="1" w:styleId="DefaultParagraphFont">
     <w:name w:val="Default Paragraph Font"/>
     <w:uiPriority w:val="1"/>
-    <w:semiHidden/>
     <w:unhideWhenUsed/>
   </w:style>
   <w:style w:type="table" w:default="1" w:styleId="TableNormal">
@@ -4988,7 +4987,6 @@
     <w:basedOn w:val="DefaultParagraphFont"/>
     <w:link w:val="Heading3"/>
     <w:uiPriority w:val="9"/>
-    <w:semiHidden/>
     <w:rsid w:val="005D3066"/>
     <w:rPr>
       <w:rFonts w:eastAsiaTheme="majorEastAsia" w:cstheme="majorBidi"/>
@@ -5848,6 +5846,26 @@
 </file>
 
 <file path=customXml/item1.xml><?xml version="1.0" encoding="utf-8"?>
+<p:properties xmlns:p="http://schemas.microsoft.com/office/2006/metadata/properties" xmlns:xsi="http://www.w3.org/2001/XMLSchema-instance" xmlns:pc="http://schemas.microsoft.com/office/infopath/2007/PartnerControls">
+  <documentManagement>
+    <TaxCatchAll xmlns="023b6993-7b2a-47fc-abda-801f9cfc4a22" xsi:nil="true"/>
+    <lcf76f155ced4ddcb4097134ff3c332f xmlns="8e7907c9-d300-453a-973f-22b249258053">
+      <Terms xmlns="http://schemas.microsoft.com/office/infopath/2007/PartnerControls"/>
+    </lcf76f155ced4ddcb4097134ff3c332f>
+  </documentManagement>
+</p:properties>
+</file>
+
+<file path=customXml/item2.xml><?xml version="1.0" encoding="utf-8"?>
+<?mso-contentType ?>
+<FormTemplates xmlns="http://schemas.microsoft.com/sharepoint/v3/contenttype/forms">
+  <Display>DocumentLibraryForm</Display>
+  <Edit>DocumentLibraryForm</Edit>
+  <New>DocumentLibraryForm</New>
+</FormTemplates>
+</file>
+
+<file path=customXml/item3.xml><?xml version="1.0" encoding="utf-8"?>
 <ct:contentTypeSchema xmlns:ct="http://schemas.microsoft.com/office/2006/metadata/contentType" xmlns:ma="http://schemas.microsoft.com/office/2006/metadata/properties/metaAttributes" ct:_="" ma:_="" ma:contentTypeName="Document" ma:contentTypeID="0x010100AC396C50D41E3A4091F741143D4A7CC7" ma:contentTypeVersion="18" ma:contentTypeDescription="Create a new document." ma:contentTypeScope="" ma:versionID="f378cebc068dfd670ebd76e205da12b1">
   <xsd:schema xmlns:xsd="http://www.w3.org/2001/XMLSchema" xmlns:xs="http://www.w3.org/2001/XMLSchema" xmlns:p="http://schemas.microsoft.com/office/2006/metadata/properties" xmlns:ns2="8e7907c9-d300-453a-973f-22b249258053" xmlns:ns3="023b6993-7b2a-47fc-abda-801f9cfc4a22" targetNamespace="http://schemas.microsoft.com/office/2006/metadata/properties" ma:root="true" ma:fieldsID="2f4f494262955d3b6ca69ec50711387d" ns2:_="" ns3:_="">
     <xsd:import namespace="8e7907c9-d300-453a-973f-22b249258053"/>
@@ -6102,31 +6120,30 @@
 </ct:contentTypeSchema>
 </file>
 
-<file path=customXml/item2.xml><?xml version="1.0" encoding="utf-8"?>
-<?mso-contentType ?>
-<FormTemplates xmlns="http://schemas.microsoft.com/sharepoint/v3/contenttype/forms">
-  <Display>DocumentLibraryForm</Display>
-  <Edit>DocumentLibraryForm</Edit>
-  <New>DocumentLibraryForm</New>
-</FormTemplates>
-</file>
-
-<file path=customXml/item3.xml><?xml version="1.0" encoding="utf-8"?>
-<p:properties xmlns:p="http://schemas.microsoft.com/office/2006/metadata/properties" xmlns:xsi="http://www.w3.org/2001/XMLSchema-instance" xmlns:pc="http://schemas.microsoft.com/office/infopath/2007/PartnerControls">
-  <documentManagement>
-    <TaxCatchAll xmlns="023b6993-7b2a-47fc-abda-801f9cfc4a22" xsi:nil="true"/>
-    <lcf76f155ced4ddcb4097134ff3c332f xmlns="8e7907c9-d300-453a-973f-22b249258053">
-      <Terms xmlns="http://schemas.microsoft.com/office/infopath/2007/PartnerControls"/>
-    </lcf76f155ced4ddcb4097134ff3c332f>
-  </documentManagement>
-</p:properties>
-</file>
-
 <file path=customXml/item4.xml><?xml version="1.0" encoding="utf-8"?>
 <b:Sources xmlns:b="http://schemas.openxmlformats.org/officeDocument/2006/bibliography" xmlns="http://schemas.openxmlformats.org/officeDocument/2006/bibliography" SelectedStyle="\APASixthEditionOfficeOnline.xsl" StyleName="APA" Version="6"/>
 </file>
 
 <file path=customXml/itemProps1.xml><?xml version="1.0" encoding="utf-8"?>
+<ds:datastoreItem xmlns:ds="http://schemas.openxmlformats.org/officeDocument/2006/customXml" ds:itemID="{1890BF3E-2BB0-4699-ACB7-204C5D59217A}">
+  <ds:schemaRefs>
+    <ds:schemaRef ds:uri="http://schemas.microsoft.com/office/2006/metadata/properties"/>
+    <ds:schemaRef ds:uri="http://schemas.microsoft.com/office/infopath/2007/PartnerControls"/>
+    <ds:schemaRef ds:uri="023b6993-7b2a-47fc-abda-801f9cfc4a22"/>
+    <ds:schemaRef ds:uri="8e7907c9-d300-453a-973f-22b249258053"/>
+  </ds:schemaRefs>
+</ds:datastoreItem>
+</file>
+
+<file path=customXml/itemProps2.xml><?xml version="1.0" encoding="utf-8"?>
+<ds:datastoreItem xmlns:ds="http://schemas.openxmlformats.org/officeDocument/2006/customXml" ds:itemID="{7617CAF8-389E-41BF-8601-F61DA77694D5}">
+  <ds:schemaRefs>
+    <ds:schemaRef ds:uri="http://schemas.microsoft.com/sharepoint/v3/contenttype/forms"/>
+  </ds:schemaRefs>
+</ds:datastoreItem>
+</file>
+
+<file path=customXml/itemProps3.xml><?xml version="1.0" encoding="utf-8"?>
 <ds:datastoreItem xmlns:ds="http://schemas.openxmlformats.org/officeDocument/2006/customXml" ds:itemID="{07038C64-CB7E-44D0-8F16-E5C18212BB7E}">
   <ds:schemaRefs>
     <ds:schemaRef ds:uri="http://schemas.microsoft.com/office/2006/metadata/contentType"/>
@@ -6145,25 +6162,6 @@
 </ds:datastoreItem>
 </file>
 
-<file path=customXml/itemProps2.xml><?xml version="1.0" encoding="utf-8"?>
-<ds:datastoreItem xmlns:ds="http://schemas.openxmlformats.org/officeDocument/2006/customXml" ds:itemID="{7617CAF8-389E-41BF-8601-F61DA77694D5}">
-  <ds:schemaRefs>
-    <ds:schemaRef ds:uri="http://schemas.microsoft.com/sharepoint/v3/contenttype/forms"/>
-  </ds:schemaRefs>
-</ds:datastoreItem>
-</file>
-
-<file path=customXml/itemProps3.xml><?xml version="1.0" encoding="utf-8"?>
-<ds:datastoreItem xmlns:ds="http://schemas.openxmlformats.org/officeDocument/2006/customXml" ds:itemID="{1890BF3E-2BB0-4699-ACB7-204C5D59217A}">
-  <ds:schemaRefs>
-    <ds:schemaRef ds:uri="http://schemas.microsoft.com/office/2006/metadata/properties"/>
-    <ds:schemaRef ds:uri="http://schemas.microsoft.com/office/infopath/2007/PartnerControls"/>
-    <ds:schemaRef ds:uri="023b6993-7b2a-47fc-abda-801f9cfc4a22"/>
-    <ds:schemaRef ds:uri="8e7907c9-d300-453a-973f-22b249258053"/>
-  </ds:schemaRefs>
-</ds:datastoreItem>
-</file>
-
 <file path=customXml/itemProps4.xml><?xml version="1.0" encoding="utf-8"?>
 <ds:datastoreItem xmlns:ds="http://schemas.openxmlformats.org/officeDocument/2006/customXml" ds:itemID="{D5F75A63-D568-4C10-A4C9-C5458562EBEE}">
   <ds:schemaRefs>

--- a/IBL.docx
+++ b/IBL.docx
@@ -268,10 +268,10 @@
         <w:tblLook w:val="04A0" w:firstRow="1" w:lastRow="0" w:firstColumn="1" w:lastColumn="0" w:noHBand="0" w:noVBand="1"/>
       </w:tblPr>
       <w:tblGrid>
-        <w:gridCol w:w="3231"/>
-        <w:gridCol w:w="4173"/>
-        <w:gridCol w:w="4543"/>
-        <w:gridCol w:w="3441"/>
+        <w:gridCol w:w="3857"/>
+        <w:gridCol w:w="3964"/>
+        <w:gridCol w:w="4334"/>
+        <w:gridCol w:w="3233"/>
       </w:tblGrid>
       <w:tr>
         <w:tc>
@@ -372,18 +372,18 @@
           </w:tcPr>
           <w:p>
             <w:pPr>
-              <w:pStyle w:val="ListParagraph"/>
+              <w:pStyle w:val="Heading3"/>
               <w:numPr>
                 <w:ilvl w:val="0"/>
-                <w:numId w:val="15"/>
+                <w:numId w:val="19"/>
               </w:numPr>
-              <w:ind w:left="360"/>
               <w:rPr>
                 <w:i/>
                 <w:iCs/>
               </w:rPr>
             </w:pPr>
             <w:r>
+              <w:lastRenderedPageBreak/>
               <w:t>Question</w:t>
             </w:r>
           </w:p>
@@ -820,12 +820,11 @@
           </w:tcPr>
           <w:p>
             <w:pPr>
-              <w:pStyle w:val="ListParagraph"/>
+              <w:pStyle w:val="Heading3"/>
               <w:numPr>
                 <w:ilvl w:val="0"/>
-                <w:numId w:val="15"/>
+                <w:numId w:val="19"/>
               </w:numPr>
-              <w:ind w:left="360"/>
             </w:pPr>
             <w:r>
               <w:lastRenderedPageBreak/>
@@ -1142,14 +1141,14 @@
           </w:tcPr>
           <w:p>
             <w:pPr>
-              <w:pStyle w:val="ListParagraph"/>
+              <w:pStyle w:val="Heading3"/>
               <w:numPr>
                 <w:ilvl w:val="0"/>
-                <w:numId w:val="15"/>
+                <w:numId w:val="19"/>
               </w:numPr>
-              <w:ind w:left="360"/>
-            </w:pPr>
-            <w:r>
+            </w:pPr>
+            <w:r>
+              <w:lastRenderedPageBreak/>
               <w:t>Explanations</w:t>
             </w:r>
           </w:p>
@@ -1332,15 +1331,7 @@
           </w:p>
           <w:p>
             <w:r>
-              <w:t>[</w:t>
-            </w:r>
-            <w:proofErr w:type="gramStart"/>
-            <w:r>
-              <w:t>Take Action</w:t>
-            </w:r>
-            <w:proofErr w:type="gramEnd"/>
-            <w:r>
-              <w:t xml:space="preserve">] </w:t>
+              <w:t xml:space="preserve">[Take Action] </w:t>
             </w:r>
           </w:p>
           <w:p>
@@ -1352,11 +1343,7 @@
               </w:numPr>
             </w:pPr>
             <w:r>
-              <w:t xml:space="preserve">The safe learning environments and scaffolding inherent in IBL encourage students to take intellectual risks, persist through uncertainty, and develop the curiosity and resilience needed for lifelong scientific inquiry. This transforms students from passive </w:t>
-            </w:r>
-            <w:r>
-              <w:lastRenderedPageBreak/>
-              <w:t>recipients of scientific knowledge into active contributors who can innovate and create positive impact for society.</w:t>
+              <w:t>The safe learning environments and scaffolding inherent in IBL encourage students to take intellectual risks, persist through uncertainty, and develop the curiosity and resilience needed for lifelong scientific inquiry. This transforms students from passive recipients of scientific knowledge into active contributors who can innovate and create positive impact for society.</w:t>
             </w:r>
           </w:p>
         </w:tc>
@@ -1368,13 +1355,15 @@
           </w:tcPr>
           <w:p>
             <w:pPr>
-              <w:pStyle w:val="ListParagraph"/>
-              <w:spacing w:line="240" w:lineRule="auto"/>
-              <w:ind w:left="0"/>
+              <w:pStyle w:val="Heading3"/>
+              <w:numPr>
+                <w:ilvl w:val="0"/>
+                <w:numId w:val="19"/>
+              </w:numPr>
             </w:pPr>
             <w:r>
               <w:lastRenderedPageBreak/>
-              <w:t>4. Connections/Evaluation</w:t>
+              <w:t>Connections/Evaluation</w:t>
             </w:r>
           </w:p>
           <w:p>
@@ -1394,15 +1383,7 @@
               <w:spacing w:line="240" w:lineRule="auto"/>
             </w:pPr>
             <w:r>
-              <w:t xml:space="preserve">Learners evaluate their explanations </w:t>
-            </w:r>
-            <w:proofErr w:type="gramStart"/>
-            <w:r>
-              <w:t>in light of</w:t>
-            </w:r>
-            <w:proofErr w:type="gramEnd"/>
-            <w:r>
-              <w:t xml:space="preserve"> alternative explanations particularly those reflecting scientific understandings</w:t>
+              <w:t>Learners evaluate their explanations in light of alternative explanations particularly those reflecting scientific understandings</w:t>
             </w:r>
           </w:p>
         </w:tc>
@@ -1623,14 +1604,14 @@
           </w:tcPr>
           <w:p>
             <w:pPr>
-              <w:pStyle w:val="ListParagraph"/>
+              <w:pStyle w:val="Heading3"/>
               <w:numPr>
                 <w:ilvl w:val="0"/>
-                <w:numId w:val="16"/>
+                <w:numId w:val="19"/>
               </w:numPr>
-              <w:spacing w:line="240" w:lineRule="auto"/>
-            </w:pPr>
-            <w:r>
+            </w:pPr>
+            <w:r>
+              <w:lastRenderedPageBreak/>
               <w:t>Communication</w:t>
             </w:r>
           </w:p>
@@ -1875,15 +1856,7 @@
           <w:p/>
           <w:p>
             <w:r>
-              <w:t>[</w:t>
-            </w:r>
-            <w:proofErr w:type="gramStart"/>
-            <w:r>
-              <w:t>Take Action</w:t>
-            </w:r>
-            <w:proofErr w:type="gramEnd"/>
-            <w:r>
-              <w:t xml:space="preserve">] </w:t>
+              <w:t xml:space="preserve">[Take Action] </w:t>
             </w:r>
           </w:p>
           <w:p>
@@ -2011,7 +1984,6 @@
         <w:rPr>
           <w:lang w:val="en-SG"/>
         </w:rPr>
-        <w:lastRenderedPageBreak/>
         <w:t>Differentiating Instruction</w:t>
       </w:r>
     </w:p>
@@ -3724,6 +3696,96 @@
     </w:lvl>
   </w:abstractNum>
   <w:abstractNum w:abstractNumId="13" w15:restartNumberingAfterBreak="0">
+    <w:nsid w:val="5F5213E2"/>
+    <w:multiLevelType w:val="hybridMultilevel"/>
+    <w:tmpl w:val="F1FCF13C"/>
+    <w:lvl w:ilvl="0" w:tplc="4809000F">
+      <w:start w:val="1"/>
+      <w:numFmt w:val="decimal"/>
+      <w:lvlText w:val="%1."/>
+      <w:lvlJc w:val="left"/>
+      <w:pPr>
+        <w:ind w:left="720" w:hanging="360"/>
+      </w:pPr>
+      <w:rPr>
+        <w:rFonts w:hint="default"/>
+        <w:i w:val="0"/>
+      </w:rPr>
+    </w:lvl>
+    <w:lvl w:ilvl="1" w:tplc="48090019" w:tentative="1">
+      <w:start w:val="1"/>
+      <w:numFmt w:val="lowerLetter"/>
+      <w:lvlText w:val="%2."/>
+      <w:lvlJc w:val="left"/>
+      <w:pPr>
+        <w:ind w:left="1440" w:hanging="360"/>
+      </w:pPr>
+    </w:lvl>
+    <w:lvl w:ilvl="2" w:tplc="4809001B" w:tentative="1">
+      <w:start w:val="1"/>
+      <w:numFmt w:val="lowerRoman"/>
+      <w:lvlText w:val="%3."/>
+      <w:lvlJc w:val="right"/>
+      <w:pPr>
+        <w:ind w:left="2160" w:hanging="180"/>
+      </w:pPr>
+    </w:lvl>
+    <w:lvl w:ilvl="3" w:tplc="4809000F" w:tentative="1">
+      <w:start w:val="1"/>
+      <w:numFmt w:val="decimal"/>
+      <w:lvlText w:val="%4."/>
+      <w:lvlJc w:val="left"/>
+      <w:pPr>
+        <w:ind w:left="2880" w:hanging="360"/>
+      </w:pPr>
+    </w:lvl>
+    <w:lvl w:ilvl="4" w:tplc="48090019" w:tentative="1">
+      <w:start w:val="1"/>
+      <w:numFmt w:val="lowerLetter"/>
+      <w:lvlText w:val="%5."/>
+      <w:lvlJc w:val="left"/>
+      <w:pPr>
+        <w:ind w:left="3600" w:hanging="360"/>
+      </w:pPr>
+    </w:lvl>
+    <w:lvl w:ilvl="5" w:tplc="4809001B" w:tentative="1">
+      <w:start w:val="1"/>
+      <w:numFmt w:val="lowerRoman"/>
+      <w:lvlText w:val="%6."/>
+      <w:lvlJc w:val="right"/>
+      <w:pPr>
+        <w:ind w:left="4320" w:hanging="180"/>
+      </w:pPr>
+    </w:lvl>
+    <w:lvl w:ilvl="6" w:tplc="4809000F" w:tentative="1">
+      <w:start w:val="1"/>
+      <w:numFmt w:val="decimal"/>
+      <w:lvlText w:val="%7."/>
+      <w:lvlJc w:val="left"/>
+      <w:pPr>
+        <w:ind w:left="5040" w:hanging="360"/>
+      </w:pPr>
+    </w:lvl>
+    <w:lvl w:ilvl="7" w:tplc="48090019" w:tentative="1">
+      <w:start w:val="1"/>
+      <w:numFmt w:val="lowerLetter"/>
+      <w:lvlText w:val="%8."/>
+      <w:lvlJc w:val="left"/>
+      <w:pPr>
+        <w:ind w:left="5760" w:hanging="360"/>
+      </w:pPr>
+    </w:lvl>
+    <w:lvl w:ilvl="8" w:tplc="4809001B" w:tentative="1">
+      <w:start w:val="1"/>
+      <w:numFmt w:val="lowerRoman"/>
+      <w:lvlText w:val="%9."/>
+      <w:lvlJc w:val="right"/>
+      <w:pPr>
+        <w:ind w:left="6480" w:hanging="180"/>
+      </w:pPr>
+    </w:lvl>
+  </w:abstractNum>
+  <w:abstractNum w:abstractNumId="14" w15:restartNumberingAfterBreak="0">
     <w:nsid w:val="602D798C"/>
     <w:multiLevelType w:val="hybridMultilevel"/>
     <w:tmpl w:val="66345C6E"/>
@@ -3836,7 +3898,7 @@
       </w:rPr>
     </w:lvl>
   </w:abstractNum>
-  <w:abstractNum w:abstractNumId="14" w15:restartNumberingAfterBreak="0">
+  <w:abstractNum w:abstractNumId="15" w15:restartNumberingAfterBreak="0">
     <w:nsid w:val="68846772"/>
     <w:multiLevelType w:val="hybridMultilevel"/>
     <w:tmpl w:val="D3B2E46C"/>
@@ -3949,7 +4011,7 @@
       </w:rPr>
     </w:lvl>
   </w:abstractNum>
-  <w:abstractNum w:abstractNumId="15" w15:restartNumberingAfterBreak="0">
+  <w:abstractNum w:abstractNumId="16" w15:restartNumberingAfterBreak="0">
     <w:nsid w:val="68ED274A"/>
     <w:multiLevelType w:val="hybridMultilevel"/>
     <w:tmpl w:val="F5D6C902"/>
@@ -4062,7 +4124,7 @@
       </w:rPr>
     </w:lvl>
   </w:abstractNum>
-  <w:abstractNum w:abstractNumId="16" w15:restartNumberingAfterBreak="0">
+  <w:abstractNum w:abstractNumId="17" w15:restartNumberingAfterBreak="0">
     <w:nsid w:val="730B3A4F"/>
     <w:multiLevelType w:val="hybridMultilevel"/>
     <w:tmpl w:val="50B21B04"/>
@@ -4175,7 +4237,7 @@
       </w:rPr>
     </w:lvl>
   </w:abstractNum>
-  <w:abstractNum w:abstractNumId="17" w15:restartNumberingAfterBreak="0">
+  <w:abstractNum w:abstractNumId="18" w15:restartNumberingAfterBreak="0">
     <w:nsid w:val="75AD47B4"/>
     <w:multiLevelType w:val="hybridMultilevel"/>
     <w:tmpl w:val="1C98690C"/>
@@ -4274,7 +4336,7 @@
     <w:abstractNumId w:val="9"/>
   </w:num>
   <w:num w:numId="4" w16cid:durableId="1312827630">
-    <w:abstractNumId w:val="16"/>
+    <w:abstractNumId w:val="17"/>
   </w:num>
   <w:num w:numId="5" w16cid:durableId="602884813">
     <w:abstractNumId w:val="10"/>
@@ -4289,25 +4351,25 @@
     <w:abstractNumId w:val="11"/>
   </w:num>
   <w:num w:numId="9" w16cid:durableId="1875342482">
-    <w:abstractNumId w:val="13"/>
+    <w:abstractNumId w:val="14"/>
   </w:num>
   <w:num w:numId="10" w16cid:durableId="1182014796">
     <w:abstractNumId w:val="0"/>
   </w:num>
   <w:num w:numId="11" w16cid:durableId="996493592">
-    <w:abstractNumId w:val="15"/>
+    <w:abstractNumId w:val="16"/>
   </w:num>
   <w:num w:numId="12" w16cid:durableId="482697035">
     <w:abstractNumId w:val="1"/>
   </w:num>
   <w:num w:numId="13" w16cid:durableId="1939025064">
-    <w:abstractNumId w:val="14"/>
+    <w:abstractNumId w:val="15"/>
   </w:num>
   <w:num w:numId="14" w16cid:durableId="66077794">
     <w:abstractNumId w:val="4"/>
   </w:num>
   <w:num w:numId="15" w16cid:durableId="755126080">
-    <w:abstractNumId w:val="17"/>
+    <w:abstractNumId w:val="18"/>
   </w:num>
   <w:num w:numId="16" w16cid:durableId="1838959815">
     <w:abstractNumId w:val="3"/>
@@ -4317,6 +4379,9 @@
   </w:num>
   <w:num w:numId="18" w16cid:durableId="1287277263">
     <w:abstractNumId w:val="2"/>
+  </w:num>
+  <w:num w:numId="19" w16cid:durableId="1273628965">
+    <w:abstractNumId w:val="13"/>
   </w:num>
   <w:numIdMacAtCleanup w:val="17"/>
 </w:numbering>

--- a/IBL.docx
+++ b/IBL.docx
@@ -268,10 +268,10 @@
         <w:tblLook w:val="04A0" w:firstRow="1" w:lastRow="0" w:firstColumn="1" w:lastColumn="0" w:noHBand="0" w:noVBand="1"/>
       </w:tblPr>
       <w:tblGrid>
-        <w:gridCol w:w="3857"/>
-        <w:gridCol w:w="3964"/>
-        <w:gridCol w:w="4334"/>
-        <w:gridCol w:w="3233"/>
+        <w:gridCol w:w="3231"/>
+        <w:gridCol w:w="4173"/>
+        <w:gridCol w:w="4543"/>
+        <w:gridCol w:w="3441"/>
       </w:tblGrid>
       <w:tr>
         <w:tc>
@@ -729,8 +729,9 @@
               <w:pStyle w:val="ListParagraph"/>
               <w:numPr>
                 <w:ilvl w:val="0"/>
-                <w:numId w:val="5"/>
+                <w:numId w:val="20"/>
               </w:numPr>
+              <w:ind w:left="416"/>
             </w:pPr>
             <w:r>
               <w:t xml:space="preserve">Students’ prior knowledge </w:t>
@@ -740,6 +741,9 @@
             </w:r>
             <w:r>
               <w:t xml:space="preserve"> activated</w:t>
+            </w:r>
+            <w:r>
+              <w:t>.</w:t>
             </w:r>
           </w:p>
           <w:p>
@@ -747,8 +751,9 @@
               <w:pStyle w:val="ListParagraph"/>
               <w:numPr>
                 <w:ilvl w:val="0"/>
-                <w:numId w:val="5"/>
+                <w:numId w:val="20"/>
               </w:numPr>
+              <w:ind w:left="416"/>
             </w:pPr>
             <w:r>
               <w:t>Students are engaged in formulating investi</w:t>
@@ -1131,6 +1136,9 @@
             <w:r>
               <w:t>and analysis which are core science practices that deepen understanding of disciplinary concepts</w:t>
             </w:r>
+            <w:r>
+              <w:t>.</w:t>
+            </w:r>
           </w:p>
         </w:tc>
       </w:tr>
@@ -1322,6 +1330,9 @@
             <w:r>
               <w:t>Students’ conceptual understanding is deepened by linking observations to scientific theories and models</w:t>
             </w:r>
+            <w:r>
+              <w:t>.</w:t>
+            </w:r>
           </w:p>
           <w:p>
             <w:pPr>
@@ -1331,7 +1342,15 @@
           </w:p>
           <w:p>
             <w:r>
-              <w:t xml:space="preserve">[Take Action] </w:t>
+              <w:t>[</w:t>
+            </w:r>
+            <w:proofErr w:type="gramStart"/>
+            <w:r>
+              <w:t>Take Action</w:t>
+            </w:r>
+            <w:proofErr w:type="gramEnd"/>
+            <w:r>
+              <w:t xml:space="preserve">] </w:t>
             </w:r>
           </w:p>
           <w:p>
@@ -1363,7 +1382,19 @@
             </w:pPr>
             <w:r>
               <w:lastRenderedPageBreak/>
-              <w:t>Connections/Evaluation</w:t>
+              <w:t>Connections</w:t>
+            </w:r>
+            <w:r>
+              <w:t xml:space="preserve"> </w:t>
+            </w:r>
+            <w:r>
+              <w:t>/</w:t>
+            </w:r>
+            <w:r>
+              <w:t xml:space="preserve"> </w:t>
+            </w:r>
+            <w:r>
+              <w:t>Evaluation</w:t>
             </w:r>
           </w:p>
           <w:p>
@@ -1383,7 +1414,15 @@
               <w:spacing w:line="240" w:lineRule="auto"/>
             </w:pPr>
             <w:r>
-              <w:t>Learners evaluate their explanations in light of alternative explanations particularly those reflecting scientific understandings</w:t>
+              <w:t xml:space="preserve">Learners evaluate their explanations </w:t>
+            </w:r>
+            <w:proofErr w:type="gramStart"/>
+            <w:r>
+              <w:t>in light of</w:t>
+            </w:r>
+            <w:proofErr w:type="gramEnd"/>
+            <w:r>
+              <w:t xml:space="preserve"> alternative explanations particularly those reflecting scientific understandings</w:t>
             </w:r>
           </w:p>
         </w:tc>
@@ -1856,7 +1895,15 @@
           <w:p/>
           <w:p>
             <w:r>
-              <w:t xml:space="preserve">[Take Action] </w:t>
+              <w:t>[</w:t>
+            </w:r>
+            <w:proofErr w:type="gramStart"/>
+            <w:r>
+              <w:t>Take Action</w:t>
+            </w:r>
+            <w:proofErr w:type="gramEnd"/>
+            <w:r>
+              <w:t xml:space="preserve">] </w:t>
             </w:r>
           </w:p>
           <w:p>
@@ -1875,55 +1922,6 @@
         </w:tc>
       </w:tr>
     </w:tbl>
-    <w:p>
-      <w:pPr>
-        <w:rPr>
-          <w:lang w:val="en-SG"/>
-        </w:rPr>
-      </w:pPr>
-    </w:p>
-    <w:p>
-      <w:pPr>
-        <w:rPr>
-          <w:lang w:val="en-SG"/>
-        </w:rPr>
-      </w:pPr>
-    </w:p>
-    <w:p>
-      <w:pPr>
-        <w:rPr>
-          <w:lang w:val="en-SG"/>
-        </w:rPr>
-      </w:pPr>
-    </w:p>
-    <w:p>
-      <w:pPr>
-        <w:rPr>
-          <w:lang w:val="en-SG"/>
-        </w:rPr>
-      </w:pPr>
-    </w:p>
-    <w:p>
-      <w:pPr>
-        <w:rPr>
-          <w:lang w:val="en-SG"/>
-        </w:rPr>
-      </w:pPr>
-    </w:p>
-    <w:p>
-      <w:pPr>
-        <w:rPr>
-          <w:lang w:val="en-SG"/>
-        </w:rPr>
-      </w:pPr>
-    </w:p>
-    <w:p>
-      <w:pPr>
-        <w:rPr>
-          <w:lang w:val="en-SG"/>
-        </w:rPr>
-      </w:pPr>
-    </w:p>
     <w:p>
       <w:pPr>
         <w:rPr>
@@ -2703,6 +2701,119 @@
     </w:lvl>
   </w:abstractNum>
   <w:abstractNum w:abstractNumId="4" w15:restartNumberingAfterBreak="0">
+    <w:nsid w:val="2B8672AD"/>
+    <w:multiLevelType w:val="hybridMultilevel"/>
+    <w:tmpl w:val="467A0238"/>
+    <w:lvl w:ilvl="0" w:tplc="48090001">
+      <w:start w:val="1"/>
+      <w:numFmt w:val="bullet"/>
+      <w:lvlText w:val=""/>
+      <w:lvlJc w:val="left"/>
+      <w:pPr>
+        <w:ind w:left="1440" w:hanging="360"/>
+      </w:pPr>
+      <w:rPr>
+        <w:rFonts w:ascii="Symbol" w:hAnsi="Symbol" w:hint="default"/>
+      </w:rPr>
+    </w:lvl>
+    <w:lvl w:ilvl="1" w:tplc="48090003" w:tentative="1">
+      <w:start w:val="1"/>
+      <w:numFmt w:val="bullet"/>
+      <w:lvlText w:val="o"/>
+      <w:lvlJc w:val="left"/>
+      <w:pPr>
+        <w:ind w:left="2160" w:hanging="360"/>
+      </w:pPr>
+      <w:rPr>
+        <w:rFonts w:ascii="Courier New" w:hAnsi="Courier New" w:cs="Courier New" w:hint="default"/>
+      </w:rPr>
+    </w:lvl>
+    <w:lvl w:ilvl="2" w:tplc="48090005" w:tentative="1">
+      <w:start w:val="1"/>
+      <w:numFmt w:val="bullet"/>
+      <w:lvlText w:val=""/>
+      <w:lvlJc w:val="left"/>
+      <w:pPr>
+        <w:ind w:left="2880" w:hanging="360"/>
+      </w:pPr>
+      <w:rPr>
+        <w:rFonts w:ascii="Wingdings" w:hAnsi="Wingdings" w:hint="default"/>
+      </w:rPr>
+    </w:lvl>
+    <w:lvl w:ilvl="3" w:tplc="48090001" w:tentative="1">
+      <w:start w:val="1"/>
+      <w:numFmt w:val="bullet"/>
+      <w:lvlText w:val=""/>
+      <w:lvlJc w:val="left"/>
+      <w:pPr>
+        <w:ind w:left="3600" w:hanging="360"/>
+      </w:pPr>
+      <w:rPr>
+        <w:rFonts w:ascii="Symbol" w:hAnsi="Symbol" w:hint="default"/>
+      </w:rPr>
+    </w:lvl>
+    <w:lvl w:ilvl="4" w:tplc="48090003" w:tentative="1">
+      <w:start w:val="1"/>
+      <w:numFmt w:val="bullet"/>
+      <w:lvlText w:val="o"/>
+      <w:lvlJc w:val="left"/>
+      <w:pPr>
+        <w:ind w:left="4320" w:hanging="360"/>
+      </w:pPr>
+      <w:rPr>
+        <w:rFonts w:ascii="Courier New" w:hAnsi="Courier New" w:cs="Courier New" w:hint="default"/>
+      </w:rPr>
+    </w:lvl>
+    <w:lvl w:ilvl="5" w:tplc="48090005" w:tentative="1">
+      <w:start w:val="1"/>
+      <w:numFmt w:val="bullet"/>
+      <w:lvlText w:val=""/>
+      <w:lvlJc w:val="left"/>
+      <w:pPr>
+        <w:ind w:left="5040" w:hanging="360"/>
+      </w:pPr>
+      <w:rPr>
+        <w:rFonts w:ascii="Wingdings" w:hAnsi="Wingdings" w:hint="default"/>
+      </w:rPr>
+    </w:lvl>
+    <w:lvl w:ilvl="6" w:tplc="48090001" w:tentative="1">
+      <w:start w:val="1"/>
+      <w:numFmt w:val="bullet"/>
+      <w:lvlText w:val=""/>
+      <w:lvlJc w:val="left"/>
+      <w:pPr>
+        <w:ind w:left="5760" w:hanging="360"/>
+      </w:pPr>
+      <w:rPr>
+        <w:rFonts w:ascii="Symbol" w:hAnsi="Symbol" w:hint="default"/>
+      </w:rPr>
+    </w:lvl>
+    <w:lvl w:ilvl="7" w:tplc="48090003" w:tentative="1">
+      <w:start w:val="1"/>
+      <w:numFmt w:val="bullet"/>
+      <w:lvlText w:val="o"/>
+      <w:lvlJc w:val="left"/>
+      <w:pPr>
+        <w:ind w:left="6480" w:hanging="360"/>
+      </w:pPr>
+      <w:rPr>
+        <w:rFonts w:ascii="Courier New" w:hAnsi="Courier New" w:cs="Courier New" w:hint="default"/>
+      </w:rPr>
+    </w:lvl>
+    <w:lvl w:ilvl="8" w:tplc="48090005" w:tentative="1">
+      <w:start w:val="1"/>
+      <w:numFmt w:val="bullet"/>
+      <w:lvlText w:val=""/>
+      <w:lvlJc w:val="left"/>
+      <w:pPr>
+        <w:ind w:left="7200" w:hanging="360"/>
+      </w:pPr>
+      <w:rPr>
+        <w:rFonts w:ascii="Wingdings" w:hAnsi="Wingdings" w:hint="default"/>
+      </w:rPr>
+    </w:lvl>
+  </w:abstractNum>
+  <w:abstractNum w:abstractNumId="5" w15:restartNumberingAfterBreak="0">
     <w:nsid w:val="3072442E"/>
     <w:multiLevelType w:val="hybridMultilevel"/>
     <w:tmpl w:val="AA287082"/>
@@ -2815,7 +2926,7 @@
       </w:rPr>
     </w:lvl>
   </w:abstractNum>
-  <w:abstractNum w:abstractNumId="5" w15:restartNumberingAfterBreak="0">
+  <w:abstractNum w:abstractNumId="6" w15:restartNumberingAfterBreak="0">
     <w:nsid w:val="350B229D"/>
     <w:multiLevelType w:val="hybridMultilevel"/>
     <w:tmpl w:val="39864566"/>
@@ -2928,7 +3039,7 @@
       </w:rPr>
     </w:lvl>
   </w:abstractNum>
-  <w:abstractNum w:abstractNumId="6" w15:restartNumberingAfterBreak="0">
+  <w:abstractNum w:abstractNumId="7" w15:restartNumberingAfterBreak="0">
     <w:nsid w:val="39873C45"/>
     <w:multiLevelType w:val="hybridMultilevel"/>
     <w:tmpl w:val="A78C361A"/>
@@ -3041,7 +3152,7 @@
       </w:rPr>
     </w:lvl>
   </w:abstractNum>
-  <w:abstractNum w:abstractNumId="7" w15:restartNumberingAfterBreak="0">
+  <w:abstractNum w:abstractNumId="8" w15:restartNumberingAfterBreak="0">
     <w:nsid w:val="4078785F"/>
     <w:multiLevelType w:val="hybridMultilevel"/>
     <w:tmpl w:val="66C86776"/>
@@ -3130,7 +3241,7 @@
       </w:pPr>
     </w:lvl>
   </w:abstractNum>
-  <w:abstractNum w:abstractNumId="8" w15:restartNumberingAfterBreak="0">
+  <w:abstractNum w:abstractNumId="9" w15:restartNumberingAfterBreak="0">
     <w:nsid w:val="4F1A4C17"/>
     <w:multiLevelType w:val="hybridMultilevel"/>
     <w:tmpl w:val="BF7A48AC"/>
@@ -3243,7 +3354,7 @@
       </w:rPr>
     </w:lvl>
   </w:abstractNum>
-  <w:abstractNum w:abstractNumId="9" w15:restartNumberingAfterBreak="0">
+  <w:abstractNum w:abstractNumId="10" w15:restartNumberingAfterBreak="0">
     <w:nsid w:val="50A4773A"/>
     <w:multiLevelType w:val="hybridMultilevel"/>
     <w:tmpl w:val="A710B23A"/>
@@ -3356,7 +3467,7 @@
       </w:rPr>
     </w:lvl>
   </w:abstractNum>
-  <w:abstractNum w:abstractNumId="10" w15:restartNumberingAfterBreak="0">
+  <w:abstractNum w:abstractNumId="11" w15:restartNumberingAfterBreak="0">
     <w:nsid w:val="584A4C79"/>
     <w:multiLevelType w:val="hybridMultilevel"/>
     <w:tmpl w:val="2AE2878C"/>
@@ -3469,7 +3580,7 @@
       </w:rPr>
     </w:lvl>
   </w:abstractNum>
-  <w:abstractNum w:abstractNumId="11" w15:restartNumberingAfterBreak="0">
+  <w:abstractNum w:abstractNumId="12" w15:restartNumberingAfterBreak="0">
     <w:nsid w:val="5BCE26F6"/>
     <w:multiLevelType w:val="hybridMultilevel"/>
     <w:tmpl w:val="559EFF1E"/>
@@ -3582,7 +3693,7 @@
       </w:rPr>
     </w:lvl>
   </w:abstractNum>
-  <w:abstractNum w:abstractNumId="12" w15:restartNumberingAfterBreak="0">
+  <w:abstractNum w:abstractNumId="13" w15:restartNumberingAfterBreak="0">
     <w:nsid w:val="5E620FB1"/>
     <w:multiLevelType w:val="hybridMultilevel"/>
     <w:tmpl w:val="54B627C8"/>
@@ -3695,7 +3806,7 @@
       </w:rPr>
     </w:lvl>
   </w:abstractNum>
-  <w:abstractNum w:abstractNumId="13" w15:restartNumberingAfterBreak="0">
+  <w:abstractNum w:abstractNumId="14" w15:restartNumberingAfterBreak="0">
     <w:nsid w:val="5F5213E2"/>
     <w:multiLevelType w:val="hybridMultilevel"/>
     <w:tmpl w:val="F1FCF13C"/>
@@ -3785,7 +3896,7 @@
       </w:pPr>
     </w:lvl>
   </w:abstractNum>
-  <w:abstractNum w:abstractNumId="14" w15:restartNumberingAfterBreak="0">
+  <w:abstractNum w:abstractNumId="15" w15:restartNumberingAfterBreak="0">
     <w:nsid w:val="602D798C"/>
     <w:multiLevelType w:val="hybridMultilevel"/>
     <w:tmpl w:val="66345C6E"/>
@@ -3898,7 +4009,7 @@
       </w:rPr>
     </w:lvl>
   </w:abstractNum>
-  <w:abstractNum w:abstractNumId="15" w15:restartNumberingAfterBreak="0">
+  <w:abstractNum w:abstractNumId="16" w15:restartNumberingAfterBreak="0">
     <w:nsid w:val="68846772"/>
     <w:multiLevelType w:val="hybridMultilevel"/>
     <w:tmpl w:val="D3B2E46C"/>
@@ -4011,7 +4122,7 @@
       </w:rPr>
     </w:lvl>
   </w:abstractNum>
-  <w:abstractNum w:abstractNumId="16" w15:restartNumberingAfterBreak="0">
+  <w:abstractNum w:abstractNumId="17" w15:restartNumberingAfterBreak="0">
     <w:nsid w:val="68ED274A"/>
     <w:multiLevelType w:val="hybridMultilevel"/>
     <w:tmpl w:val="F5D6C902"/>
@@ -4124,7 +4235,7 @@
       </w:rPr>
     </w:lvl>
   </w:abstractNum>
-  <w:abstractNum w:abstractNumId="17" w15:restartNumberingAfterBreak="0">
+  <w:abstractNum w:abstractNumId="18" w15:restartNumberingAfterBreak="0">
     <w:nsid w:val="730B3A4F"/>
     <w:multiLevelType w:val="hybridMultilevel"/>
     <w:tmpl w:val="50B21B04"/>
@@ -4237,7 +4348,7 @@
       </w:rPr>
     </w:lvl>
   </w:abstractNum>
-  <w:abstractNum w:abstractNumId="18" w15:restartNumberingAfterBreak="0">
+  <w:abstractNum w:abstractNumId="19" w15:restartNumberingAfterBreak="0">
     <w:nsid w:val="75AD47B4"/>
     <w:multiLevelType w:val="hybridMultilevel"/>
     <w:tmpl w:val="1C98690C"/>
@@ -4327,61 +4438,64 @@
     </w:lvl>
   </w:abstractNum>
   <w:num w:numId="1" w16cid:durableId="2026979370">
+    <w:abstractNumId w:val="13"/>
+  </w:num>
+  <w:num w:numId="2" w16cid:durableId="770785175">
+    <w:abstractNumId w:val="6"/>
+  </w:num>
+  <w:num w:numId="3" w16cid:durableId="1061977798">
+    <w:abstractNumId w:val="10"/>
+  </w:num>
+  <w:num w:numId="4" w16cid:durableId="1312827630">
+    <w:abstractNumId w:val="18"/>
+  </w:num>
+  <w:num w:numId="5" w16cid:durableId="602884813">
+    <w:abstractNumId w:val="11"/>
+  </w:num>
+  <w:num w:numId="6" w16cid:durableId="918753925">
+    <w:abstractNumId w:val="7"/>
+  </w:num>
+  <w:num w:numId="7" w16cid:durableId="1542785829">
+    <w:abstractNumId w:val="9"/>
+  </w:num>
+  <w:num w:numId="8" w16cid:durableId="2083021308">
     <w:abstractNumId w:val="12"/>
   </w:num>
-  <w:num w:numId="2" w16cid:durableId="770785175">
-    <w:abstractNumId w:val="5"/>
-  </w:num>
-  <w:num w:numId="3" w16cid:durableId="1061977798">
-    <w:abstractNumId w:val="9"/>
-  </w:num>
-  <w:num w:numId="4" w16cid:durableId="1312827630">
-    <w:abstractNumId w:val="17"/>
-  </w:num>
-  <w:num w:numId="5" w16cid:durableId="602884813">
-    <w:abstractNumId w:val="10"/>
-  </w:num>
-  <w:num w:numId="6" w16cid:durableId="918753925">
-    <w:abstractNumId w:val="6"/>
-  </w:num>
-  <w:num w:numId="7" w16cid:durableId="1542785829">
-    <w:abstractNumId w:val="8"/>
-  </w:num>
-  <w:num w:numId="8" w16cid:durableId="2083021308">
-    <w:abstractNumId w:val="11"/>
-  </w:num>
   <w:num w:numId="9" w16cid:durableId="1875342482">
-    <w:abstractNumId w:val="14"/>
+    <w:abstractNumId w:val="15"/>
   </w:num>
   <w:num w:numId="10" w16cid:durableId="1182014796">
     <w:abstractNumId w:val="0"/>
   </w:num>
   <w:num w:numId="11" w16cid:durableId="996493592">
-    <w:abstractNumId w:val="16"/>
+    <w:abstractNumId w:val="17"/>
   </w:num>
   <w:num w:numId="12" w16cid:durableId="482697035">
     <w:abstractNumId w:val="1"/>
   </w:num>
   <w:num w:numId="13" w16cid:durableId="1939025064">
-    <w:abstractNumId w:val="15"/>
+    <w:abstractNumId w:val="16"/>
   </w:num>
   <w:num w:numId="14" w16cid:durableId="66077794">
-    <w:abstractNumId w:val="4"/>
+    <w:abstractNumId w:val="5"/>
   </w:num>
   <w:num w:numId="15" w16cid:durableId="755126080">
-    <w:abstractNumId w:val="18"/>
+    <w:abstractNumId w:val="19"/>
   </w:num>
   <w:num w:numId="16" w16cid:durableId="1838959815">
     <w:abstractNumId w:val="3"/>
   </w:num>
   <w:num w:numId="17" w16cid:durableId="1090005375">
-    <w:abstractNumId w:val="7"/>
+    <w:abstractNumId w:val="8"/>
   </w:num>
   <w:num w:numId="18" w16cid:durableId="1287277263">
     <w:abstractNumId w:val="2"/>
   </w:num>
   <w:num w:numId="19" w16cid:durableId="1273628965">
-    <w:abstractNumId w:val="13"/>
+    <w:abstractNumId w:val="14"/>
+  </w:num>
+  <w:num w:numId="20" w16cid:durableId="1355839366">
+    <w:abstractNumId w:val="4"/>
   </w:num>
   <w:numIdMacAtCleanup w:val="17"/>
 </w:numbering>
@@ -4998,6 +5112,7 @@
   <w:style w:type="character" w:default="1" w:styleId="DefaultParagraphFont">
     <w:name w:val="Default Paragraph Font"/>
     <w:uiPriority w:val="1"/>
+    <w:semiHidden/>
     <w:unhideWhenUsed/>
   </w:style>
   <w:style w:type="table" w:default="1" w:styleId="TableNormal">
@@ -5911,26 +6026,10 @@
 </file>
 
 <file path=customXml/item1.xml><?xml version="1.0" encoding="utf-8"?>
-<p:properties xmlns:p="http://schemas.microsoft.com/office/2006/metadata/properties" xmlns:xsi="http://www.w3.org/2001/XMLSchema-instance" xmlns:pc="http://schemas.microsoft.com/office/infopath/2007/PartnerControls">
-  <documentManagement>
-    <TaxCatchAll xmlns="023b6993-7b2a-47fc-abda-801f9cfc4a22" xsi:nil="true"/>
-    <lcf76f155ced4ddcb4097134ff3c332f xmlns="8e7907c9-d300-453a-973f-22b249258053">
-      <Terms xmlns="http://schemas.microsoft.com/office/infopath/2007/PartnerControls"/>
-    </lcf76f155ced4ddcb4097134ff3c332f>
-  </documentManagement>
-</p:properties>
+<b:Sources xmlns:b="http://schemas.openxmlformats.org/officeDocument/2006/bibliography" xmlns="http://schemas.openxmlformats.org/officeDocument/2006/bibliography" SelectedStyle="\APASixthEditionOfficeOnline.xsl" StyleName="APA" Version="6"/>
 </file>
 
 <file path=customXml/item2.xml><?xml version="1.0" encoding="utf-8"?>
-<?mso-contentType ?>
-<FormTemplates xmlns="http://schemas.microsoft.com/sharepoint/v3/contenttype/forms">
-  <Display>DocumentLibraryForm</Display>
-  <Edit>DocumentLibraryForm</Edit>
-  <New>DocumentLibraryForm</New>
-</FormTemplates>
-</file>
-
-<file path=customXml/item3.xml><?xml version="1.0" encoding="utf-8"?>
 <ct:contentTypeSchema xmlns:ct="http://schemas.microsoft.com/office/2006/metadata/contentType" xmlns:ma="http://schemas.microsoft.com/office/2006/metadata/properties/metaAttributes" ct:_="" ma:_="" ma:contentTypeName="Document" ma:contentTypeID="0x010100AC396C50D41E3A4091F741143D4A7CC7" ma:contentTypeVersion="18" ma:contentTypeDescription="Create a new document." ma:contentTypeScope="" ma:versionID="f378cebc068dfd670ebd76e205da12b1">
   <xsd:schema xmlns:xsd="http://www.w3.org/2001/XMLSchema" xmlns:xs="http://www.w3.org/2001/XMLSchema" xmlns:p="http://schemas.microsoft.com/office/2006/metadata/properties" xmlns:ns2="8e7907c9-d300-453a-973f-22b249258053" xmlns:ns3="023b6993-7b2a-47fc-abda-801f9cfc4a22" targetNamespace="http://schemas.microsoft.com/office/2006/metadata/properties" ma:root="true" ma:fieldsID="2f4f494262955d3b6ca69ec50711387d" ns2:_="" ns3:_="">
     <xsd:import namespace="8e7907c9-d300-453a-973f-22b249258053"/>
@@ -6185,30 +6284,35 @@
 </ct:contentTypeSchema>
 </file>
 
+<file path=customXml/item3.xml><?xml version="1.0" encoding="utf-8"?>
+<?mso-contentType ?>
+<FormTemplates xmlns="http://schemas.microsoft.com/sharepoint/v3/contenttype/forms">
+  <Display>DocumentLibraryForm</Display>
+  <Edit>DocumentLibraryForm</Edit>
+  <New>DocumentLibraryForm</New>
+</FormTemplates>
+</file>
+
 <file path=customXml/item4.xml><?xml version="1.0" encoding="utf-8"?>
-<b:Sources xmlns:b="http://schemas.openxmlformats.org/officeDocument/2006/bibliography" xmlns="http://schemas.openxmlformats.org/officeDocument/2006/bibliography" SelectedStyle="\APASixthEditionOfficeOnline.xsl" StyleName="APA" Version="6"/>
+<p:properties xmlns:p="http://schemas.microsoft.com/office/2006/metadata/properties" xmlns:xsi="http://www.w3.org/2001/XMLSchema-instance" xmlns:pc="http://schemas.microsoft.com/office/infopath/2007/PartnerControls">
+  <documentManagement>
+    <TaxCatchAll xmlns="023b6993-7b2a-47fc-abda-801f9cfc4a22" xsi:nil="true"/>
+    <lcf76f155ced4ddcb4097134ff3c332f xmlns="8e7907c9-d300-453a-973f-22b249258053">
+      <Terms xmlns="http://schemas.microsoft.com/office/infopath/2007/PartnerControls"/>
+    </lcf76f155ced4ddcb4097134ff3c332f>
+  </documentManagement>
+</p:properties>
 </file>
 
 <file path=customXml/itemProps1.xml><?xml version="1.0" encoding="utf-8"?>
-<ds:datastoreItem xmlns:ds="http://schemas.openxmlformats.org/officeDocument/2006/customXml" ds:itemID="{1890BF3E-2BB0-4699-ACB7-204C5D59217A}">
+<ds:datastoreItem xmlns:ds="http://schemas.openxmlformats.org/officeDocument/2006/customXml" ds:itemID="{D5F75A63-D568-4C10-A4C9-C5458562EBEE}">
   <ds:schemaRefs>
-    <ds:schemaRef ds:uri="http://schemas.microsoft.com/office/2006/metadata/properties"/>
-    <ds:schemaRef ds:uri="http://schemas.microsoft.com/office/infopath/2007/PartnerControls"/>
-    <ds:schemaRef ds:uri="023b6993-7b2a-47fc-abda-801f9cfc4a22"/>
-    <ds:schemaRef ds:uri="8e7907c9-d300-453a-973f-22b249258053"/>
+    <ds:schemaRef ds:uri="http://schemas.openxmlformats.org/officeDocument/2006/bibliography"/>
   </ds:schemaRefs>
 </ds:datastoreItem>
 </file>
 
 <file path=customXml/itemProps2.xml><?xml version="1.0" encoding="utf-8"?>
-<ds:datastoreItem xmlns:ds="http://schemas.openxmlformats.org/officeDocument/2006/customXml" ds:itemID="{7617CAF8-389E-41BF-8601-F61DA77694D5}">
-  <ds:schemaRefs>
-    <ds:schemaRef ds:uri="http://schemas.microsoft.com/sharepoint/v3/contenttype/forms"/>
-  </ds:schemaRefs>
-</ds:datastoreItem>
-</file>
-
-<file path=customXml/itemProps3.xml><?xml version="1.0" encoding="utf-8"?>
 <ds:datastoreItem xmlns:ds="http://schemas.openxmlformats.org/officeDocument/2006/customXml" ds:itemID="{07038C64-CB7E-44D0-8F16-E5C18212BB7E}">
   <ds:schemaRefs>
     <ds:schemaRef ds:uri="http://schemas.microsoft.com/office/2006/metadata/contentType"/>
@@ -6227,10 +6331,21 @@
 </ds:datastoreItem>
 </file>
 
+<file path=customXml/itemProps3.xml><?xml version="1.0" encoding="utf-8"?>
+<ds:datastoreItem xmlns:ds="http://schemas.openxmlformats.org/officeDocument/2006/customXml" ds:itemID="{7617CAF8-389E-41BF-8601-F61DA77694D5}">
+  <ds:schemaRefs>
+    <ds:schemaRef ds:uri="http://schemas.microsoft.com/sharepoint/v3/contenttype/forms"/>
+  </ds:schemaRefs>
+</ds:datastoreItem>
+</file>
+
 <file path=customXml/itemProps4.xml><?xml version="1.0" encoding="utf-8"?>
-<ds:datastoreItem xmlns:ds="http://schemas.openxmlformats.org/officeDocument/2006/customXml" ds:itemID="{D5F75A63-D568-4C10-A4C9-C5458562EBEE}">
+<ds:datastoreItem xmlns:ds="http://schemas.openxmlformats.org/officeDocument/2006/customXml" ds:itemID="{1890BF3E-2BB0-4699-ACB7-204C5D59217A}">
   <ds:schemaRefs>
-    <ds:schemaRef ds:uri="http://schemas.openxmlformats.org/officeDocument/2006/bibliography"/>
+    <ds:schemaRef ds:uri="http://schemas.microsoft.com/office/2006/metadata/properties"/>
+    <ds:schemaRef ds:uri="http://schemas.microsoft.com/office/infopath/2007/PartnerControls"/>
+    <ds:schemaRef ds:uri="023b6993-7b2a-47fc-abda-801f9cfc4a22"/>
+    <ds:schemaRef ds:uri="8e7907c9-d300-453a-973f-22b249258053"/>
   </ds:schemaRefs>
 </ds:datastoreItem>
 </file>
--- a/IBL.docx
+++ b/IBL.docx
@@ -2088,13 +2088,14 @@
       <w:r>
         <w:rPr>
           <w:noProof/>
+          <w:lang w:val="en-SG"/>
         </w:rPr>
         <w:lastRenderedPageBreak/>
         <w:drawing>
-          <wp:inline distT="0" distB="0" distL="0" distR="0" wp14:anchorId="2DC1AD3D" wp14:editId="7A1FB7D3">
-            <wp:extent cx="6959600" cy="6197600"/>
+          <wp:inline distT="0" distB="0" distL="0" distR="0" wp14:anchorId="44DB2465" wp14:editId="4F8B17C5">
+            <wp:extent cx="9472481" cy="5204911"/>
             <wp:effectExtent l="0" t="0" r="0" b="0"/>
-            <wp:docPr id="606142135" name="Picture 1" descr="The image depicts a structured framework for inquiry-based learning, outlining the roles of teacher guidance and student autonomy in question formulation, data collection, and evidence analysis.&#10;&#10;AI-generated content may be incorrect."/>
+            <wp:docPr id="1419867337" name="Picture 1"/>
             <wp:cNvGraphicFramePr>
               <a:graphicFrameLocks xmlns:a="http://schemas.openxmlformats.org/drawingml/2006/main" noChangeAspect="1"/>
             </wp:cNvGraphicFramePr>
@@ -2102,13 +2103,17 @@
               <a:graphicData uri="http://schemas.openxmlformats.org/drawingml/2006/picture">
                 <pic:pic xmlns:pic="http://schemas.openxmlformats.org/drawingml/2006/picture">
                   <pic:nvPicPr>
-                    <pic:cNvPr id="606142135" name="Picture 1" descr="The image depicts a structured framework for inquiry-based learning, outlining the roles of teacher guidance and student autonomy in question formulation, data collection, and evidence analysis.&#10;&#10;AI-generated content may be incorrect."/>
-                    <pic:cNvPicPr>
-                      <a:picLocks noChangeAspect="1"/>
-                    </pic:cNvPicPr>
+                    <pic:cNvPr id="1419867337" name="Picture 1419867337"/>
+                    <pic:cNvPicPr/>
                   </pic:nvPicPr>
                   <pic:blipFill>
-                    <a:blip r:embed="rId13"/>
+                    <a:blip r:embed="rId13">
+                      <a:extLst>
+                        <a:ext uri="{28A0092B-C50C-407E-A947-70E740481C1C}">
+                          <a14:useLocalDpi xmlns:a14="http://schemas.microsoft.com/office/drawing/2010/main" val="0"/>
+                        </a:ext>
+                      </a:extLst>
+                    </a:blip>
                     <a:stretch>
                       <a:fillRect/>
                     </a:stretch>
@@ -2116,7 +2121,7 @@
                   <pic:spPr>
                     <a:xfrm>
                       <a:off x="0" y="0"/>
-                      <a:ext cx="6959600" cy="6197600"/>
+                      <a:ext cx="9472481" cy="5204911"/>
                     </a:xfrm>
                     <a:prstGeom prst="rect">
                       <a:avLst/>
@@ -2134,7 +2139,6 @@
         <w:pStyle w:val="Heading3"/>
       </w:pPr>
       <w:r>
-        <w:lastRenderedPageBreak/>
         <w:t>Reference</w:t>
       </w:r>
     </w:p>
@@ -6026,10 +6030,26 @@
 </file>
 
 <file path=customXml/item1.xml><?xml version="1.0" encoding="utf-8"?>
-<b:Sources xmlns:b="http://schemas.openxmlformats.org/officeDocument/2006/bibliography" xmlns="http://schemas.openxmlformats.org/officeDocument/2006/bibliography" SelectedStyle="\APASixthEditionOfficeOnline.xsl" StyleName="APA" Version="6"/>
+<p:properties xmlns:p="http://schemas.microsoft.com/office/2006/metadata/properties" xmlns:xsi="http://www.w3.org/2001/XMLSchema-instance" xmlns:pc="http://schemas.microsoft.com/office/infopath/2007/PartnerControls">
+  <documentManagement>
+    <TaxCatchAll xmlns="023b6993-7b2a-47fc-abda-801f9cfc4a22" xsi:nil="true"/>
+    <lcf76f155ced4ddcb4097134ff3c332f xmlns="8e7907c9-d300-453a-973f-22b249258053">
+      <Terms xmlns="http://schemas.microsoft.com/office/infopath/2007/PartnerControls"/>
+    </lcf76f155ced4ddcb4097134ff3c332f>
+  </documentManagement>
+</p:properties>
 </file>
 
 <file path=customXml/item2.xml><?xml version="1.0" encoding="utf-8"?>
+<?mso-contentType ?>
+<FormTemplates xmlns="http://schemas.microsoft.com/sharepoint/v3/contenttype/forms">
+  <Display>DocumentLibraryForm</Display>
+  <Edit>DocumentLibraryForm</Edit>
+  <New>DocumentLibraryForm</New>
+</FormTemplates>
+</file>
+
+<file path=customXml/item3.xml><?xml version="1.0" encoding="utf-8"?>
 <ct:contentTypeSchema xmlns:ct="http://schemas.microsoft.com/office/2006/metadata/contentType" xmlns:ma="http://schemas.microsoft.com/office/2006/metadata/properties/metaAttributes" ct:_="" ma:_="" ma:contentTypeName="Document" ma:contentTypeID="0x010100AC396C50D41E3A4091F741143D4A7CC7" ma:contentTypeVersion="18" ma:contentTypeDescription="Create a new document." ma:contentTypeScope="" ma:versionID="f378cebc068dfd670ebd76e205da12b1">
   <xsd:schema xmlns:xsd="http://www.w3.org/2001/XMLSchema" xmlns:xs="http://www.w3.org/2001/XMLSchema" xmlns:p="http://schemas.microsoft.com/office/2006/metadata/properties" xmlns:ns2="8e7907c9-d300-453a-973f-22b249258053" xmlns:ns3="023b6993-7b2a-47fc-abda-801f9cfc4a22" targetNamespace="http://schemas.microsoft.com/office/2006/metadata/properties" ma:root="true" ma:fieldsID="2f4f494262955d3b6ca69ec50711387d" ns2:_="" ns3:_="">
     <xsd:import namespace="8e7907c9-d300-453a-973f-22b249258053"/>
@@ -6284,35 +6304,30 @@
 </ct:contentTypeSchema>
 </file>
 
-<file path=customXml/item3.xml><?xml version="1.0" encoding="utf-8"?>
-<?mso-contentType ?>
-<FormTemplates xmlns="http://schemas.microsoft.com/sharepoint/v3/contenttype/forms">
-  <Display>DocumentLibraryForm</Display>
-  <Edit>DocumentLibraryForm</Edit>
-  <New>DocumentLibraryForm</New>
-</FormTemplates>
-</file>
-
 <file path=customXml/item4.xml><?xml version="1.0" encoding="utf-8"?>
-<p:properties xmlns:p="http://schemas.microsoft.com/office/2006/metadata/properties" xmlns:xsi="http://www.w3.org/2001/XMLSchema-instance" xmlns:pc="http://schemas.microsoft.com/office/infopath/2007/PartnerControls">
-  <documentManagement>
-    <TaxCatchAll xmlns="023b6993-7b2a-47fc-abda-801f9cfc4a22" xsi:nil="true"/>
-    <lcf76f155ced4ddcb4097134ff3c332f xmlns="8e7907c9-d300-453a-973f-22b249258053">
-      <Terms xmlns="http://schemas.microsoft.com/office/infopath/2007/PartnerControls"/>
-    </lcf76f155ced4ddcb4097134ff3c332f>
-  </documentManagement>
-</p:properties>
+<b:Sources xmlns:b="http://schemas.openxmlformats.org/officeDocument/2006/bibliography" xmlns="http://schemas.openxmlformats.org/officeDocument/2006/bibliography" SelectedStyle="\APASixthEditionOfficeOnline.xsl" StyleName="APA" Version="6"/>
 </file>
 
 <file path=customXml/itemProps1.xml><?xml version="1.0" encoding="utf-8"?>
-<ds:datastoreItem xmlns:ds="http://schemas.openxmlformats.org/officeDocument/2006/customXml" ds:itemID="{D5F75A63-D568-4C10-A4C9-C5458562EBEE}">
+<ds:datastoreItem xmlns:ds="http://schemas.openxmlformats.org/officeDocument/2006/customXml" ds:itemID="{1890BF3E-2BB0-4699-ACB7-204C5D59217A}">
   <ds:schemaRefs>
-    <ds:schemaRef ds:uri="http://schemas.openxmlformats.org/officeDocument/2006/bibliography"/>
+    <ds:schemaRef ds:uri="http://schemas.microsoft.com/office/2006/metadata/properties"/>
+    <ds:schemaRef ds:uri="http://schemas.microsoft.com/office/infopath/2007/PartnerControls"/>
+    <ds:schemaRef ds:uri="023b6993-7b2a-47fc-abda-801f9cfc4a22"/>
+    <ds:schemaRef ds:uri="8e7907c9-d300-453a-973f-22b249258053"/>
   </ds:schemaRefs>
 </ds:datastoreItem>
 </file>
 
 <file path=customXml/itemProps2.xml><?xml version="1.0" encoding="utf-8"?>
+<ds:datastoreItem xmlns:ds="http://schemas.openxmlformats.org/officeDocument/2006/customXml" ds:itemID="{7617CAF8-389E-41BF-8601-F61DA77694D5}">
+  <ds:schemaRefs>
+    <ds:schemaRef ds:uri="http://schemas.microsoft.com/sharepoint/v3/contenttype/forms"/>
+  </ds:schemaRefs>
+</ds:datastoreItem>
+</file>
+
+<file path=customXml/itemProps3.xml><?xml version="1.0" encoding="utf-8"?>
 <ds:datastoreItem xmlns:ds="http://schemas.openxmlformats.org/officeDocument/2006/customXml" ds:itemID="{07038C64-CB7E-44D0-8F16-E5C18212BB7E}">
   <ds:schemaRefs>
     <ds:schemaRef ds:uri="http://schemas.microsoft.com/office/2006/metadata/contentType"/>
@@ -6331,21 +6346,10 @@
 </ds:datastoreItem>
 </file>
 
-<file path=customXml/itemProps3.xml><?xml version="1.0" encoding="utf-8"?>
-<ds:datastoreItem xmlns:ds="http://schemas.openxmlformats.org/officeDocument/2006/customXml" ds:itemID="{7617CAF8-389E-41BF-8601-F61DA77694D5}">
+<file path=customXml/itemProps4.xml><?xml version="1.0" encoding="utf-8"?>
+<ds:datastoreItem xmlns:ds="http://schemas.openxmlformats.org/officeDocument/2006/customXml" ds:itemID="{D5F75A63-D568-4C10-A4C9-C5458562EBEE}">
   <ds:schemaRefs>
-    <ds:schemaRef ds:uri="http://schemas.microsoft.com/sharepoint/v3/contenttype/forms"/>
-  </ds:schemaRefs>
-</ds:datastoreItem>
-</file>
-
-<file path=customXml/itemProps4.xml><?xml version="1.0" encoding="utf-8"?>
-<ds:datastoreItem xmlns:ds="http://schemas.openxmlformats.org/officeDocument/2006/customXml" ds:itemID="{1890BF3E-2BB0-4699-ACB7-204C5D59217A}">
-  <ds:schemaRefs>
-    <ds:schemaRef ds:uri="http://schemas.microsoft.com/office/2006/metadata/properties"/>
-    <ds:schemaRef ds:uri="http://schemas.microsoft.com/office/infopath/2007/PartnerControls"/>
-    <ds:schemaRef ds:uri="023b6993-7b2a-47fc-abda-801f9cfc4a22"/>
-    <ds:schemaRef ds:uri="8e7907c9-d300-453a-973f-22b249258053"/>
+    <ds:schemaRef ds:uri="http://schemas.openxmlformats.org/officeDocument/2006/bibliography"/>
   </ds:schemaRefs>
 </ds:datastoreItem>
 </file>
--- a/IBL.docx
+++ b/IBL.docx
@@ -2092,10 +2092,10 @@
         </w:rPr>
         <w:lastRenderedPageBreak/>
         <w:drawing>
-          <wp:inline distT="0" distB="0" distL="0" distR="0" wp14:anchorId="44DB2465" wp14:editId="4F8B17C5">
+          <wp:inline distT="0" distB="0" distL="0" distR="0" wp14:anchorId="44DB2465" wp14:editId="09221044">
             <wp:extent cx="9472481" cy="5204911"/>
             <wp:effectExtent l="0" t="0" r="0" b="0"/>
-            <wp:docPr id="1419867337" name="Picture 1"/>
+            <wp:docPr id="1419867337" name="Picture 1" descr="This diagram outlines a structured approach to teaching inquiry-based science, detailing the roles of teachers and students in question formulation, data collection, and evidence analysis.&#10;&#10;AI-generated content may be incorrect."/>
             <wp:cNvGraphicFramePr>
               <a:graphicFrameLocks xmlns:a="http://schemas.openxmlformats.org/drawingml/2006/main" noChangeAspect="1"/>
             </wp:cNvGraphicFramePr>
@@ -2103,7 +2103,7 @@
               <a:graphicData uri="http://schemas.openxmlformats.org/drawingml/2006/picture">
                 <pic:pic xmlns:pic="http://schemas.openxmlformats.org/drawingml/2006/picture">
                   <pic:nvPicPr>
-                    <pic:cNvPr id="1419867337" name="Picture 1419867337"/>
+                    <pic:cNvPr id="1419867337" name="Picture 1" descr="This diagram outlines a structured approach to teaching inquiry-based science, detailing the roles of teachers and students in question formulation, data collection, and evidence analysis.&#10;&#10;AI-generated content may be incorrect."/>
                     <pic:cNvPicPr/>
                   </pic:nvPicPr>
                   <pic:blipFill>
@@ -2122,6 +2122,61 @@
                     <a:xfrm>
                       <a:off x="0" y="0"/>
                       <a:ext cx="9472481" cy="5204911"/>
+                    </a:xfrm>
+                    <a:prstGeom prst="rect">
+                      <a:avLst/>
+                    </a:prstGeom>
+                  </pic:spPr>
+                </pic:pic>
+              </a:graphicData>
+            </a:graphic>
+          </wp:inline>
+        </w:drawing>
+      </w:r>
+    </w:p>
+    <w:p>
+      <w:pPr>
+        <w:rPr>
+          <w:lang w:val="en-SG"/>
+        </w:rPr>
+      </w:pPr>
+      <w:r>
+        <w:rPr>
+          <w:noProof/>
+          <w:lang w:val="en-SG"/>
+        </w:rPr>
+        <w:lastRenderedPageBreak/>
+        <w:drawing>
+          <wp:inline distT="0" distB="0" distL="0" distR="0" wp14:anchorId="65F76DA3" wp14:editId="240FD01A">
+            <wp:extent cx="9777730" cy="5353685"/>
+            <wp:effectExtent l="0" t="0" r="0" b="0"/>
+            <wp:docPr id="1352656485" name="Picture 2"/>
+            <wp:cNvGraphicFramePr>
+              <a:graphicFrameLocks xmlns:a="http://schemas.openxmlformats.org/drawingml/2006/main" noChangeAspect="1"/>
+            </wp:cNvGraphicFramePr>
+            <a:graphic xmlns:a="http://schemas.openxmlformats.org/drawingml/2006/main">
+              <a:graphicData uri="http://schemas.openxmlformats.org/drawingml/2006/picture">
+                <pic:pic xmlns:pic="http://schemas.openxmlformats.org/drawingml/2006/picture">
+                  <pic:nvPicPr>
+                    <pic:cNvPr id="1352656485" name="Picture 1352656485"/>
+                    <pic:cNvPicPr/>
+                  </pic:nvPicPr>
+                  <pic:blipFill>
+                    <a:blip r:embed="rId14">
+                      <a:extLst>
+                        <a:ext uri="{28A0092B-C50C-407E-A947-70E740481C1C}">
+                          <a14:useLocalDpi xmlns:a14="http://schemas.microsoft.com/office/drawing/2010/main" val="0"/>
+                        </a:ext>
+                      </a:extLst>
+                    </a:blip>
+                    <a:stretch>
+                      <a:fillRect/>
+                    </a:stretch>
+                  </pic:blipFill>
+                  <pic:spPr>
+                    <a:xfrm>
+                      <a:off x="0" y="0"/>
+                      <a:ext cx="9777730" cy="5353685"/>
                     </a:xfrm>
                     <a:prstGeom prst="rect">
                       <a:avLst/>

--- a/IBL.docx
+++ b/IBL.docx
@@ -2092,10 +2092,10 @@
         </w:rPr>
         <w:lastRenderedPageBreak/>
         <w:drawing>
-          <wp:inline distT="0" distB="0" distL="0" distR="0" wp14:anchorId="44DB2465" wp14:editId="09221044">
-            <wp:extent cx="9472481" cy="5204911"/>
+          <wp:inline distT="0" distB="0" distL="0" distR="0" wp14:anchorId="61354410" wp14:editId="57549626">
+            <wp:extent cx="9777730" cy="5393055"/>
             <wp:effectExtent l="0" t="0" r="0" b="0"/>
-            <wp:docPr id="1419867337" name="Picture 1" descr="This diagram outlines a structured approach to teaching inquiry-based science, detailing the roles of teachers and students in question formulation, data collection, and evidence analysis.&#10;&#10;AI-generated content may be incorrect."/>
+            <wp:docPr id="2078538963" name="Graphic 3"/>
             <wp:cNvGraphicFramePr>
               <a:graphicFrameLocks xmlns:a="http://schemas.openxmlformats.org/drawingml/2006/main" noChangeAspect="1"/>
             </wp:cNvGraphicFramePr>
@@ -2103,14 +2103,14 @@
               <a:graphicData uri="http://schemas.openxmlformats.org/drawingml/2006/picture">
                 <pic:pic xmlns:pic="http://schemas.openxmlformats.org/drawingml/2006/picture">
                   <pic:nvPicPr>
-                    <pic:cNvPr id="1419867337" name="Picture 1" descr="This diagram outlines a structured approach to teaching inquiry-based science, detailing the roles of teachers and students in question formulation, data collection, and evidence analysis.&#10;&#10;AI-generated content may be incorrect."/>
+                    <pic:cNvPr id="2078538963" name="Graphic 2078538963"/>
                     <pic:cNvPicPr/>
                   </pic:nvPicPr>
                   <pic:blipFill>
                     <a:blip r:embed="rId13">
                       <a:extLst>
-                        <a:ext uri="{28A0092B-C50C-407E-A947-70E740481C1C}">
-                          <a14:useLocalDpi xmlns:a14="http://schemas.microsoft.com/office/drawing/2010/main" val="0"/>
+                        <a:ext uri="{96DAC541-7B7A-43D3-8B79-37D633B846F1}">
+                          <asvg:svgBlip xmlns:asvg="http://schemas.microsoft.com/office/drawing/2016/SVG/main" r:embed="rId14"/>
                         </a:ext>
                       </a:extLst>
                     </a:blip>
@@ -2121,7 +2121,7 @@
                   <pic:spPr>
                     <a:xfrm>
                       <a:off x="0" y="0"/>
-                      <a:ext cx="9472481" cy="5204911"/>
+                      <a:ext cx="9777730" cy="5393055"/>
                     </a:xfrm>
                     <a:prstGeom prst="rect">
                       <a:avLst/>
@@ -2140,60 +2140,13 @@
           <w:lang w:val="en-SG"/>
         </w:rPr>
       </w:pPr>
-      <w:r>
-        <w:rPr>
-          <w:noProof/>
-          <w:lang w:val="en-SG"/>
-        </w:rPr>
-        <w:lastRenderedPageBreak/>
-        <w:drawing>
-          <wp:inline distT="0" distB="0" distL="0" distR="0" wp14:anchorId="65F76DA3" wp14:editId="240FD01A">
-            <wp:extent cx="9777730" cy="5353685"/>
-            <wp:effectExtent l="0" t="0" r="0" b="0"/>
-            <wp:docPr id="1352656485" name="Picture 2"/>
-            <wp:cNvGraphicFramePr>
-              <a:graphicFrameLocks xmlns:a="http://schemas.openxmlformats.org/drawingml/2006/main" noChangeAspect="1"/>
-            </wp:cNvGraphicFramePr>
-            <a:graphic xmlns:a="http://schemas.openxmlformats.org/drawingml/2006/main">
-              <a:graphicData uri="http://schemas.openxmlformats.org/drawingml/2006/picture">
-                <pic:pic xmlns:pic="http://schemas.openxmlformats.org/drawingml/2006/picture">
-                  <pic:nvPicPr>
-                    <pic:cNvPr id="1352656485" name="Picture 1352656485"/>
-                    <pic:cNvPicPr/>
-                  </pic:nvPicPr>
-                  <pic:blipFill>
-                    <a:blip r:embed="rId14">
-                      <a:extLst>
-                        <a:ext uri="{28A0092B-C50C-407E-A947-70E740481C1C}">
-                          <a14:useLocalDpi xmlns:a14="http://schemas.microsoft.com/office/drawing/2010/main" val="0"/>
-                        </a:ext>
-                      </a:extLst>
-                    </a:blip>
-                    <a:stretch>
-                      <a:fillRect/>
-                    </a:stretch>
-                  </pic:blipFill>
-                  <pic:spPr>
-                    <a:xfrm>
-                      <a:off x="0" y="0"/>
-                      <a:ext cx="9777730" cy="5353685"/>
-                    </a:xfrm>
-                    <a:prstGeom prst="rect">
-                      <a:avLst/>
-                    </a:prstGeom>
-                  </pic:spPr>
-                </pic:pic>
-              </a:graphicData>
-            </a:graphic>
-          </wp:inline>
-        </w:drawing>
-      </w:r>
     </w:p>
     <w:p>
       <w:pPr>
         <w:pStyle w:val="Heading3"/>
       </w:pPr>
       <w:r>
+        <w:lastRenderedPageBreak/>
         <w:t>Reference</w:t>
       </w:r>
     </w:p>

--- a/IBL.docx
+++ b/IBL.docx
@@ -2092,10 +2092,10 @@
         </w:rPr>
         <w:lastRenderedPageBreak/>
         <w:drawing>
-          <wp:inline distT="0" distB="0" distL="0" distR="0" wp14:anchorId="61354410" wp14:editId="57549626">
+          <wp:inline distT="0" distB="0" distL="0" distR="0" wp14:anchorId="3040C2F1" wp14:editId="3C5FA049">
             <wp:extent cx="9777730" cy="5393055"/>
             <wp:effectExtent l="0" t="0" r="0" b="0"/>
-            <wp:docPr id="2078538963" name="Graphic 3"/>
+            <wp:docPr id="415306252" name="Picture 4"/>
             <wp:cNvGraphicFramePr>
               <a:graphicFrameLocks xmlns:a="http://schemas.openxmlformats.org/drawingml/2006/main" noChangeAspect="1"/>
             </wp:cNvGraphicFramePr>
@@ -2103,14 +2103,14 @@
               <a:graphicData uri="http://schemas.openxmlformats.org/drawingml/2006/picture">
                 <pic:pic xmlns:pic="http://schemas.openxmlformats.org/drawingml/2006/picture">
                   <pic:nvPicPr>
-                    <pic:cNvPr id="2078538963" name="Graphic 2078538963"/>
+                    <pic:cNvPr id="415306252" name="Picture 415306252"/>
                     <pic:cNvPicPr/>
                   </pic:nvPicPr>
                   <pic:blipFill>
-                    <a:blip r:embed="rId13">
+                    <a:blip r:embed="rId13" cstate="print">
                       <a:extLst>
-                        <a:ext uri="{96DAC541-7B7A-43D3-8B79-37D633B846F1}">
-                          <asvg:svgBlip xmlns:asvg="http://schemas.microsoft.com/office/drawing/2016/SVG/main" r:embed="rId14"/>
+                        <a:ext uri="{28A0092B-C50C-407E-A947-70E740481C1C}">
+                          <a14:useLocalDpi xmlns:a14="http://schemas.microsoft.com/office/drawing/2010/main" val="0"/>
                         </a:ext>
                       </a:extLst>
                     </a:blip>
